--- a/docs/bao-cao/bao-cao-doan.docx
+++ b/docs/bao-cao/bao-cao-doan.docx
@@ -1276,12 +1276,2935 @@
     </w:p>
     <w:p>
       <w:r>
-        <w:rPr>
-          <w:i/>
-          <w:color w:val="606060"/>
-          <w:sz w:val="22"/>
-        </w:rPr>
-        <w:t>⟪Chỗ chèn: BẢNG 2.1 — 15 công trình × {nền tảng; tín hiệu vào (text/vision); nhiệm vụ; có so sánh đối chứng locator-vs-VLM?; có đo chi phí bảo trì?; có xét bảo mật?}. Ba cột cuối gần như trống toàn bộ ở 15 hàng — trực quan hóa ba khoảng trống; hàng cuối "Đồ án này" đánh dấu đủ ba cột. Dựng bảng khi ghép vào template.⟫</w:t>
+        <w:t>Bảng 2.1 đối chiếu 15 công trình trên sáu tiêu chí; ba cột cuối tương ứng ba khoảng trống ở mục 1.2 — gần như trống toàn bộ ở 15 hàng khảo sát:</w:t>
+      </w:r>
+    </w:p>
+    <w:tbl>
+      <w:tblPr>
+        <w:tblStyle w:val="TableGrid"/>
+        <w:tblW w:type="auto" w:w="0"/>
+        <w:tblLook w:firstColumn="1" w:firstRow="1" w:lastColumn="0" w:lastRow="0" w:noHBand="0" w:noVBand="1" w:val="04A0"/>
+      </w:tblPr>
+      <w:tblGrid>
+        <w:gridCol w:w="1176"/>
+        <w:gridCol w:w="1176"/>
+        <w:gridCol w:w="1176"/>
+        <w:gridCol w:w="1176"/>
+        <w:gridCol w:w="1176"/>
+        <w:gridCol w:w="1176"/>
+        <w:gridCol w:w="1176"/>
+        <w:gridCol w:w="1176"/>
+      </w:tblGrid>
+      <w:tr>
+        <w:tc>
+          <w:tcPr>
+            <w:tcW w:type="dxa" w:w="1176"/>
+          </w:tcPr>
+          <w:p>
+            <w:pPr>
+              <w:spacing w:line="240" w:lineRule="auto" w:after="40"/>
+            </w:pPr>
+            <w:r>
+              <w:rPr>
+                <w:sz w:val="23"/>
+              </w:rPr>
+            </w:r>
+            <w:r>
+              <w:rPr>
+                <w:b/>
+                <w:sz w:val="23"/>
+              </w:rPr>
+              <w:t>#</w:t>
+            </w:r>
+          </w:p>
+        </w:tc>
+        <w:tc>
+          <w:tcPr>
+            <w:tcW w:type="dxa" w:w="1176"/>
+          </w:tcPr>
+          <w:p>
+            <w:pPr>
+              <w:spacing w:line="240" w:lineRule="auto" w:after="40"/>
+            </w:pPr>
+            <w:r>
+              <w:rPr>
+                <w:sz w:val="23"/>
+              </w:rPr>
+            </w:r>
+            <w:r>
+              <w:rPr>
+                <w:b/>
+                <w:sz w:val="23"/>
+              </w:rPr>
+              <w:t>Công trình</w:t>
+            </w:r>
+          </w:p>
+        </w:tc>
+        <w:tc>
+          <w:tcPr>
+            <w:tcW w:type="dxa" w:w="1176"/>
+          </w:tcPr>
+          <w:p>
+            <w:pPr>
+              <w:spacing w:line="240" w:lineRule="auto" w:after="40"/>
+            </w:pPr>
+            <w:r>
+              <w:rPr>
+                <w:sz w:val="23"/>
+              </w:rPr>
+            </w:r>
+            <w:r>
+              <w:rPr>
+                <w:b/>
+                <w:sz w:val="23"/>
+              </w:rPr>
+              <w:t>Nền tảng</w:t>
+            </w:r>
+          </w:p>
+        </w:tc>
+        <w:tc>
+          <w:tcPr>
+            <w:tcW w:type="dxa" w:w="1176"/>
+          </w:tcPr>
+          <w:p>
+            <w:pPr>
+              <w:spacing w:line="240" w:lineRule="auto" w:after="40"/>
+            </w:pPr>
+            <w:r>
+              <w:rPr>
+                <w:sz w:val="23"/>
+              </w:rPr>
+            </w:r>
+            <w:r>
+              <w:rPr>
+                <w:b/>
+                <w:sz w:val="23"/>
+              </w:rPr>
+              <w:t>Tín hiệu vào</w:t>
+            </w:r>
+          </w:p>
+        </w:tc>
+        <w:tc>
+          <w:tcPr>
+            <w:tcW w:type="dxa" w:w="1176"/>
+          </w:tcPr>
+          <w:p>
+            <w:pPr>
+              <w:spacing w:line="240" w:lineRule="auto" w:after="40"/>
+            </w:pPr>
+            <w:r>
+              <w:rPr>
+                <w:sz w:val="23"/>
+              </w:rPr>
+            </w:r>
+            <w:r>
+              <w:rPr>
+                <w:b/>
+                <w:sz w:val="23"/>
+              </w:rPr>
+              <w:t>Nhiệm vụ chính</w:t>
+            </w:r>
+          </w:p>
+        </w:tc>
+        <w:tc>
+          <w:tcPr>
+            <w:tcW w:type="dxa" w:w="1176"/>
+          </w:tcPr>
+          <w:p>
+            <w:pPr>
+              <w:spacing w:line="240" w:lineRule="auto" w:after="40"/>
+            </w:pPr>
+            <w:r>
+              <w:rPr>
+                <w:sz w:val="23"/>
+              </w:rPr>
+            </w:r>
+            <w:r>
+              <w:rPr>
+                <w:b/>
+                <w:sz w:val="23"/>
+              </w:rPr>
+              <w:t>So sánh cặp locator↔VLM</w:t>
+            </w:r>
+          </w:p>
+        </w:tc>
+        <w:tc>
+          <w:tcPr>
+            <w:tcW w:type="dxa" w:w="1176"/>
+          </w:tcPr>
+          <w:p>
+            <w:pPr>
+              <w:spacing w:line="240" w:lineRule="auto" w:after="40"/>
+            </w:pPr>
+            <w:r>
+              <w:rPr>
+                <w:sz w:val="23"/>
+              </w:rPr>
+            </w:r>
+            <w:r>
+              <w:rPr>
+                <w:b/>
+                <w:sz w:val="23"/>
+              </w:rPr>
+              <w:t>Đo chi phí bảo trì</w:t>
+            </w:r>
+          </w:p>
+        </w:tc>
+        <w:tc>
+          <w:tcPr>
+            <w:tcW w:type="dxa" w:w="1176"/>
+          </w:tcPr>
+          <w:p>
+            <w:pPr>
+              <w:spacing w:line="240" w:lineRule="auto" w:after="40"/>
+            </w:pPr>
+            <w:r>
+              <w:rPr>
+                <w:sz w:val="23"/>
+              </w:rPr>
+            </w:r>
+            <w:r>
+              <w:rPr>
+                <w:b/>
+                <w:sz w:val="23"/>
+              </w:rPr>
+              <w:t>Xét bảo mật</w:t>
+            </w:r>
+          </w:p>
+        </w:tc>
+      </w:tr>
+      <w:tr>
+        <w:tc>
+          <w:tcPr>
+            <w:tcW w:type="dxa" w:w="1176"/>
+          </w:tcPr>
+          <w:p>
+            <w:pPr>
+              <w:spacing w:line="240" w:lineRule="auto" w:after="40"/>
+            </w:pPr>
+            <w:r>
+              <w:rPr>
+                <w:sz w:val="23"/>
+              </w:rPr>
+            </w:r>
+            <w:r>
+              <w:rPr>
+                <w:sz w:val="23"/>
+              </w:rPr>
+              <w:t>[1]</w:t>
+            </w:r>
+          </w:p>
+        </w:tc>
+        <w:tc>
+          <w:tcPr>
+            <w:tcW w:type="dxa" w:w="1176"/>
+          </w:tcPr>
+          <w:p>
+            <w:pPr>
+              <w:spacing w:line="240" w:lineRule="auto" w:after="40"/>
+            </w:pPr>
+            <w:r>
+              <w:rPr>
+                <w:sz w:val="23"/>
+              </w:rPr>
+            </w:r>
+            <w:r>
+              <w:rPr>
+                <w:sz w:val="23"/>
+              </w:rPr>
+              <w:t>Survey LLM4Testing (TSE'24)</w:t>
+            </w:r>
+          </w:p>
+        </w:tc>
+        <w:tc>
+          <w:tcPr>
+            <w:tcW w:type="dxa" w:w="1176"/>
+          </w:tcPr>
+          <w:p>
+            <w:pPr>
+              <w:spacing w:line="240" w:lineRule="auto" w:after="40"/>
+            </w:pPr>
+            <w:r>
+              <w:rPr>
+                <w:sz w:val="23"/>
+              </w:rPr>
+            </w:r>
+            <w:r>
+              <w:rPr>
+                <w:sz w:val="23"/>
+              </w:rPr>
+              <w:t>tổng quát</w:t>
+            </w:r>
+          </w:p>
+        </w:tc>
+        <w:tc>
+          <w:tcPr>
+            <w:tcW w:type="dxa" w:w="1176"/>
+          </w:tcPr>
+          <w:p>
+            <w:pPr>
+              <w:spacing w:line="240" w:lineRule="auto" w:after="40"/>
+            </w:pPr>
+            <w:r>
+              <w:rPr>
+                <w:sz w:val="23"/>
+              </w:rPr>
+            </w:r>
+            <w:r>
+              <w:rPr>
+                <w:sz w:val="23"/>
+              </w:rPr>
+              <w:t>—</w:t>
+            </w:r>
+          </w:p>
+        </w:tc>
+        <w:tc>
+          <w:tcPr>
+            <w:tcW w:type="dxa" w:w="1176"/>
+          </w:tcPr>
+          <w:p>
+            <w:pPr>
+              <w:spacing w:line="240" w:lineRule="auto" w:after="40"/>
+            </w:pPr>
+            <w:r>
+              <w:rPr>
+                <w:sz w:val="23"/>
+              </w:rPr>
+            </w:r>
+            <w:r>
+              <w:rPr>
+                <w:sz w:val="23"/>
+              </w:rPr>
+              <w:t>khảo sát 102 công trình</w:t>
+            </w:r>
+          </w:p>
+        </w:tc>
+        <w:tc>
+          <w:tcPr>
+            <w:tcW w:type="dxa" w:w="1176"/>
+          </w:tcPr>
+          <w:p>
+            <w:pPr>
+              <w:spacing w:line="240" w:lineRule="auto" w:after="40"/>
+            </w:pPr>
+            <w:r>
+              <w:rPr>
+                <w:sz w:val="23"/>
+              </w:rPr>
+            </w:r>
+            <w:r>
+              <w:rPr>
+                <w:sz w:val="23"/>
+              </w:rPr>
+              <w:t>—</w:t>
+            </w:r>
+          </w:p>
+        </w:tc>
+        <w:tc>
+          <w:tcPr>
+            <w:tcW w:type="dxa" w:w="1176"/>
+          </w:tcPr>
+          <w:p>
+            <w:pPr>
+              <w:spacing w:line="240" w:lineRule="auto" w:after="40"/>
+            </w:pPr>
+            <w:r>
+              <w:rPr>
+                <w:sz w:val="23"/>
+              </w:rPr>
+            </w:r>
+            <w:r>
+              <w:rPr>
+                <w:sz w:val="23"/>
+              </w:rPr>
+              <w:t>—</w:t>
+            </w:r>
+          </w:p>
+        </w:tc>
+        <w:tc>
+          <w:tcPr>
+            <w:tcW w:type="dxa" w:w="1176"/>
+          </w:tcPr>
+          <w:p>
+            <w:pPr>
+              <w:spacing w:line="240" w:lineRule="auto" w:after="40"/>
+            </w:pPr>
+            <w:r>
+              <w:rPr>
+                <w:sz w:val="23"/>
+              </w:rPr>
+            </w:r>
+            <w:r>
+              <w:rPr>
+                <w:sz w:val="23"/>
+              </w:rPr>
+              <w:t>—</w:t>
+            </w:r>
+          </w:p>
+        </w:tc>
+      </w:tr>
+      <w:tr>
+        <w:tc>
+          <w:tcPr>
+            <w:tcW w:type="dxa" w:w="1176"/>
+          </w:tcPr>
+          <w:p>
+            <w:pPr>
+              <w:spacing w:line="240" w:lineRule="auto" w:after="40"/>
+            </w:pPr>
+            <w:r>
+              <w:rPr>
+                <w:sz w:val="23"/>
+              </w:rPr>
+            </w:r>
+            <w:r>
+              <w:rPr>
+                <w:sz w:val="23"/>
+              </w:rPr>
+              <w:t>[2]</w:t>
+            </w:r>
+          </w:p>
+        </w:tc>
+        <w:tc>
+          <w:tcPr>
+            <w:tcW w:type="dxa" w:w="1176"/>
+          </w:tcPr>
+          <w:p>
+            <w:pPr>
+              <w:spacing w:line="240" w:lineRule="auto" w:after="40"/>
+            </w:pPr>
+            <w:r>
+              <w:rPr>
+                <w:sz w:val="23"/>
+              </w:rPr>
+            </w:r>
+            <w:r>
+              <w:rPr>
+                <w:sz w:val="23"/>
+              </w:rPr>
+              <w:t>GPTDroid (ICSE'24)</w:t>
+            </w:r>
+          </w:p>
+        </w:tc>
+        <w:tc>
+          <w:tcPr>
+            <w:tcW w:type="dxa" w:w="1176"/>
+          </w:tcPr>
+          <w:p>
+            <w:pPr>
+              <w:spacing w:line="240" w:lineRule="auto" w:after="40"/>
+            </w:pPr>
+            <w:r>
+              <w:rPr>
+                <w:sz w:val="23"/>
+              </w:rPr>
+            </w:r>
+            <w:r>
+              <w:rPr>
+                <w:sz w:val="23"/>
+              </w:rPr>
+              <w:t>mobile</w:t>
+            </w:r>
+          </w:p>
+        </w:tc>
+        <w:tc>
+          <w:tcPr>
+            <w:tcW w:type="dxa" w:w="1176"/>
+          </w:tcPr>
+          <w:p>
+            <w:pPr>
+              <w:spacing w:line="240" w:lineRule="auto" w:after="40"/>
+            </w:pPr>
+            <w:r>
+              <w:rPr>
+                <w:sz w:val="23"/>
+              </w:rPr>
+            </w:r>
+            <w:r>
+              <w:rPr>
+                <w:sz w:val="23"/>
+              </w:rPr>
+              <w:t>text</w:t>
+            </w:r>
+          </w:p>
+        </w:tc>
+        <w:tc>
+          <w:tcPr>
+            <w:tcW w:type="dxa" w:w="1176"/>
+          </w:tcPr>
+          <w:p>
+            <w:pPr>
+              <w:spacing w:line="240" w:lineRule="auto" w:after="40"/>
+            </w:pPr>
+            <w:r>
+              <w:rPr>
+                <w:sz w:val="23"/>
+              </w:rPr>
+            </w:r>
+            <w:r>
+              <w:rPr>
+                <w:sz w:val="23"/>
+              </w:rPr>
+              <w:t>khám phá + phát hiện bug</w:t>
+            </w:r>
+          </w:p>
+        </w:tc>
+        <w:tc>
+          <w:tcPr>
+            <w:tcW w:type="dxa" w:w="1176"/>
+          </w:tcPr>
+          <w:p>
+            <w:pPr>
+              <w:spacing w:line="240" w:lineRule="auto" w:after="40"/>
+            </w:pPr>
+            <w:r>
+              <w:rPr>
+                <w:sz w:val="23"/>
+              </w:rPr>
+            </w:r>
+            <w:r>
+              <w:rPr>
+                <w:sz w:val="23"/>
+              </w:rPr>
+              <w:t>—</w:t>
+            </w:r>
+          </w:p>
+        </w:tc>
+        <w:tc>
+          <w:tcPr>
+            <w:tcW w:type="dxa" w:w="1176"/>
+          </w:tcPr>
+          <w:p>
+            <w:pPr>
+              <w:spacing w:line="240" w:lineRule="auto" w:after="40"/>
+            </w:pPr>
+            <w:r>
+              <w:rPr>
+                <w:sz w:val="23"/>
+              </w:rPr>
+            </w:r>
+            <w:r>
+              <w:rPr>
+                <w:sz w:val="23"/>
+              </w:rPr>
+              <w:t>—</w:t>
+            </w:r>
+          </w:p>
+        </w:tc>
+        <w:tc>
+          <w:tcPr>
+            <w:tcW w:type="dxa" w:w="1176"/>
+          </w:tcPr>
+          <w:p>
+            <w:pPr>
+              <w:spacing w:line="240" w:lineRule="auto" w:after="40"/>
+            </w:pPr>
+            <w:r>
+              <w:rPr>
+                <w:sz w:val="23"/>
+              </w:rPr>
+            </w:r>
+            <w:r>
+              <w:rPr>
+                <w:sz w:val="23"/>
+              </w:rPr>
+              <w:t>—</w:t>
+            </w:r>
+          </w:p>
+        </w:tc>
+      </w:tr>
+      <w:tr>
+        <w:tc>
+          <w:tcPr>
+            <w:tcW w:type="dxa" w:w="1176"/>
+          </w:tcPr>
+          <w:p>
+            <w:pPr>
+              <w:spacing w:line="240" w:lineRule="auto" w:after="40"/>
+            </w:pPr>
+            <w:r>
+              <w:rPr>
+                <w:sz w:val="23"/>
+              </w:rPr>
+            </w:r>
+            <w:r>
+              <w:rPr>
+                <w:sz w:val="23"/>
+              </w:rPr>
+              <w:t>[3]</w:t>
+            </w:r>
+          </w:p>
+        </w:tc>
+        <w:tc>
+          <w:tcPr>
+            <w:tcW w:type="dxa" w:w="1176"/>
+          </w:tcPr>
+          <w:p>
+            <w:pPr>
+              <w:spacing w:line="240" w:lineRule="auto" w:after="40"/>
+            </w:pPr>
+            <w:r>
+              <w:rPr>
+                <w:sz w:val="23"/>
+              </w:rPr>
+            </w:r>
+            <w:r>
+              <w:rPr>
+                <w:sz w:val="23"/>
+              </w:rPr>
+              <w:t>VETL (ICSME'24)</w:t>
+            </w:r>
+          </w:p>
+        </w:tc>
+        <w:tc>
+          <w:tcPr>
+            <w:tcW w:type="dxa" w:w="1176"/>
+          </w:tcPr>
+          <w:p>
+            <w:pPr>
+              <w:spacing w:line="240" w:lineRule="auto" w:after="40"/>
+            </w:pPr>
+            <w:r>
+              <w:rPr>
+                <w:sz w:val="23"/>
+              </w:rPr>
+            </w:r>
+            <w:r>
+              <w:rPr>
+                <w:sz w:val="23"/>
+              </w:rPr>
+              <w:t>web</w:t>
+            </w:r>
+          </w:p>
+        </w:tc>
+        <w:tc>
+          <w:tcPr>
+            <w:tcW w:type="dxa" w:w="1176"/>
+          </w:tcPr>
+          <w:p>
+            <w:pPr>
+              <w:spacing w:line="240" w:lineRule="auto" w:after="40"/>
+            </w:pPr>
+            <w:r>
+              <w:rPr>
+                <w:sz w:val="23"/>
+              </w:rPr>
+            </w:r>
+            <w:r>
+              <w:rPr>
+                <w:sz w:val="23"/>
+              </w:rPr>
+              <w:t>vision</w:t>
+            </w:r>
+          </w:p>
+        </w:tc>
+        <w:tc>
+          <w:tcPr>
+            <w:tcW w:type="dxa" w:w="1176"/>
+          </w:tcPr>
+          <w:p>
+            <w:pPr>
+              <w:spacing w:line="240" w:lineRule="auto" w:after="40"/>
+            </w:pPr>
+            <w:r>
+              <w:rPr>
+                <w:sz w:val="23"/>
+              </w:rPr>
+            </w:r>
+            <w:r>
+              <w:rPr>
+                <w:sz w:val="23"/>
+              </w:rPr>
+              <w:t>sinh input + chọn phần tử</w:t>
+            </w:r>
+          </w:p>
+        </w:tc>
+        <w:tc>
+          <w:tcPr>
+            <w:tcW w:type="dxa" w:w="1176"/>
+          </w:tcPr>
+          <w:p>
+            <w:pPr>
+              <w:spacing w:line="240" w:lineRule="auto" w:after="40"/>
+            </w:pPr>
+            <w:r>
+              <w:rPr>
+                <w:sz w:val="23"/>
+              </w:rPr>
+            </w:r>
+            <w:r>
+              <w:rPr>
+                <w:sz w:val="23"/>
+              </w:rPr>
+              <w:t>—</w:t>
+            </w:r>
+          </w:p>
+        </w:tc>
+        <w:tc>
+          <w:tcPr>
+            <w:tcW w:type="dxa" w:w="1176"/>
+          </w:tcPr>
+          <w:p>
+            <w:pPr>
+              <w:spacing w:line="240" w:lineRule="auto" w:after="40"/>
+            </w:pPr>
+            <w:r>
+              <w:rPr>
+                <w:sz w:val="23"/>
+              </w:rPr>
+            </w:r>
+            <w:r>
+              <w:rPr>
+                <w:sz w:val="23"/>
+              </w:rPr>
+              <w:t>—</w:t>
+            </w:r>
+          </w:p>
+        </w:tc>
+        <w:tc>
+          <w:tcPr>
+            <w:tcW w:type="dxa" w:w="1176"/>
+          </w:tcPr>
+          <w:p>
+            <w:pPr>
+              <w:spacing w:line="240" w:lineRule="auto" w:after="40"/>
+            </w:pPr>
+            <w:r>
+              <w:rPr>
+                <w:sz w:val="23"/>
+              </w:rPr>
+            </w:r>
+            <w:r>
+              <w:rPr>
+                <w:sz w:val="23"/>
+              </w:rPr>
+              <w:t>—</w:t>
+            </w:r>
+          </w:p>
+        </w:tc>
+      </w:tr>
+      <w:tr>
+        <w:tc>
+          <w:tcPr>
+            <w:tcW w:type="dxa" w:w="1176"/>
+          </w:tcPr>
+          <w:p>
+            <w:pPr>
+              <w:spacing w:line="240" w:lineRule="auto" w:after="40"/>
+            </w:pPr>
+            <w:r>
+              <w:rPr>
+                <w:sz w:val="23"/>
+              </w:rPr>
+            </w:r>
+            <w:r>
+              <w:rPr>
+                <w:sz w:val="23"/>
+              </w:rPr>
+              <w:t>[4]</w:t>
+            </w:r>
+          </w:p>
+        </w:tc>
+        <w:tc>
+          <w:tcPr>
+            <w:tcW w:type="dxa" w:w="1176"/>
+          </w:tcPr>
+          <w:p>
+            <w:pPr>
+              <w:spacing w:line="240" w:lineRule="auto" w:after="40"/>
+            </w:pPr>
+            <w:r>
+              <w:rPr>
+                <w:sz w:val="23"/>
+              </w:rPr>
+            </w:r>
+            <w:r>
+              <w:rPr>
+                <w:sz w:val="23"/>
+              </w:rPr>
+              <w:t>VisionDroid/Trident</w:t>
+            </w:r>
+          </w:p>
+        </w:tc>
+        <w:tc>
+          <w:tcPr>
+            <w:tcW w:type="dxa" w:w="1176"/>
+          </w:tcPr>
+          <w:p>
+            <w:pPr>
+              <w:spacing w:line="240" w:lineRule="auto" w:after="40"/>
+            </w:pPr>
+            <w:r>
+              <w:rPr>
+                <w:sz w:val="23"/>
+              </w:rPr>
+            </w:r>
+            <w:r>
+              <w:rPr>
+                <w:sz w:val="23"/>
+              </w:rPr>
+              <w:t>mobile</w:t>
+            </w:r>
+          </w:p>
+        </w:tc>
+        <w:tc>
+          <w:tcPr>
+            <w:tcW w:type="dxa" w:w="1176"/>
+          </w:tcPr>
+          <w:p>
+            <w:pPr>
+              <w:spacing w:line="240" w:lineRule="auto" w:after="40"/>
+            </w:pPr>
+            <w:r>
+              <w:rPr>
+                <w:sz w:val="23"/>
+              </w:rPr>
+            </w:r>
+            <w:r>
+              <w:rPr>
+                <w:sz w:val="23"/>
+              </w:rPr>
+              <w:t>vision</w:t>
+            </w:r>
+          </w:p>
+        </w:tc>
+        <w:tc>
+          <w:tcPr>
+            <w:tcW w:type="dxa" w:w="1176"/>
+          </w:tcPr>
+          <w:p>
+            <w:pPr>
+              <w:spacing w:line="240" w:lineRule="auto" w:after="40"/>
+            </w:pPr>
+            <w:r>
+              <w:rPr>
+                <w:sz w:val="23"/>
+              </w:rPr>
+            </w:r>
+            <w:r>
+              <w:rPr>
+                <w:sz w:val="23"/>
+              </w:rPr>
+              <w:t>oracle non-crash bug</w:t>
+            </w:r>
+          </w:p>
+        </w:tc>
+        <w:tc>
+          <w:tcPr>
+            <w:tcW w:type="dxa" w:w="1176"/>
+          </w:tcPr>
+          <w:p>
+            <w:pPr>
+              <w:spacing w:line="240" w:lineRule="auto" w:after="40"/>
+            </w:pPr>
+            <w:r>
+              <w:rPr>
+                <w:sz w:val="23"/>
+              </w:rPr>
+            </w:r>
+            <w:r>
+              <w:rPr>
+                <w:sz w:val="23"/>
+              </w:rPr>
+              <w:t>—</w:t>
+            </w:r>
+          </w:p>
+        </w:tc>
+        <w:tc>
+          <w:tcPr>
+            <w:tcW w:type="dxa" w:w="1176"/>
+          </w:tcPr>
+          <w:p>
+            <w:pPr>
+              <w:spacing w:line="240" w:lineRule="auto" w:after="40"/>
+            </w:pPr>
+            <w:r>
+              <w:rPr>
+                <w:sz w:val="23"/>
+              </w:rPr>
+            </w:r>
+            <w:r>
+              <w:rPr>
+                <w:sz w:val="23"/>
+              </w:rPr>
+              <w:t>—</w:t>
+            </w:r>
+          </w:p>
+        </w:tc>
+        <w:tc>
+          <w:tcPr>
+            <w:tcW w:type="dxa" w:w="1176"/>
+          </w:tcPr>
+          <w:p>
+            <w:pPr>
+              <w:spacing w:line="240" w:lineRule="auto" w:after="40"/>
+            </w:pPr>
+            <w:r>
+              <w:rPr>
+                <w:sz w:val="23"/>
+              </w:rPr>
+            </w:r>
+            <w:r>
+              <w:rPr>
+                <w:sz w:val="23"/>
+              </w:rPr>
+              <w:t>—</w:t>
+            </w:r>
+          </w:p>
+        </w:tc>
+      </w:tr>
+      <w:tr>
+        <w:tc>
+          <w:tcPr>
+            <w:tcW w:type="dxa" w:w="1176"/>
+          </w:tcPr>
+          <w:p>
+            <w:pPr>
+              <w:spacing w:line="240" w:lineRule="auto" w:after="40"/>
+            </w:pPr>
+            <w:r>
+              <w:rPr>
+                <w:sz w:val="23"/>
+              </w:rPr>
+            </w:r>
+            <w:r>
+              <w:rPr>
+                <w:sz w:val="23"/>
+              </w:rPr>
+              <w:t>[5]</w:t>
+            </w:r>
+          </w:p>
+        </w:tc>
+        <w:tc>
+          <w:tcPr>
+            <w:tcW w:type="dxa" w:w="1176"/>
+          </w:tcPr>
+          <w:p>
+            <w:pPr>
+              <w:spacing w:line="240" w:lineRule="auto" w:after="40"/>
+            </w:pPr>
+            <w:r>
+              <w:rPr>
+                <w:sz w:val="23"/>
+              </w:rPr>
+            </w:r>
+            <w:r>
+              <w:rPr>
+                <w:sz w:val="23"/>
+              </w:rPr>
+              <w:t>QTypist (ICSE'23)</w:t>
+            </w:r>
+          </w:p>
+        </w:tc>
+        <w:tc>
+          <w:tcPr>
+            <w:tcW w:type="dxa" w:w="1176"/>
+          </w:tcPr>
+          <w:p>
+            <w:pPr>
+              <w:spacing w:line="240" w:lineRule="auto" w:after="40"/>
+            </w:pPr>
+            <w:r>
+              <w:rPr>
+                <w:sz w:val="23"/>
+              </w:rPr>
+            </w:r>
+            <w:r>
+              <w:rPr>
+                <w:sz w:val="23"/>
+              </w:rPr>
+              <w:t>mobile</w:t>
+            </w:r>
+          </w:p>
+        </w:tc>
+        <w:tc>
+          <w:tcPr>
+            <w:tcW w:type="dxa" w:w="1176"/>
+          </w:tcPr>
+          <w:p>
+            <w:pPr>
+              <w:spacing w:line="240" w:lineRule="auto" w:after="40"/>
+            </w:pPr>
+            <w:r>
+              <w:rPr>
+                <w:sz w:val="23"/>
+              </w:rPr>
+            </w:r>
+            <w:r>
+              <w:rPr>
+                <w:sz w:val="23"/>
+              </w:rPr>
+              <w:t>text</w:t>
+            </w:r>
+          </w:p>
+        </w:tc>
+        <w:tc>
+          <w:tcPr>
+            <w:tcW w:type="dxa" w:w="1176"/>
+          </w:tcPr>
+          <w:p>
+            <w:pPr>
+              <w:spacing w:line="240" w:lineRule="auto" w:after="40"/>
+            </w:pPr>
+            <w:r>
+              <w:rPr>
+                <w:sz w:val="23"/>
+              </w:rPr>
+            </w:r>
+            <w:r>
+              <w:rPr>
+                <w:sz w:val="23"/>
+              </w:rPr>
+              <w:t>sinh text input</w:t>
+            </w:r>
+          </w:p>
+        </w:tc>
+        <w:tc>
+          <w:tcPr>
+            <w:tcW w:type="dxa" w:w="1176"/>
+          </w:tcPr>
+          <w:p>
+            <w:pPr>
+              <w:spacing w:line="240" w:lineRule="auto" w:after="40"/>
+            </w:pPr>
+            <w:r>
+              <w:rPr>
+                <w:sz w:val="23"/>
+              </w:rPr>
+            </w:r>
+            <w:r>
+              <w:rPr>
+                <w:sz w:val="23"/>
+              </w:rPr>
+              <w:t>—</w:t>
+            </w:r>
+          </w:p>
+        </w:tc>
+        <w:tc>
+          <w:tcPr>
+            <w:tcW w:type="dxa" w:w="1176"/>
+          </w:tcPr>
+          <w:p>
+            <w:pPr>
+              <w:spacing w:line="240" w:lineRule="auto" w:after="40"/>
+            </w:pPr>
+            <w:r>
+              <w:rPr>
+                <w:sz w:val="23"/>
+              </w:rPr>
+            </w:r>
+            <w:r>
+              <w:rPr>
+                <w:sz w:val="23"/>
+              </w:rPr>
+              <w:t>—</w:t>
+            </w:r>
+          </w:p>
+        </w:tc>
+        <w:tc>
+          <w:tcPr>
+            <w:tcW w:type="dxa" w:w="1176"/>
+          </w:tcPr>
+          <w:p>
+            <w:pPr>
+              <w:spacing w:line="240" w:lineRule="auto" w:after="40"/>
+            </w:pPr>
+            <w:r>
+              <w:rPr>
+                <w:sz w:val="23"/>
+              </w:rPr>
+            </w:r>
+            <w:r>
+              <w:rPr>
+                <w:sz w:val="23"/>
+              </w:rPr>
+              <w:t>—</w:t>
+            </w:r>
+          </w:p>
+        </w:tc>
+      </w:tr>
+      <w:tr>
+        <w:tc>
+          <w:tcPr>
+            <w:tcW w:type="dxa" w:w="1176"/>
+          </w:tcPr>
+          <w:p>
+            <w:pPr>
+              <w:spacing w:line="240" w:lineRule="auto" w:after="40"/>
+            </w:pPr>
+            <w:r>
+              <w:rPr>
+                <w:sz w:val="23"/>
+              </w:rPr>
+            </w:r>
+            <w:r>
+              <w:rPr>
+                <w:sz w:val="23"/>
+              </w:rPr>
+              <w:t>[6]</w:t>
+            </w:r>
+          </w:p>
+        </w:tc>
+        <w:tc>
+          <w:tcPr>
+            <w:tcW w:type="dxa" w:w="1176"/>
+          </w:tcPr>
+          <w:p>
+            <w:pPr>
+              <w:spacing w:line="240" w:lineRule="auto" w:after="40"/>
+            </w:pPr>
+            <w:r>
+              <w:rPr>
+                <w:sz w:val="23"/>
+              </w:rPr>
+            </w:r>
+            <w:r>
+              <w:rPr>
+                <w:sz w:val="23"/>
+              </w:rPr>
+              <w:t>LLMDroid (FSE'25)</w:t>
+            </w:r>
+          </w:p>
+        </w:tc>
+        <w:tc>
+          <w:tcPr>
+            <w:tcW w:type="dxa" w:w="1176"/>
+          </w:tcPr>
+          <w:p>
+            <w:pPr>
+              <w:spacing w:line="240" w:lineRule="auto" w:after="40"/>
+            </w:pPr>
+            <w:r>
+              <w:rPr>
+                <w:sz w:val="23"/>
+              </w:rPr>
+            </w:r>
+            <w:r>
+              <w:rPr>
+                <w:sz w:val="23"/>
+              </w:rPr>
+              <w:t>mobile</w:t>
+            </w:r>
+          </w:p>
+        </w:tc>
+        <w:tc>
+          <w:tcPr>
+            <w:tcW w:type="dxa" w:w="1176"/>
+          </w:tcPr>
+          <w:p>
+            <w:pPr>
+              <w:spacing w:line="240" w:lineRule="auto" w:after="40"/>
+            </w:pPr>
+            <w:r>
+              <w:rPr>
+                <w:sz w:val="23"/>
+              </w:rPr>
+            </w:r>
+            <w:r>
+              <w:rPr>
+                <w:sz w:val="23"/>
+              </w:rPr>
+              <w:t>text</w:t>
+            </w:r>
+          </w:p>
+        </w:tc>
+        <w:tc>
+          <w:tcPr>
+            <w:tcW w:type="dxa" w:w="1176"/>
+          </w:tcPr>
+          <w:p>
+            <w:pPr>
+              <w:spacing w:line="240" w:lineRule="auto" w:after="40"/>
+            </w:pPr>
+            <w:r>
+              <w:rPr>
+                <w:sz w:val="23"/>
+              </w:rPr>
+            </w:r>
+            <w:r>
+              <w:rPr>
+                <w:sz w:val="23"/>
+              </w:rPr>
+              <w:t>dẫn hướng coverage</w:t>
+            </w:r>
+          </w:p>
+        </w:tc>
+        <w:tc>
+          <w:tcPr>
+            <w:tcW w:type="dxa" w:w="1176"/>
+          </w:tcPr>
+          <w:p>
+            <w:pPr>
+              <w:spacing w:line="240" w:lineRule="auto" w:after="40"/>
+            </w:pPr>
+            <w:r>
+              <w:rPr>
+                <w:sz w:val="23"/>
+              </w:rPr>
+            </w:r>
+            <w:r>
+              <w:rPr>
+                <w:sz w:val="23"/>
+              </w:rPr>
+              <w:t>—</w:t>
+            </w:r>
+          </w:p>
+        </w:tc>
+        <w:tc>
+          <w:tcPr>
+            <w:tcW w:type="dxa" w:w="1176"/>
+          </w:tcPr>
+          <w:p>
+            <w:pPr>
+              <w:spacing w:line="240" w:lineRule="auto" w:after="40"/>
+            </w:pPr>
+            <w:r>
+              <w:rPr>
+                <w:sz w:val="23"/>
+              </w:rPr>
+            </w:r>
+            <w:r>
+              <w:rPr>
+                <w:sz w:val="23"/>
+              </w:rPr>
+              <w:t>△</w:t>
+            </w:r>
+          </w:p>
+        </w:tc>
+        <w:tc>
+          <w:tcPr>
+            <w:tcW w:type="dxa" w:w="1176"/>
+          </w:tcPr>
+          <w:p>
+            <w:pPr>
+              <w:spacing w:line="240" w:lineRule="auto" w:after="40"/>
+            </w:pPr>
+            <w:r>
+              <w:rPr>
+                <w:sz w:val="23"/>
+              </w:rPr>
+            </w:r>
+            <w:r>
+              <w:rPr>
+                <w:sz w:val="23"/>
+              </w:rPr>
+              <w:t>—</w:t>
+            </w:r>
+          </w:p>
+        </w:tc>
+      </w:tr>
+      <w:tr>
+        <w:tc>
+          <w:tcPr>
+            <w:tcW w:type="dxa" w:w="1176"/>
+          </w:tcPr>
+          <w:p>
+            <w:pPr>
+              <w:spacing w:line="240" w:lineRule="auto" w:after="40"/>
+            </w:pPr>
+            <w:r>
+              <w:rPr>
+                <w:sz w:val="23"/>
+              </w:rPr>
+            </w:r>
+            <w:r>
+              <w:rPr>
+                <w:sz w:val="23"/>
+              </w:rPr>
+              <w:t>[7]</w:t>
+            </w:r>
+          </w:p>
+        </w:tc>
+        <w:tc>
+          <w:tcPr>
+            <w:tcW w:type="dxa" w:w="1176"/>
+          </w:tcPr>
+          <w:p>
+            <w:pPr>
+              <w:spacing w:line="240" w:lineRule="auto" w:after="40"/>
+            </w:pPr>
+            <w:r>
+              <w:rPr>
+                <w:sz w:val="23"/>
+              </w:rPr>
+            </w:r>
+            <w:r>
+              <w:rPr>
+                <w:sz w:val="23"/>
+              </w:rPr>
+              <w:t>AUITestAgent</w:t>
+            </w:r>
+          </w:p>
+        </w:tc>
+        <w:tc>
+          <w:tcPr>
+            <w:tcW w:type="dxa" w:w="1176"/>
+          </w:tcPr>
+          <w:p>
+            <w:pPr>
+              <w:spacing w:line="240" w:lineRule="auto" w:after="40"/>
+            </w:pPr>
+            <w:r>
+              <w:rPr>
+                <w:sz w:val="23"/>
+              </w:rPr>
+            </w:r>
+            <w:r>
+              <w:rPr>
+                <w:sz w:val="23"/>
+              </w:rPr>
+              <w:t>mobile</w:t>
+            </w:r>
+          </w:p>
+        </w:tc>
+        <w:tc>
+          <w:tcPr>
+            <w:tcW w:type="dxa" w:w="1176"/>
+          </w:tcPr>
+          <w:p>
+            <w:pPr>
+              <w:spacing w:line="240" w:lineRule="auto" w:after="40"/>
+            </w:pPr>
+            <w:r>
+              <w:rPr>
+                <w:sz w:val="23"/>
+              </w:rPr>
+            </w:r>
+            <w:r>
+              <w:rPr>
+                <w:sz w:val="23"/>
+              </w:rPr>
+              <w:t>text + vision</w:t>
+            </w:r>
+          </w:p>
+        </w:tc>
+        <w:tc>
+          <w:tcPr>
+            <w:tcW w:type="dxa" w:w="1176"/>
+          </w:tcPr>
+          <w:p>
+            <w:pPr>
+              <w:spacing w:line="240" w:lineRule="auto" w:after="40"/>
+            </w:pPr>
+            <w:r>
+              <w:rPr>
+                <w:sz w:val="23"/>
+              </w:rPr>
+            </w:r>
+            <w:r>
+              <w:rPr>
+                <w:sz w:val="23"/>
+              </w:rPr>
+              <w:t>kiểm thử theo yêu cầu NL</w:t>
+            </w:r>
+          </w:p>
+        </w:tc>
+        <w:tc>
+          <w:tcPr>
+            <w:tcW w:type="dxa" w:w="1176"/>
+          </w:tcPr>
+          <w:p>
+            <w:pPr>
+              <w:spacing w:line="240" w:lineRule="auto" w:after="40"/>
+            </w:pPr>
+            <w:r>
+              <w:rPr>
+                <w:sz w:val="23"/>
+              </w:rPr>
+            </w:r>
+            <w:r>
+              <w:rPr>
+                <w:sz w:val="23"/>
+              </w:rPr>
+              <w:t>—</w:t>
+            </w:r>
+          </w:p>
+        </w:tc>
+        <w:tc>
+          <w:tcPr>
+            <w:tcW w:type="dxa" w:w="1176"/>
+          </w:tcPr>
+          <w:p>
+            <w:pPr>
+              <w:spacing w:line="240" w:lineRule="auto" w:after="40"/>
+            </w:pPr>
+            <w:r>
+              <w:rPr>
+                <w:sz w:val="23"/>
+              </w:rPr>
+            </w:r>
+            <w:r>
+              <w:rPr>
+                <w:sz w:val="23"/>
+              </w:rPr>
+              <w:t>—</w:t>
+            </w:r>
+          </w:p>
+        </w:tc>
+        <w:tc>
+          <w:tcPr>
+            <w:tcW w:type="dxa" w:w="1176"/>
+          </w:tcPr>
+          <w:p>
+            <w:pPr>
+              <w:spacing w:line="240" w:lineRule="auto" w:after="40"/>
+            </w:pPr>
+            <w:r>
+              <w:rPr>
+                <w:sz w:val="23"/>
+              </w:rPr>
+            </w:r>
+            <w:r>
+              <w:rPr>
+                <w:sz w:val="23"/>
+              </w:rPr>
+              <w:t>—</w:t>
+            </w:r>
+          </w:p>
+        </w:tc>
+      </w:tr>
+      <w:tr>
+        <w:tc>
+          <w:tcPr>
+            <w:tcW w:type="dxa" w:w="1176"/>
+          </w:tcPr>
+          <w:p>
+            <w:pPr>
+              <w:spacing w:line="240" w:lineRule="auto" w:after="40"/>
+            </w:pPr>
+            <w:r>
+              <w:rPr>
+                <w:sz w:val="23"/>
+              </w:rPr>
+            </w:r>
+            <w:r>
+              <w:rPr>
+                <w:sz w:val="23"/>
+              </w:rPr>
+              <w:t>[8]</w:t>
+            </w:r>
+          </w:p>
+        </w:tc>
+        <w:tc>
+          <w:tcPr>
+            <w:tcW w:type="dxa" w:w="1176"/>
+          </w:tcPr>
+          <w:p>
+            <w:pPr>
+              <w:spacing w:line="240" w:lineRule="auto" w:after="40"/>
+            </w:pPr>
+            <w:r>
+              <w:rPr>
+                <w:sz w:val="23"/>
+              </w:rPr>
+            </w:r>
+            <w:r>
+              <w:rPr>
+                <w:sz w:val="23"/>
+              </w:rPr>
+              <w:t>GTArena</w:t>
+            </w:r>
+          </w:p>
+        </w:tc>
+        <w:tc>
+          <w:tcPr>
+            <w:tcW w:type="dxa" w:w="1176"/>
+          </w:tcPr>
+          <w:p>
+            <w:pPr>
+              <w:spacing w:line="240" w:lineRule="auto" w:after="40"/>
+            </w:pPr>
+            <w:r>
+              <w:rPr>
+                <w:sz w:val="23"/>
+              </w:rPr>
+            </w:r>
+            <w:r>
+              <w:rPr>
+                <w:sz w:val="23"/>
+              </w:rPr>
+              <w:t>mobile</w:t>
+            </w:r>
+          </w:p>
+        </w:tc>
+        <w:tc>
+          <w:tcPr>
+            <w:tcW w:type="dxa" w:w="1176"/>
+          </w:tcPr>
+          <w:p>
+            <w:pPr>
+              <w:spacing w:line="240" w:lineRule="auto" w:after="40"/>
+            </w:pPr>
+            <w:r>
+              <w:rPr>
+                <w:sz w:val="23"/>
+              </w:rPr>
+            </w:r>
+            <w:r>
+              <w:rPr>
+                <w:sz w:val="23"/>
+              </w:rPr>
+              <w:t>vision</w:t>
+            </w:r>
+          </w:p>
+        </w:tc>
+        <w:tc>
+          <w:tcPr>
+            <w:tcW w:type="dxa" w:w="1176"/>
+          </w:tcPr>
+          <w:p>
+            <w:pPr>
+              <w:spacing w:line="240" w:lineRule="auto" w:after="40"/>
+            </w:pPr>
+            <w:r>
+              <w:rPr>
+                <w:sz w:val="23"/>
+              </w:rPr>
+            </w:r>
+            <w:r>
+              <w:rPr>
+                <w:sz w:val="23"/>
+              </w:rPr>
+              <w:t>benchmark thống nhất</w:t>
+            </w:r>
+          </w:p>
+        </w:tc>
+        <w:tc>
+          <w:tcPr>
+            <w:tcW w:type="dxa" w:w="1176"/>
+          </w:tcPr>
+          <w:p>
+            <w:pPr>
+              <w:spacing w:line="240" w:lineRule="auto" w:after="40"/>
+            </w:pPr>
+            <w:r>
+              <w:rPr>
+                <w:sz w:val="23"/>
+              </w:rPr>
+            </w:r>
+            <w:r>
+              <w:rPr>
+                <w:sz w:val="23"/>
+              </w:rPr>
+              <w:t>—</w:t>
+            </w:r>
+          </w:p>
+        </w:tc>
+        <w:tc>
+          <w:tcPr>
+            <w:tcW w:type="dxa" w:w="1176"/>
+          </w:tcPr>
+          <w:p>
+            <w:pPr>
+              <w:spacing w:line="240" w:lineRule="auto" w:after="40"/>
+            </w:pPr>
+            <w:r>
+              <w:rPr>
+                <w:sz w:val="23"/>
+              </w:rPr>
+            </w:r>
+            <w:r>
+              <w:rPr>
+                <w:sz w:val="23"/>
+              </w:rPr>
+              <w:t>—</w:t>
+            </w:r>
+          </w:p>
+        </w:tc>
+        <w:tc>
+          <w:tcPr>
+            <w:tcW w:type="dxa" w:w="1176"/>
+          </w:tcPr>
+          <w:p>
+            <w:pPr>
+              <w:spacing w:line="240" w:lineRule="auto" w:after="40"/>
+            </w:pPr>
+            <w:r>
+              <w:rPr>
+                <w:sz w:val="23"/>
+              </w:rPr>
+            </w:r>
+            <w:r>
+              <w:rPr>
+                <w:sz w:val="23"/>
+              </w:rPr>
+              <w:t>—</w:t>
+            </w:r>
+          </w:p>
+        </w:tc>
+      </w:tr>
+      <w:tr>
+        <w:tc>
+          <w:tcPr>
+            <w:tcW w:type="dxa" w:w="1176"/>
+          </w:tcPr>
+          <w:p>
+            <w:pPr>
+              <w:spacing w:line="240" w:lineRule="auto" w:after="40"/>
+            </w:pPr>
+            <w:r>
+              <w:rPr>
+                <w:sz w:val="23"/>
+              </w:rPr>
+            </w:r>
+            <w:r>
+              <w:rPr>
+                <w:sz w:val="23"/>
+              </w:rPr>
+              <w:t>[9]</w:t>
+            </w:r>
+          </w:p>
+        </w:tc>
+        <w:tc>
+          <w:tcPr>
+            <w:tcW w:type="dxa" w:w="1176"/>
+          </w:tcPr>
+          <w:p>
+            <w:pPr>
+              <w:spacing w:line="240" w:lineRule="auto" w:after="40"/>
+            </w:pPr>
+            <w:r>
+              <w:rPr>
+                <w:sz w:val="23"/>
+              </w:rPr>
+            </w:r>
+            <w:r>
+              <w:rPr>
+                <w:sz w:val="23"/>
+              </w:rPr>
+              <w:t>Temac</w:t>
+            </w:r>
+          </w:p>
+        </w:tc>
+        <w:tc>
+          <w:tcPr>
+            <w:tcW w:type="dxa" w:w="1176"/>
+          </w:tcPr>
+          <w:p>
+            <w:pPr>
+              <w:spacing w:line="240" w:lineRule="auto" w:after="40"/>
+            </w:pPr>
+            <w:r>
+              <w:rPr>
+                <w:sz w:val="23"/>
+              </w:rPr>
+            </w:r>
+            <w:r>
+              <w:rPr>
+                <w:sz w:val="23"/>
+              </w:rPr>
+              <w:t>web</w:t>
+            </w:r>
+          </w:p>
+        </w:tc>
+        <w:tc>
+          <w:tcPr>
+            <w:tcW w:type="dxa" w:w="1176"/>
+          </w:tcPr>
+          <w:p>
+            <w:pPr>
+              <w:spacing w:line="240" w:lineRule="auto" w:after="40"/>
+            </w:pPr>
+            <w:r>
+              <w:rPr>
+                <w:sz w:val="23"/>
+              </w:rPr>
+            </w:r>
+            <w:r>
+              <w:rPr>
+                <w:sz w:val="23"/>
+              </w:rPr>
+              <w:t>text</w:t>
+            </w:r>
+          </w:p>
+        </w:tc>
+        <w:tc>
+          <w:tcPr>
+            <w:tcW w:type="dxa" w:w="1176"/>
+          </w:tcPr>
+          <w:p>
+            <w:pPr>
+              <w:spacing w:line="240" w:lineRule="auto" w:after="40"/>
+            </w:pPr>
+            <w:r>
+              <w:rPr>
+                <w:sz w:val="23"/>
+              </w:rPr>
+            </w:r>
+            <w:r>
+              <w:rPr>
+                <w:sz w:val="23"/>
+              </w:rPr>
+              <w:t>đa agent tăng coverage</w:t>
+            </w:r>
+          </w:p>
+        </w:tc>
+        <w:tc>
+          <w:tcPr>
+            <w:tcW w:type="dxa" w:w="1176"/>
+          </w:tcPr>
+          <w:p>
+            <w:pPr>
+              <w:spacing w:line="240" w:lineRule="auto" w:after="40"/>
+            </w:pPr>
+            <w:r>
+              <w:rPr>
+                <w:sz w:val="23"/>
+              </w:rPr>
+            </w:r>
+            <w:r>
+              <w:rPr>
+                <w:sz w:val="23"/>
+              </w:rPr>
+              <w:t>—</w:t>
+            </w:r>
+          </w:p>
+        </w:tc>
+        <w:tc>
+          <w:tcPr>
+            <w:tcW w:type="dxa" w:w="1176"/>
+          </w:tcPr>
+          <w:p>
+            <w:pPr>
+              <w:spacing w:line="240" w:lineRule="auto" w:after="40"/>
+            </w:pPr>
+            <w:r>
+              <w:rPr>
+                <w:sz w:val="23"/>
+              </w:rPr>
+            </w:r>
+            <w:r>
+              <w:rPr>
+                <w:sz w:val="23"/>
+              </w:rPr>
+              <w:t>—</w:t>
+            </w:r>
+          </w:p>
+        </w:tc>
+        <w:tc>
+          <w:tcPr>
+            <w:tcW w:type="dxa" w:w="1176"/>
+          </w:tcPr>
+          <w:p>
+            <w:pPr>
+              <w:spacing w:line="240" w:lineRule="auto" w:after="40"/>
+            </w:pPr>
+            <w:r>
+              <w:rPr>
+                <w:sz w:val="23"/>
+              </w:rPr>
+            </w:r>
+            <w:r>
+              <w:rPr>
+                <w:sz w:val="23"/>
+              </w:rPr>
+              <w:t>—</w:t>
+            </w:r>
+          </w:p>
+        </w:tc>
+      </w:tr>
+      <w:tr>
+        <w:tc>
+          <w:tcPr>
+            <w:tcW w:type="dxa" w:w="1176"/>
+          </w:tcPr>
+          <w:p>
+            <w:pPr>
+              <w:spacing w:line="240" w:lineRule="auto" w:after="40"/>
+            </w:pPr>
+            <w:r>
+              <w:rPr>
+                <w:sz w:val="23"/>
+              </w:rPr>
+            </w:r>
+            <w:r>
+              <w:rPr>
+                <w:sz w:val="23"/>
+              </w:rPr>
+              <w:t>[10]</w:t>
+            </w:r>
+          </w:p>
+        </w:tc>
+        <w:tc>
+          <w:tcPr>
+            <w:tcW w:type="dxa" w:w="1176"/>
+          </w:tcPr>
+          <w:p>
+            <w:pPr>
+              <w:spacing w:line="240" w:lineRule="auto" w:after="40"/>
+            </w:pPr>
+            <w:r>
+              <w:rPr>
+                <w:sz w:val="23"/>
+              </w:rPr>
+            </w:r>
+            <w:r>
+              <w:rPr>
+                <w:sz w:val="23"/>
+              </w:rPr>
+              <w:t>NaviQAte</w:t>
+            </w:r>
+          </w:p>
+        </w:tc>
+        <w:tc>
+          <w:tcPr>
+            <w:tcW w:type="dxa" w:w="1176"/>
+          </w:tcPr>
+          <w:p>
+            <w:pPr>
+              <w:spacing w:line="240" w:lineRule="auto" w:after="40"/>
+            </w:pPr>
+            <w:r>
+              <w:rPr>
+                <w:sz w:val="23"/>
+              </w:rPr>
+            </w:r>
+            <w:r>
+              <w:rPr>
+                <w:sz w:val="23"/>
+              </w:rPr>
+              <w:t>web</w:t>
+            </w:r>
+          </w:p>
+        </w:tc>
+        <w:tc>
+          <w:tcPr>
+            <w:tcW w:type="dxa" w:w="1176"/>
+          </w:tcPr>
+          <w:p>
+            <w:pPr>
+              <w:spacing w:line="240" w:lineRule="auto" w:after="40"/>
+            </w:pPr>
+            <w:r>
+              <w:rPr>
+                <w:sz w:val="23"/>
+              </w:rPr>
+            </w:r>
+            <w:r>
+              <w:rPr>
+                <w:sz w:val="23"/>
+              </w:rPr>
+              <w:t>text + vision</w:t>
+            </w:r>
+          </w:p>
+        </w:tc>
+        <w:tc>
+          <w:tcPr>
+            <w:tcW w:type="dxa" w:w="1176"/>
+          </w:tcPr>
+          <w:p>
+            <w:pPr>
+              <w:spacing w:line="240" w:lineRule="auto" w:after="40"/>
+            </w:pPr>
+            <w:r>
+              <w:rPr>
+                <w:sz w:val="23"/>
+              </w:rPr>
+            </w:r>
+            <w:r>
+              <w:rPr>
+                <w:sz w:val="23"/>
+              </w:rPr>
+              <w:t>điều hướng theo chức năng</w:t>
+            </w:r>
+          </w:p>
+        </w:tc>
+        <w:tc>
+          <w:tcPr>
+            <w:tcW w:type="dxa" w:w="1176"/>
+          </w:tcPr>
+          <w:p>
+            <w:pPr>
+              <w:spacing w:line="240" w:lineRule="auto" w:after="40"/>
+            </w:pPr>
+            <w:r>
+              <w:rPr>
+                <w:sz w:val="23"/>
+              </w:rPr>
+            </w:r>
+            <w:r>
+              <w:rPr>
+                <w:sz w:val="23"/>
+              </w:rPr>
+              <w:t>—</w:t>
+            </w:r>
+          </w:p>
+        </w:tc>
+        <w:tc>
+          <w:tcPr>
+            <w:tcW w:type="dxa" w:w="1176"/>
+          </w:tcPr>
+          <w:p>
+            <w:pPr>
+              <w:spacing w:line="240" w:lineRule="auto" w:after="40"/>
+            </w:pPr>
+            <w:r>
+              <w:rPr>
+                <w:sz w:val="23"/>
+              </w:rPr>
+            </w:r>
+            <w:r>
+              <w:rPr>
+                <w:sz w:val="23"/>
+              </w:rPr>
+              <w:t>—</w:t>
+            </w:r>
+          </w:p>
+        </w:tc>
+        <w:tc>
+          <w:tcPr>
+            <w:tcW w:type="dxa" w:w="1176"/>
+          </w:tcPr>
+          <w:p>
+            <w:pPr>
+              <w:spacing w:line="240" w:lineRule="auto" w:after="40"/>
+            </w:pPr>
+            <w:r>
+              <w:rPr>
+                <w:sz w:val="23"/>
+              </w:rPr>
+            </w:r>
+            <w:r>
+              <w:rPr>
+                <w:sz w:val="23"/>
+              </w:rPr>
+              <w:t>—</w:t>
+            </w:r>
+          </w:p>
+        </w:tc>
+      </w:tr>
+      <w:tr>
+        <w:tc>
+          <w:tcPr>
+            <w:tcW w:type="dxa" w:w="1176"/>
+          </w:tcPr>
+          <w:p>
+            <w:pPr>
+              <w:spacing w:line="240" w:lineRule="auto" w:after="40"/>
+            </w:pPr>
+            <w:r>
+              <w:rPr>
+                <w:sz w:val="23"/>
+              </w:rPr>
+            </w:r>
+            <w:r>
+              <w:rPr>
+                <w:sz w:val="23"/>
+              </w:rPr>
+              <w:t>[11]</w:t>
+            </w:r>
+          </w:p>
+        </w:tc>
+        <w:tc>
+          <w:tcPr>
+            <w:tcW w:type="dxa" w:w="1176"/>
+          </w:tcPr>
+          <w:p>
+            <w:pPr>
+              <w:spacing w:line="240" w:lineRule="auto" w:after="40"/>
+            </w:pPr>
+            <w:r>
+              <w:rPr>
+                <w:sz w:val="23"/>
+              </w:rPr>
+            </w:r>
+            <w:r>
+              <w:rPr>
+                <w:sz w:val="23"/>
+              </w:rPr>
+              <w:t>AutoE2E (ICSE'25)</w:t>
+            </w:r>
+          </w:p>
+        </w:tc>
+        <w:tc>
+          <w:tcPr>
+            <w:tcW w:type="dxa" w:w="1176"/>
+          </w:tcPr>
+          <w:p>
+            <w:pPr>
+              <w:spacing w:line="240" w:lineRule="auto" w:after="40"/>
+            </w:pPr>
+            <w:r>
+              <w:rPr>
+                <w:sz w:val="23"/>
+              </w:rPr>
+            </w:r>
+            <w:r>
+              <w:rPr>
+                <w:sz w:val="23"/>
+              </w:rPr>
+              <w:t>web</w:t>
+            </w:r>
+          </w:p>
+        </w:tc>
+        <w:tc>
+          <w:tcPr>
+            <w:tcW w:type="dxa" w:w="1176"/>
+          </w:tcPr>
+          <w:p>
+            <w:pPr>
+              <w:spacing w:line="240" w:lineRule="auto" w:after="40"/>
+            </w:pPr>
+            <w:r>
+              <w:rPr>
+                <w:sz w:val="23"/>
+              </w:rPr>
+            </w:r>
+            <w:r>
+              <w:rPr>
+                <w:sz w:val="23"/>
+              </w:rPr>
+              <w:t>text</w:t>
+            </w:r>
+          </w:p>
+        </w:tc>
+        <w:tc>
+          <w:tcPr>
+            <w:tcW w:type="dxa" w:w="1176"/>
+          </w:tcPr>
+          <w:p>
+            <w:pPr>
+              <w:spacing w:line="240" w:lineRule="auto" w:after="40"/>
+            </w:pPr>
+            <w:r>
+              <w:rPr>
+                <w:sz w:val="23"/>
+              </w:rPr>
+            </w:r>
+            <w:r>
+              <w:rPr>
+                <w:sz w:val="23"/>
+              </w:rPr>
+              <w:t>sinh test E2E theo feature</w:t>
+            </w:r>
+          </w:p>
+        </w:tc>
+        <w:tc>
+          <w:tcPr>
+            <w:tcW w:type="dxa" w:w="1176"/>
+          </w:tcPr>
+          <w:p>
+            <w:pPr>
+              <w:spacing w:line="240" w:lineRule="auto" w:after="40"/>
+            </w:pPr>
+            <w:r>
+              <w:rPr>
+                <w:sz w:val="23"/>
+              </w:rPr>
+            </w:r>
+            <w:r>
+              <w:rPr>
+                <w:sz w:val="23"/>
+              </w:rPr>
+              <w:t>—</w:t>
+            </w:r>
+          </w:p>
+        </w:tc>
+        <w:tc>
+          <w:tcPr>
+            <w:tcW w:type="dxa" w:w="1176"/>
+          </w:tcPr>
+          <w:p>
+            <w:pPr>
+              <w:spacing w:line="240" w:lineRule="auto" w:after="40"/>
+            </w:pPr>
+            <w:r>
+              <w:rPr>
+                <w:sz w:val="23"/>
+              </w:rPr>
+            </w:r>
+            <w:r>
+              <w:rPr>
+                <w:sz w:val="23"/>
+              </w:rPr>
+              <w:t>—</w:t>
+            </w:r>
+          </w:p>
+        </w:tc>
+        <w:tc>
+          <w:tcPr>
+            <w:tcW w:type="dxa" w:w="1176"/>
+          </w:tcPr>
+          <w:p>
+            <w:pPr>
+              <w:spacing w:line="240" w:lineRule="auto" w:after="40"/>
+            </w:pPr>
+            <w:r>
+              <w:rPr>
+                <w:sz w:val="23"/>
+              </w:rPr>
+            </w:r>
+            <w:r>
+              <w:rPr>
+                <w:sz w:val="23"/>
+              </w:rPr>
+              <w:t>—</w:t>
+            </w:r>
+          </w:p>
+        </w:tc>
+      </w:tr>
+      <w:tr>
+        <w:tc>
+          <w:tcPr>
+            <w:tcW w:type="dxa" w:w="1176"/>
+          </w:tcPr>
+          <w:p>
+            <w:pPr>
+              <w:spacing w:line="240" w:lineRule="auto" w:after="40"/>
+            </w:pPr>
+            <w:r>
+              <w:rPr>
+                <w:sz w:val="23"/>
+              </w:rPr>
+            </w:r>
+            <w:r>
+              <w:rPr>
+                <w:sz w:val="23"/>
+              </w:rPr>
+              <w:t>[12]</w:t>
+            </w:r>
+          </w:p>
+        </w:tc>
+        <w:tc>
+          <w:tcPr>
+            <w:tcW w:type="dxa" w:w="1176"/>
+          </w:tcPr>
+          <w:p>
+            <w:pPr>
+              <w:spacing w:line="240" w:lineRule="auto" w:after="40"/>
+            </w:pPr>
+            <w:r>
+              <w:rPr>
+                <w:sz w:val="23"/>
+              </w:rPr>
+            </w:r>
+            <w:r>
+              <w:rPr>
+                <w:sz w:val="23"/>
+              </w:rPr>
+              <w:t>Nghiên cứu MLLM-oracle</w:t>
+            </w:r>
+          </w:p>
+        </w:tc>
+        <w:tc>
+          <w:tcPr>
+            <w:tcW w:type="dxa" w:w="1176"/>
+          </w:tcPr>
+          <w:p>
+            <w:pPr>
+              <w:spacing w:line="240" w:lineRule="auto" w:after="40"/>
+            </w:pPr>
+            <w:r>
+              <w:rPr>
+                <w:sz w:val="23"/>
+              </w:rPr>
+            </w:r>
+            <w:r>
+              <w:rPr>
+                <w:sz w:val="23"/>
+              </w:rPr>
+              <w:t>mobile</w:t>
+            </w:r>
+          </w:p>
+        </w:tc>
+        <w:tc>
+          <w:tcPr>
+            <w:tcW w:type="dxa" w:w="1176"/>
+          </w:tcPr>
+          <w:p>
+            <w:pPr>
+              <w:spacing w:line="240" w:lineRule="auto" w:after="40"/>
+            </w:pPr>
+            <w:r>
+              <w:rPr>
+                <w:sz w:val="23"/>
+              </w:rPr>
+            </w:r>
+            <w:r>
+              <w:rPr>
+                <w:sz w:val="23"/>
+              </w:rPr>
+              <w:t>vision</w:t>
+            </w:r>
+          </w:p>
+        </w:tc>
+        <w:tc>
+          <w:tcPr>
+            <w:tcW w:type="dxa" w:w="1176"/>
+          </w:tcPr>
+          <w:p>
+            <w:pPr>
+              <w:spacing w:line="240" w:lineRule="auto" w:after="40"/>
+            </w:pPr>
+            <w:r>
+              <w:rPr>
+                <w:sz w:val="23"/>
+              </w:rPr>
+            </w:r>
+            <w:r>
+              <w:rPr>
+                <w:sz w:val="23"/>
+              </w:rPr>
+              <w:t>oracle non-crash bug</w:t>
+            </w:r>
+          </w:p>
+        </w:tc>
+        <w:tc>
+          <w:tcPr>
+            <w:tcW w:type="dxa" w:w="1176"/>
+          </w:tcPr>
+          <w:p>
+            <w:pPr>
+              <w:spacing w:line="240" w:lineRule="auto" w:after="40"/>
+            </w:pPr>
+            <w:r>
+              <w:rPr>
+                <w:sz w:val="23"/>
+              </w:rPr>
+            </w:r>
+            <w:r>
+              <w:rPr>
+                <w:sz w:val="23"/>
+              </w:rPr>
+              <w:t>—</w:t>
+            </w:r>
+          </w:p>
+        </w:tc>
+        <w:tc>
+          <w:tcPr>
+            <w:tcW w:type="dxa" w:w="1176"/>
+          </w:tcPr>
+          <w:p>
+            <w:pPr>
+              <w:spacing w:line="240" w:lineRule="auto" w:after="40"/>
+            </w:pPr>
+            <w:r>
+              <w:rPr>
+                <w:sz w:val="23"/>
+              </w:rPr>
+            </w:r>
+            <w:r>
+              <w:rPr>
+                <w:sz w:val="23"/>
+              </w:rPr>
+              <w:t>—</w:t>
+            </w:r>
+          </w:p>
+        </w:tc>
+        <w:tc>
+          <w:tcPr>
+            <w:tcW w:type="dxa" w:w="1176"/>
+          </w:tcPr>
+          <w:p>
+            <w:pPr>
+              <w:spacing w:line="240" w:lineRule="auto" w:after="40"/>
+            </w:pPr>
+            <w:r>
+              <w:rPr>
+                <w:sz w:val="23"/>
+              </w:rPr>
+            </w:r>
+            <w:r>
+              <w:rPr>
+                <w:sz w:val="23"/>
+              </w:rPr>
+              <w:t>—</w:t>
+            </w:r>
+          </w:p>
+        </w:tc>
+      </w:tr>
+      <w:tr>
+        <w:tc>
+          <w:tcPr>
+            <w:tcW w:type="dxa" w:w="1176"/>
+          </w:tcPr>
+          <w:p>
+            <w:pPr>
+              <w:spacing w:line="240" w:lineRule="auto" w:after="40"/>
+            </w:pPr>
+            <w:r>
+              <w:rPr>
+                <w:sz w:val="23"/>
+              </w:rPr>
+            </w:r>
+            <w:r>
+              <w:rPr>
+                <w:sz w:val="23"/>
+              </w:rPr>
+              <w:t>[13]</w:t>
+            </w:r>
+          </w:p>
+        </w:tc>
+        <w:tc>
+          <w:tcPr>
+            <w:tcW w:type="dxa" w:w="1176"/>
+          </w:tcPr>
+          <w:p>
+            <w:pPr>
+              <w:spacing w:line="240" w:lineRule="auto" w:after="40"/>
+            </w:pPr>
+            <w:r>
+              <w:rPr>
+                <w:sz w:val="23"/>
+              </w:rPr>
+            </w:r>
+            <w:r>
+              <w:rPr>
+                <w:sz w:val="23"/>
+              </w:rPr>
+              <w:t>ITeM (ISSTA'25)</w:t>
+            </w:r>
+          </w:p>
+        </w:tc>
+        <w:tc>
+          <w:tcPr>
+            <w:tcW w:type="dxa" w:w="1176"/>
+          </w:tcPr>
+          <w:p>
+            <w:pPr>
+              <w:spacing w:line="240" w:lineRule="auto" w:after="40"/>
+            </w:pPr>
+            <w:r>
+              <w:rPr>
+                <w:sz w:val="23"/>
+              </w:rPr>
+            </w:r>
+            <w:r>
+              <w:rPr>
+                <w:sz w:val="23"/>
+              </w:rPr>
+              <w:t>mobile</w:t>
+            </w:r>
+          </w:p>
+        </w:tc>
+        <w:tc>
+          <w:tcPr>
+            <w:tcW w:type="dxa" w:w="1176"/>
+          </w:tcPr>
+          <w:p>
+            <w:pPr>
+              <w:spacing w:line="240" w:lineRule="auto" w:after="40"/>
+            </w:pPr>
+            <w:r>
+              <w:rPr>
+                <w:sz w:val="23"/>
+              </w:rPr>
+            </w:r>
+            <w:r>
+              <w:rPr>
+                <w:sz w:val="23"/>
+              </w:rPr>
+              <w:t>text</w:t>
+            </w:r>
+          </w:p>
+        </w:tc>
+        <w:tc>
+          <w:tcPr>
+            <w:tcW w:type="dxa" w:w="1176"/>
+          </w:tcPr>
+          <w:p>
+            <w:pPr>
+              <w:spacing w:line="240" w:lineRule="auto" w:after="40"/>
+            </w:pPr>
+            <w:r>
+              <w:rPr>
+                <w:sz w:val="23"/>
+              </w:rPr>
+            </w:r>
+            <w:r>
+              <w:rPr>
+                <w:sz w:val="23"/>
+              </w:rPr>
+              <w:t>migrate test theo ý định</w:t>
+            </w:r>
+          </w:p>
+        </w:tc>
+        <w:tc>
+          <w:tcPr>
+            <w:tcW w:type="dxa" w:w="1176"/>
+          </w:tcPr>
+          <w:p>
+            <w:pPr>
+              <w:spacing w:line="240" w:lineRule="auto" w:after="40"/>
+            </w:pPr>
+            <w:r>
+              <w:rPr>
+                <w:sz w:val="23"/>
+              </w:rPr>
+            </w:r>
+            <w:r>
+              <w:rPr>
+                <w:sz w:val="23"/>
+              </w:rPr>
+              <w:t>—</w:t>
+            </w:r>
+          </w:p>
+        </w:tc>
+        <w:tc>
+          <w:tcPr>
+            <w:tcW w:type="dxa" w:w="1176"/>
+          </w:tcPr>
+          <w:p>
+            <w:pPr>
+              <w:spacing w:line="240" w:lineRule="auto" w:after="40"/>
+            </w:pPr>
+            <w:r>
+              <w:rPr>
+                <w:sz w:val="23"/>
+              </w:rPr>
+            </w:r>
+            <w:r>
+              <w:rPr>
+                <w:sz w:val="23"/>
+              </w:rPr>
+              <w:t>△</w:t>
+            </w:r>
+          </w:p>
+        </w:tc>
+        <w:tc>
+          <w:tcPr>
+            <w:tcW w:type="dxa" w:w="1176"/>
+          </w:tcPr>
+          <w:p>
+            <w:pPr>
+              <w:spacing w:line="240" w:lineRule="auto" w:after="40"/>
+            </w:pPr>
+            <w:r>
+              <w:rPr>
+                <w:sz w:val="23"/>
+              </w:rPr>
+            </w:r>
+            <w:r>
+              <w:rPr>
+                <w:sz w:val="23"/>
+              </w:rPr>
+              <w:t>—</w:t>
+            </w:r>
+          </w:p>
+        </w:tc>
+      </w:tr>
+      <w:tr>
+        <w:tc>
+          <w:tcPr>
+            <w:tcW w:type="dxa" w:w="1176"/>
+          </w:tcPr>
+          <w:p>
+            <w:pPr>
+              <w:spacing w:line="240" w:lineRule="auto" w:after="40"/>
+            </w:pPr>
+            <w:r>
+              <w:rPr>
+                <w:sz w:val="23"/>
+              </w:rPr>
+            </w:r>
+            <w:r>
+              <w:rPr>
+                <w:sz w:val="23"/>
+              </w:rPr>
+              <w:t>[14]</w:t>
+            </w:r>
+          </w:p>
+        </w:tc>
+        <w:tc>
+          <w:tcPr>
+            <w:tcW w:type="dxa" w:w="1176"/>
+          </w:tcPr>
+          <w:p>
+            <w:pPr>
+              <w:spacing w:line="240" w:lineRule="auto" w:after="40"/>
+            </w:pPr>
+            <w:r>
+              <w:rPr>
+                <w:sz w:val="23"/>
+              </w:rPr>
+            </w:r>
+            <w:r>
+              <w:rPr>
+                <w:sz w:val="23"/>
+              </w:rPr>
+              <w:t>Guardian (ISSTA'24)</w:t>
+            </w:r>
+          </w:p>
+        </w:tc>
+        <w:tc>
+          <w:tcPr>
+            <w:tcW w:type="dxa" w:w="1176"/>
+          </w:tcPr>
+          <w:p>
+            <w:pPr>
+              <w:spacing w:line="240" w:lineRule="auto" w:after="40"/>
+            </w:pPr>
+            <w:r>
+              <w:rPr>
+                <w:sz w:val="23"/>
+              </w:rPr>
+            </w:r>
+            <w:r>
+              <w:rPr>
+                <w:sz w:val="23"/>
+              </w:rPr>
+              <w:t>mobile</w:t>
+            </w:r>
+          </w:p>
+        </w:tc>
+        <w:tc>
+          <w:tcPr>
+            <w:tcW w:type="dxa" w:w="1176"/>
+          </w:tcPr>
+          <w:p>
+            <w:pPr>
+              <w:spacing w:line="240" w:lineRule="auto" w:after="40"/>
+            </w:pPr>
+            <w:r>
+              <w:rPr>
+                <w:sz w:val="23"/>
+              </w:rPr>
+            </w:r>
+            <w:r>
+              <w:rPr>
+                <w:sz w:val="23"/>
+              </w:rPr>
+              <w:t>text</w:t>
+            </w:r>
+          </w:p>
+        </w:tc>
+        <w:tc>
+          <w:tcPr>
+            <w:tcW w:type="dxa" w:w="1176"/>
+          </w:tcPr>
+          <w:p>
+            <w:pPr>
+              <w:spacing w:line="240" w:lineRule="auto" w:after="40"/>
+            </w:pPr>
+            <w:r>
+              <w:rPr>
+                <w:sz w:val="23"/>
+              </w:rPr>
+            </w:r>
+            <w:r>
+              <w:rPr>
+                <w:sz w:val="23"/>
+              </w:rPr>
+              <w:t>kiểm soát runtime cho agent</w:t>
+            </w:r>
+          </w:p>
+        </w:tc>
+        <w:tc>
+          <w:tcPr>
+            <w:tcW w:type="dxa" w:w="1176"/>
+          </w:tcPr>
+          <w:p>
+            <w:pPr>
+              <w:spacing w:line="240" w:lineRule="auto" w:after="40"/>
+            </w:pPr>
+            <w:r>
+              <w:rPr>
+                <w:sz w:val="23"/>
+              </w:rPr>
+            </w:r>
+            <w:r>
+              <w:rPr>
+                <w:sz w:val="23"/>
+              </w:rPr>
+              <w:t>—</w:t>
+            </w:r>
+          </w:p>
+        </w:tc>
+        <w:tc>
+          <w:tcPr>
+            <w:tcW w:type="dxa" w:w="1176"/>
+          </w:tcPr>
+          <w:p>
+            <w:pPr>
+              <w:spacing w:line="240" w:lineRule="auto" w:after="40"/>
+            </w:pPr>
+            <w:r>
+              <w:rPr>
+                <w:sz w:val="23"/>
+              </w:rPr>
+            </w:r>
+            <w:r>
+              <w:rPr>
+                <w:sz w:val="23"/>
+              </w:rPr>
+              <w:t>—</w:t>
+            </w:r>
+          </w:p>
+        </w:tc>
+        <w:tc>
+          <w:tcPr>
+            <w:tcW w:type="dxa" w:w="1176"/>
+          </w:tcPr>
+          <w:p>
+            <w:pPr>
+              <w:spacing w:line="240" w:lineRule="auto" w:after="40"/>
+            </w:pPr>
+            <w:r>
+              <w:rPr>
+                <w:sz w:val="23"/>
+              </w:rPr>
+            </w:r>
+            <w:r>
+              <w:rPr>
+                <w:sz w:val="23"/>
+              </w:rPr>
+              <w:t>—</w:t>
+            </w:r>
+          </w:p>
+        </w:tc>
+      </w:tr>
+      <w:tr>
+        <w:tc>
+          <w:tcPr>
+            <w:tcW w:type="dxa" w:w="1176"/>
+          </w:tcPr>
+          <w:p>
+            <w:pPr>
+              <w:spacing w:line="240" w:lineRule="auto" w:after="40"/>
+            </w:pPr>
+            <w:r>
+              <w:rPr>
+                <w:sz w:val="23"/>
+              </w:rPr>
+            </w:r>
+            <w:r>
+              <w:rPr>
+                <w:sz w:val="23"/>
+              </w:rPr>
+              <w:t>[15]</w:t>
+            </w:r>
+          </w:p>
+        </w:tc>
+        <w:tc>
+          <w:tcPr>
+            <w:tcW w:type="dxa" w:w="1176"/>
+          </w:tcPr>
+          <w:p>
+            <w:pPr>
+              <w:spacing w:line="240" w:lineRule="auto" w:after="40"/>
+            </w:pPr>
+            <w:r>
+              <w:rPr>
+                <w:sz w:val="23"/>
+              </w:rPr>
+            </w:r>
+            <w:r>
+              <w:rPr>
+                <w:sz w:val="23"/>
+              </w:rPr>
+              <w:t>Survey vision-based (CSUR)</w:t>
+            </w:r>
+          </w:p>
+        </w:tc>
+        <w:tc>
+          <w:tcPr>
+            <w:tcW w:type="dxa" w:w="1176"/>
+          </w:tcPr>
+          <w:p>
+            <w:pPr>
+              <w:spacing w:line="240" w:lineRule="auto" w:after="40"/>
+            </w:pPr>
+            <w:r>
+              <w:rPr>
+                <w:sz w:val="23"/>
+              </w:rPr>
+            </w:r>
+            <w:r>
+              <w:rPr>
+                <w:sz w:val="23"/>
+              </w:rPr>
+              <w:t>mobile</w:t>
+            </w:r>
+          </w:p>
+        </w:tc>
+        <w:tc>
+          <w:tcPr>
+            <w:tcW w:type="dxa" w:w="1176"/>
+          </w:tcPr>
+          <w:p>
+            <w:pPr>
+              <w:spacing w:line="240" w:lineRule="auto" w:after="40"/>
+            </w:pPr>
+            <w:r>
+              <w:rPr>
+                <w:sz w:val="23"/>
+              </w:rPr>
+            </w:r>
+            <w:r>
+              <w:rPr>
+                <w:sz w:val="23"/>
+              </w:rPr>
+              <w:t>vision</w:t>
+            </w:r>
+          </w:p>
+        </w:tc>
+        <w:tc>
+          <w:tcPr>
+            <w:tcW w:type="dxa" w:w="1176"/>
+          </w:tcPr>
+          <w:p>
+            <w:pPr>
+              <w:spacing w:line="240" w:lineRule="auto" w:after="40"/>
+            </w:pPr>
+            <w:r>
+              <w:rPr>
+                <w:sz w:val="23"/>
+              </w:rPr>
+            </w:r>
+            <w:r>
+              <w:rPr>
+                <w:sz w:val="23"/>
+              </w:rPr>
+              <w:t>khảo sát tiền-LLM</w:t>
+            </w:r>
+          </w:p>
+        </w:tc>
+        <w:tc>
+          <w:tcPr>
+            <w:tcW w:type="dxa" w:w="1176"/>
+          </w:tcPr>
+          <w:p>
+            <w:pPr>
+              <w:spacing w:line="240" w:lineRule="auto" w:after="40"/>
+            </w:pPr>
+            <w:r>
+              <w:rPr>
+                <w:sz w:val="23"/>
+              </w:rPr>
+            </w:r>
+            <w:r>
+              <w:rPr>
+                <w:sz w:val="23"/>
+              </w:rPr>
+              <w:t>—</w:t>
+            </w:r>
+          </w:p>
+        </w:tc>
+        <w:tc>
+          <w:tcPr>
+            <w:tcW w:type="dxa" w:w="1176"/>
+          </w:tcPr>
+          <w:p>
+            <w:pPr>
+              <w:spacing w:line="240" w:lineRule="auto" w:after="40"/>
+            </w:pPr>
+            <w:r>
+              <w:rPr>
+                <w:sz w:val="23"/>
+              </w:rPr>
+            </w:r>
+            <w:r>
+              <w:rPr>
+                <w:sz w:val="23"/>
+              </w:rPr>
+              <w:t>—</w:t>
+            </w:r>
+          </w:p>
+        </w:tc>
+        <w:tc>
+          <w:tcPr>
+            <w:tcW w:type="dxa" w:w="1176"/>
+          </w:tcPr>
+          <w:p>
+            <w:pPr>
+              <w:spacing w:line="240" w:lineRule="auto" w:after="40"/>
+            </w:pPr>
+            <w:r>
+              <w:rPr>
+                <w:sz w:val="23"/>
+              </w:rPr>
+            </w:r>
+            <w:r>
+              <w:rPr>
+                <w:sz w:val="23"/>
+              </w:rPr>
+              <w:t>—</w:t>
+            </w:r>
+          </w:p>
+        </w:tc>
+      </w:tr>
+      <w:tr>
+        <w:tc>
+          <w:tcPr>
+            <w:tcW w:type="dxa" w:w="1176"/>
+          </w:tcPr>
+          <w:p>
+            <w:pPr>
+              <w:spacing w:line="240" w:lineRule="auto" w:after="40"/>
+            </w:pPr>
+            <w:r>
+              <w:rPr>
+                <w:sz w:val="23"/>
+              </w:rPr>
+            </w:r>
+            <w:r>
+              <w:rPr>
+                <w:sz w:val="23"/>
+              </w:rPr>
+              <w:t>—</w:t>
+            </w:r>
+          </w:p>
+        </w:tc>
+        <w:tc>
+          <w:tcPr>
+            <w:tcW w:type="dxa" w:w="1176"/>
+          </w:tcPr>
+          <w:p>
+            <w:pPr>
+              <w:spacing w:line="240" w:lineRule="auto" w:after="40"/>
+            </w:pPr>
+            <w:r>
+              <w:rPr>
+                <w:sz w:val="23"/>
+              </w:rPr>
+            </w:r>
+            <w:r>
+              <w:rPr>
+                <w:b/>
+                <w:sz w:val="23"/>
+              </w:rPr>
+              <w:t>Đồ án này</w:t>
+            </w:r>
+          </w:p>
+        </w:tc>
+        <w:tc>
+          <w:tcPr>
+            <w:tcW w:type="dxa" w:w="1176"/>
+          </w:tcPr>
+          <w:p>
+            <w:pPr>
+              <w:spacing w:line="240" w:lineRule="auto" w:after="40"/>
+            </w:pPr>
+            <w:r>
+              <w:rPr>
+                <w:sz w:val="23"/>
+              </w:rPr>
+            </w:r>
+            <w:r>
+              <w:rPr>
+                <w:b/>
+                <w:sz w:val="23"/>
+              </w:rPr>
+              <w:t>web</w:t>
+            </w:r>
+          </w:p>
+        </w:tc>
+        <w:tc>
+          <w:tcPr>
+            <w:tcW w:type="dxa" w:w="1176"/>
+          </w:tcPr>
+          <w:p>
+            <w:pPr>
+              <w:spacing w:line="240" w:lineRule="auto" w:after="40"/>
+            </w:pPr>
+            <w:r>
+              <w:rPr>
+                <w:sz w:val="23"/>
+              </w:rPr>
+            </w:r>
+            <w:r>
+              <w:rPr>
+                <w:b/>
+                <w:sz w:val="23"/>
+              </w:rPr>
+              <w:t>cả hai (đối chứng)</w:t>
+            </w:r>
+          </w:p>
+        </w:tc>
+        <w:tc>
+          <w:tcPr>
+            <w:tcW w:type="dxa" w:w="1176"/>
+          </w:tcPr>
+          <w:p>
+            <w:pPr>
+              <w:spacing w:line="240" w:lineRule="auto" w:after="40"/>
+            </w:pPr>
+            <w:r>
+              <w:rPr>
+                <w:sz w:val="23"/>
+              </w:rPr>
+            </w:r>
+            <w:r>
+              <w:rPr>
+                <w:b/>
+                <w:sz w:val="23"/>
+              </w:rPr>
+              <w:t>so sánh định lượng 2 phương pháp + RBAC + masking</w:t>
+            </w:r>
+          </w:p>
+        </w:tc>
+        <w:tc>
+          <w:tcPr>
+            <w:tcW w:type="dxa" w:w="1176"/>
+          </w:tcPr>
+          <w:p>
+            <w:pPr>
+              <w:spacing w:line="240" w:lineRule="auto" w:after="40"/>
+            </w:pPr>
+            <w:r>
+              <w:rPr>
+                <w:sz w:val="23"/>
+              </w:rPr>
+            </w:r>
+            <w:r>
+              <w:rPr>
+                <w:b/>
+                <w:sz w:val="23"/>
+              </w:rPr>
+              <w:t>✓</w:t>
+            </w:r>
+          </w:p>
+        </w:tc>
+        <w:tc>
+          <w:tcPr>
+            <w:tcW w:type="dxa" w:w="1176"/>
+          </w:tcPr>
+          <w:p>
+            <w:pPr>
+              <w:spacing w:line="240" w:lineRule="auto" w:after="40"/>
+            </w:pPr>
+            <w:r>
+              <w:rPr>
+                <w:sz w:val="23"/>
+              </w:rPr>
+            </w:r>
+            <w:r>
+              <w:rPr>
+                <w:b/>
+                <w:sz w:val="23"/>
+              </w:rPr>
+              <w:t>✓</w:t>
+            </w:r>
+          </w:p>
+        </w:tc>
+        <w:tc>
+          <w:tcPr>
+            <w:tcW w:type="dxa" w:w="1176"/>
+          </w:tcPr>
+          <w:p>
+            <w:pPr>
+              <w:spacing w:line="240" w:lineRule="auto" w:after="40"/>
+            </w:pPr>
+            <w:r>
+              <w:rPr>
+                <w:sz w:val="23"/>
+              </w:rPr>
+            </w:r>
+            <w:r>
+              <w:rPr>
+                <w:b/>
+                <w:sz w:val="23"/>
+              </w:rPr>
+              <w:t>✓</w:t>
+            </w:r>
+          </w:p>
+        </w:tc>
+      </w:tr>
+    </w:tbl>
+    <w:p/>
+    <w:p>
+      <w:r>
+        <w:t>Chú giải: ✓ = có, trực tiếp; △ = chạm một phần ([6] chỉ đo chi phí vận hành $/giờ, không đo chi phí bảo trì; [13] migrate test giữa các app — gần khái niệm bảo trì nhưng không đo theo cặp phương pháp trên cùng ứng dụng); — = không đề cập.</w:t>
       </w:r>
     </w:p>
     <w:p>
@@ -1561,10 +4484,72 @@
       <w:r>
         <w:rPr>
           <w:i/>
-          <w:color w:val="606060"/>
-          <w:sz w:val="22"/>
         </w:rPr>
-        <w:t>⟪Chỗ chèn: HÌNH 3.1 — Sơ đồ tổng thể: App (V0–V3) → 2 bộ test song song → harness ma trận {phương pháp × biến thể × 5 lặp} → CSV → phân tích/biểu đồ; hai khối mở rộng: RBAC (RQ3) và masking (RQ4).⟫</w:t>
+        <w:t>Hình 3.1</w:t>
+      </w:r>
+      <w:r>
+        <w:t xml:space="preserve"> (</w:t>
+      </w:r>
+      <w:r>
+        <w:rPr>
+          <w:rFonts w:ascii="Consolas" w:hAnsi="Consolas"/>
+          <w:sz w:val="23"/>
+        </w:rPr>
+        <w:t>fig-design-pipeline.png</w:t>
+      </w:r>
+      <w:r>
+        <w:t>) — sơ đồ tổng thể: ứng dụng (V0–V3) → hai bộ test song song → harness ma trận {phương pháp × biến thể × 5 lặp} → CSV → phân tích; hai khối mở rộng RBAC (RQ3) và masking (RQ4) đổ số liệu vào cùng kho dữ liệu thô.</w:t>
+      </w:r>
+    </w:p>
+    <w:p>
+      <w:pPr>
+        <w:jc w:val="center"/>
+      </w:pPr>
+      <w:r>
+        <w:drawing>
+          <wp:inline xmlns:a="http://schemas.openxmlformats.org/drawingml/2006/main" xmlns:pic="http://schemas.openxmlformats.org/drawingml/2006/picture">
+            <wp:extent cx="5394960" cy="2712001"/>
+            <wp:docPr id="1" name="Picture 1"/>
+            <wp:cNvGraphicFramePr>
+              <a:graphicFrameLocks noChangeAspect="1"/>
+            </wp:cNvGraphicFramePr>
+            <a:graphic>
+              <a:graphicData uri="http://schemas.openxmlformats.org/drawingml/2006/picture">
+                <pic:pic>
+                  <pic:nvPicPr>
+                    <pic:cNvPr id="0" name="fig-design-pipeline.png"/>
+                    <pic:cNvPicPr/>
+                  </pic:nvPicPr>
+                  <pic:blipFill>
+                    <a:blip r:embed="rId9"/>
+                    <a:stretch>
+                      <a:fillRect/>
+                    </a:stretch>
+                  </pic:blipFill>
+                  <pic:spPr>
+                    <a:xfrm>
+                      <a:off x="0" y="0"/>
+                      <a:ext cx="5394960" cy="2712001"/>
+                    </a:xfrm>
+                    <a:prstGeom prst="rect"/>
+                  </pic:spPr>
+                </pic:pic>
+              </a:graphicData>
+            </a:graphic>
+          </wp:inline>
+        </w:drawing>
+      </w:r>
+    </w:p>
+    <w:p>
+      <w:pPr>
+        <w:jc w:val="center"/>
+      </w:pPr>
+      <w:r>
+        <w:rPr>
+          <w:i/>
+          <w:sz w:val="23"/>
+        </w:rPr>
+        <w:t>Hình 3.1 — Sơ đồ tổng thể thiết kế thực nghiệm</w:t>
       </w:r>
     </w:p>
     <w:p>
@@ -1743,7 +4728,7 @@
         <w:drawing>
           <wp:inline xmlns:a="http://schemas.openxmlformats.org/drawingml/2006/main" xmlns:pic="http://schemas.openxmlformats.org/drawingml/2006/picture">
             <wp:extent cx="5303520" cy="4056364"/>
-            <wp:docPr id="1" name="Picture 1"/>
+            <wp:docPr id="2" name="Picture 2"/>
             <wp:cNvGraphicFramePr>
               <a:graphicFrameLocks noChangeAspect="1"/>
             </wp:cNvGraphicFramePr>
@@ -1755,7 +4740,7 @@
                     <pic:cNvPicPr/>
                   </pic:nvPicPr>
                   <pic:blipFill>
-                    <a:blip r:embed="rId9"/>
+                    <a:blip r:embed="rId10"/>
                     <a:stretch>
                       <a:fillRect/>
                     </a:stretch>
@@ -2208,7 +5193,7 @@
         <w:drawing>
           <wp:inline xmlns:a="http://schemas.openxmlformats.org/drawingml/2006/main" xmlns:pic="http://schemas.openxmlformats.org/drawingml/2006/picture">
             <wp:extent cx="4206240" cy="3217116"/>
-            <wp:docPr id="2" name="Picture 2"/>
+            <wp:docPr id="3" name="Picture 3"/>
             <wp:cNvGraphicFramePr>
               <a:graphicFrameLocks noChangeAspect="1"/>
             </wp:cNvGraphicFramePr>
@@ -2217,57 +5202,6 @@
                 <pic:pic>
                   <pic:nvPicPr>
                     <pic:cNvPr id="0" name="products-v0.png"/>
-                    <pic:cNvPicPr/>
-                  </pic:nvPicPr>
-                  <pic:blipFill>
-                    <a:blip r:embed="rId9"/>
-                    <a:stretch>
-                      <a:fillRect/>
-                    </a:stretch>
-                  </pic:blipFill>
-                  <pic:spPr>
-                    <a:xfrm>
-                      <a:off x="0" y="0"/>
-                      <a:ext cx="4206240" cy="3217116"/>
-                    </a:xfrm>
-                    <a:prstGeom prst="rect"/>
-                  </pic:spPr>
-                </pic:pic>
-              </a:graphicData>
-            </a:graphic>
-          </wp:inline>
-        </w:drawing>
-      </w:r>
-    </w:p>
-    <w:p>
-      <w:pPr>
-        <w:jc w:val="center"/>
-      </w:pPr>
-      <w:r>
-        <w:rPr>
-          <w:i/>
-          <w:sz w:val="23"/>
-        </w:rPr>
-        <w:t>V0 — gốc</w:t>
-      </w:r>
-    </w:p>
-    <w:p>
-      <w:pPr>
-        <w:jc w:val="center"/>
-      </w:pPr>
-      <w:r>
-        <w:drawing>
-          <wp:inline xmlns:a="http://schemas.openxmlformats.org/drawingml/2006/main" xmlns:pic="http://schemas.openxmlformats.org/drawingml/2006/picture">
-            <wp:extent cx="4206240" cy="3217116"/>
-            <wp:docPr id="3" name="Picture 3"/>
-            <wp:cNvGraphicFramePr>
-              <a:graphicFrameLocks noChangeAspect="1"/>
-            </wp:cNvGraphicFramePr>
-            <a:graphic>
-              <a:graphicData uri="http://schemas.openxmlformats.org/drawingml/2006/picture">
-                <pic:pic>
-                  <pic:nvPicPr>
-                    <pic:cNvPr id="0" name="products-v1.png"/>
                     <pic:cNvPicPr/>
                   </pic:nvPicPr>
                   <pic:blipFill>
@@ -2299,7 +5233,7 @@
           <w:i/>
           <w:sz w:val="23"/>
         </w:rPr>
-        <w:t>V1 — dark theme</w:t>
+        <w:t>V0 — gốc</w:t>
       </w:r>
     </w:p>
     <w:p>
@@ -2309,8 +5243,59 @@
       <w:r>
         <w:drawing>
           <wp:inline xmlns:a="http://schemas.openxmlformats.org/drawingml/2006/main" xmlns:pic="http://schemas.openxmlformats.org/drawingml/2006/picture">
+            <wp:extent cx="4206240" cy="3217116"/>
+            <wp:docPr id="4" name="Picture 4"/>
+            <wp:cNvGraphicFramePr>
+              <a:graphicFrameLocks noChangeAspect="1"/>
+            </wp:cNvGraphicFramePr>
+            <a:graphic>
+              <a:graphicData uri="http://schemas.openxmlformats.org/drawingml/2006/picture">
+                <pic:pic>
+                  <pic:nvPicPr>
+                    <pic:cNvPr id="0" name="products-v1.png"/>
+                    <pic:cNvPicPr/>
+                  </pic:nvPicPr>
+                  <pic:blipFill>
+                    <a:blip r:embed="rId11"/>
+                    <a:stretch>
+                      <a:fillRect/>
+                    </a:stretch>
+                  </pic:blipFill>
+                  <pic:spPr>
+                    <a:xfrm>
+                      <a:off x="0" y="0"/>
+                      <a:ext cx="4206240" cy="3217116"/>
+                    </a:xfrm>
+                    <a:prstGeom prst="rect"/>
+                  </pic:spPr>
+                </pic:pic>
+              </a:graphicData>
+            </a:graphic>
+          </wp:inline>
+        </w:drawing>
+      </w:r>
+    </w:p>
+    <w:p>
+      <w:pPr>
+        <w:jc w:val="center"/>
+      </w:pPr>
+      <w:r>
+        <w:rPr>
+          <w:i/>
+          <w:sz w:val="23"/>
+        </w:rPr>
+        <w:t>V1 — dark theme</w:t>
+      </w:r>
+    </w:p>
+    <w:p>
+      <w:pPr>
+        <w:jc w:val="center"/>
+      </w:pPr>
+      <w:r>
+        <w:drawing>
+          <wp:inline xmlns:a="http://schemas.openxmlformats.org/drawingml/2006/main" xmlns:pic="http://schemas.openxmlformats.org/drawingml/2006/picture">
             <wp:extent cx="4206240" cy="3410998"/>
-            <wp:docPr id="4" name="Picture 4"/>
+            <wp:docPr id="5" name="Picture 5"/>
             <wp:cNvGraphicFramePr>
               <a:graphicFrameLocks noChangeAspect="1"/>
             </wp:cNvGraphicFramePr>
@@ -2322,7 +5307,7 @@
                     <pic:cNvPicPr/>
                   </pic:nvPicPr>
                   <pic:blipFill>
-                    <a:blip r:embed="rId11"/>
+                    <a:blip r:embed="rId12"/>
                     <a:stretch>
                       <a:fillRect/>
                     </a:stretch>
@@ -2361,7 +5346,7 @@
         <w:drawing>
           <wp:inline xmlns:a="http://schemas.openxmlformats.org/drawingml/2006/main" xmlns:pic="http://schemas.openxmlformats.org/drawingml/2006/picture">
             <wp:extent cx="4206240" cy="3217116"/>
-            <wp:docPr id="5" name="Picture 5"/>
+            <wp:docPr id="6" name="Picture 6"/>
             <wp:cNvGraphicFramePr>
               <a:graphicFrameLocks noChangeAspect="1"/>
             </wp:cNvGraphicFramePr>
@@ -2373,7 +5358,7 @@
                     <pic:cNvPicPr/>
                   </pic:nvPicPr>
                   <pic:blipFill>
-                    <a:blip r:embed="rId12"/>
+                    <a:blip r:embed="rId13"/>
                     <a:stretch>
                       <a:fillRect/>
                     </a:stretch>
@@ -3566,7 +6551,7 @@
         <w:drawing>
           <wp:inline xmlns:a="http://schemas.openxmlformats.org/drawingml/2006/main" xmlns:pic="http://schemas.openxmlformats.org/drawingml/2006/picture">
             <wp:extent cx="5394960" cy="3236976"/>
-            <wp:docPr id="6" name="Picture 6"/>
+            <wp:docPr id="7" name="Picture 7"/>
             <wp:cNvGraphicFramePr>
               <a:graphicFrameLocks noChangeAspect="1"/>
             </wp:cNvGraphicFramePr>
@@ -3578,7 +6563,7 @@
                     <pic:cNvPicPr/>
                   </pic:nvPicPr>
                   <pic:blipFill>
-                    <a:blip r:embed="rId13"/>
+                    <a:blip r:embed="rId14"/>
                     <a:stretch>
                       <a:fillRect/>
                     </a:stretch>
@@ -3617,7 +6602,7 @@
         <w:drawing>
           <wp:inline xmlns:a="http://schemas.openxmlformats.org/drawingml/2006/main" xmlns:pic="http://schemas.openxmlformats.org/drawingml/2006/picture">
             <wp:extent cx="5394960" cy="2385140"/>
-            <wp:docPr id="7" name="Picture 7"/>
+            <wp:docPr id="8" name="Picture 8"/>
             <wp:cNvGraphicFramePr>
               <a:graphicFrameLocks noChangeAspect="1"/>
             </wp:cNvGraphicFramePr>
@@ -3629,7 +6614,7 @@
                     <pic:cNvPicPr/>
                   </pic:nvPicPr>
                   <pic:blipFill>
-                    <a:blip r:embed="rId14"/>
+                    <a:blip r:embed="rId15"/>
                     <a:stretch>
                       <a:fillRect/>
                     </a:stretch>
@@ -4117,7 +7102,7 @@
         <w:drawing>
           <wp:inline xmlns:a="http://schemas.openxmlformats.org/drawingml/2006/main" xmlns:pic="http://schemas.openxmlformats.org/drawingml/2006/picture">
             <wp:extent cx="5394960" cy="1659988"/>
-            <wp:docPr id="8" name="Picture 8"/>
+            <wp:docPr id="9" name="Picture 9"/>
             <wp:cNvGraphicFramePr>
               <a:graphicFrameLocks noChangeAspect="1"/>
             </wp:cNvGraphicFramePr>
@@ -4129,7 +7114,7 @@
                     <pic:cNvPicPr/>
                   </pic:nvPicPr>
                   <pic:blipFill>
-                    <a:blip r:embed="rId15"/>
+                    <a:blip r:embed="rId16"/>
                     <a:stretch>
                       <a:fillRect/>
                     </a:stretch>
@@ -4957,7 +7942,7 @@
         <w:drawing>
           <wp:inline xmlns:a="http://schemas.openxmlformats.org/drawingml/2006/main" xmlns:pic="http://schemas.openxmlformats.org/drawingml/2006/picture">
             <wp:extent cx="5394960" cy="2044406"/>
-            <wp:docPr id="9" name="Picture 9"/>
+            <wp:docPr id="10" name="Picture 10"/>
             <wp:cNvGraphicFramePr>
               <a:graphicFrameLocks noChangeAspect="1"/>
             </wp:cNvGraphicFramePr>
@@ -4969,7 +7954,7 @@
                     <pic:cNvPicPr/>
                   </pic:nvPicPr>
                   <pic:blipFill>
-                    <a:blip r:embed="rId16"/>
+                    <a:blip r:embed="rId17"/>
                     <a:stretch>
                       <a:fillRect/>
                     </a:stretch>
@@ -5389,7 +8374,7 @@
         <w:drawing>
           <wp:inline xmlns:a="http://schemas.openxmlformats.org/drawingml/2006/main" xmlns:pic="http://schemas.openxmlformats.org/drawingml/2006/picture">
             <wp:extent cx="5394960" cy="2157984"/>
-            <wp:docPr id="10" name="Picture 10"/>
+            <wp:docPr id="11" name="Picture 11"/>
             <wp:cNvGraphicFramePr>
               <a:graphicFrameLocks noChangeAspect="1"/>
             </wp:cNvGraphicFramePr>
@@ -5401,7 +8386,7 @@
                     <pic:cNvPicPr/>
                   </pic:nvPicPr>
                   <pic:blipFill>
-                    <a:blip r:embed="rId17"/>
+                    <a:blip r:embed="rId18"/>
                     <a:stretch>
                       <a:fillRect/>
                     </a:stretch>

--- a/docs/bao-cao/bao-cao-doan.docx
+++ b/docs/bao-cao/bao-cao-doan.docx
@@ -6344,7 +6344,7 @@
           <w:color w:val="606060"/>
           <w:sz w:val="22"/>
         </w:rPr>
-        <w:t>Bản nháp sinh ngày 09/07/2026 từ số liệu chính thức trong repo. Mọi con số đều tái lập được: bảng tổng hợp `results/analysis-summary.md` và 5 hình `results/figures/` do `harness/make-figures.py` sinh từ `results/raw/matrix-runs.csv` + `masking/generated/grounding-results.csv`. Chỗ đánh dấu ⚠️ TODO cần bổ sung/quyết định trước khi đưa vào báo cáo chính thức.</w:t>
+        <w:t>Bản nháp sinh ngày 09/07/2026 từ số liệu chính thức trong repo. Mọi con số đều tái lập được: bảng tổng hợp `results/analysis-summary.md` và 5 hình `results/figures/` do `harness/make-figures.py` sinh từ `results/raw/matrix-runs.csv` + `masking/generated/grounding-results.csv`. Nội dung đã chốt đầy đủ (09/07/2026) — không còn TODO; chỉ còn việc định dạng theo template khoa khi ghép bản nộp (ghi chú cuối chương).</w:t>
       </w:r>
     </w:p>
     <w:p>
@@ -9070,10 +9070,10 @@
         <w:rPr>
           <w:b/>
         </w:rPr>
-        <w:t>Internal — baseline chủ ý dùng selector giòn:</w:t>
-      </w:r>
-      <w:r>
-        <w:t xml:space="preserve"> suite locator dùng nth-child/XPath-text cố định, đại diện cho lớp test giòn phổ biến; một baseline dùng best practice (</w:t>
+        <w:t>Internal — baseline là "trường hợp xấu" (worst case) có chủ ý:</w:t>
+      </w:r>
+      <w:r>
+        <w:t xml:space="preserve"> suite locator dùng selector cấu trúc (nth-child) và neo văn bản (XPath text) cố định — đại diện cho lớp test giòn phổ biến trong thực tế, và là cận dưới về độ bền vững của phương pháp locator. Một baseline theo best practice (</w:t>
       </w:r>
       <w:r>
         <w:rPr>
@@ -9093,7 +9093,17 @@
         <w:t>data-testid</w:t>
       </w:r>
       <w:r>
-        <w:t>) sẽ bền hơn trước V2/V3 — kết quả RQ1/RQ2 phải đọc trong phạm vi lớp selector này. ⚠️ TODO: cân nhắc 1 đoạn định vị rõ "worst-case baseline" hay bổ sung biến thể baseline bền (nếu còn giờ).</w:t>
+        <w:t xml:space="preserve">) sẽ bền hơn trước V3 (đổi nhãn) và một phần V2; tuy nhiên (i) </w:t>
+      </w:r>
+      <w:r>
+        <w:rPr>
+          <w:rFonts w:ascii="Consolas" w:hAnsi="Consolas"/>
+          <w:sz w:val="23"/>
+        </w:rPr>
+        <w:t>data-testid</w:t>
+      </w:r>
+      <w:r>
+        <w:t xml:space="preserve"> đòi quyền sửa mã ứng dụng — không phải lúc nào cũng có trong kiểm thử thực tế, và (ii) nhóm test D nhắm vào các thành phần không có nhãn ngữ nghĩa (icon SVG trần, canvas, div thuần) — nơi selector cấu trúc gần như là lựa chọn duy nhất và best practice không thay đổi được kết cục. Vì vậy kết quả RQ1/RQ2 phải được đọc trong phạm vi lớp selector này: khoảng cách so với VLM là khoảng cách với cận dưới của locator, không phải với mọi bộ test locator. Việc bổ sung một baseline best-practice làm "cận trên" được ghi ở hướng phát triển (mục 5.4).</w:t>
       </w:r>
     </w:p>
     <w:p>
@@ -9158,27 +9168,7 @@
     </w:p>
     <w:p>
       <w:r>
-        <w:t xml:space="preserve">⚠️ TODO tổng khi chuyển vào báo cáo chính thức: (1) chèn file hình từ </w:t>
-      </w:r>
-      <w:r>
-        <w:rPr>
-          <w:rFonts w:ascii="Consolas" w:hAnsi="Consolas"/>
-          <w:sz w:val="23"/>
-        </w:rPr>
-        <w:t>results/figures/</w:t>
-      </w:r>
-      <w:r>
-        <w:t xml:space="preserve"> vào đúng vị trí Hình 4.1–4.5 và đánh số lại bảng theo template của khoa; (2) mục 4.7-(3): chốt cách định vị "worst-case baseline" sau buổi trao đổi GVHD (</w:t>
-      </w:r>
-      <w:r>
-        <w:rPr>
-          <w:rFonts w:ascii="Consolas" w:hAnsi="Consolas"/>
-          <w:sz w:val="23"/>
-        </w:rPr>
-        <w:t>docs/gvhd-trao-doi.md</w:t>
-      </w:r>
-      <w:r>
-        <w:t xml:space="preserve"> mục 3); (3) khi Chương 2 hoàn thiện, thêm trích dẫn chéo tại 4.6 (GPTDroid [2], VETL [3], VisionDroid/Trident [4], ITeM [13] cho luận điểm "test theo ý định", NaviQAte [10] cho mức trần độ tin cậy agent).</w:t>
+        <w:t>Ghi chú khi chuyển vào báo cáo chính thức: (1) đánh số lại hình/bảng theo template của khoa (bản DOCX sinh tự động đã nhúng đủ hình); (2) khi rà Chương 2 lần cuối, thêm trích dẫn chéo tại 4.6 (GPTDroid [2], VETL [3], VisionDroid/Trident [4], ITeM [13] cho luận điểm "test theo ý định", NaviQAte [10] cho mức trần độ tin cậy agent).</w:t>
       </w:r>
     </w:p>
     <w:p>

--- a/docs/bao-cao/bao-cao-doan.docx
+++ b/docs/bao-cao/bao-cao-doan.docx
@@ -149,19 +149,9 @@
     <w:p>
       <w:fldSimple w:instr="TOC \o &quot;1-3&quot; \h \z \u">
         <w:r>
-          <w:t>Nhấp chuột phải vào đây → Update Field để tạo/cập nhật mục lục.</w:t>
+          <w:t>(Nhấp chuột phải vào đây rồi chọn Update Field để tạo mục lục.)</w:t>
         </w:r>
       </w:fldSimple>
-    </w:p>
-    <w:p>
-      <w:r>
-        <w:rPr>
-          <w:i/>
-          <w:color w:val="606060"/>
-          <w:sz w:val="22"/>
-        </w:rPr>
-        <w:t>Ghi chú bản nháp: mục lục là trường TOC tự động — mở file bằng Word/Google Docs rồi cập nhật trường để hiển thị.</w:t>
-      </w:r>
     </w:p>
     <w:p>
       <w:r>
@@ -193,16 +183,6 @@
     </w:p>
     <w:p>
       <w:r>
-        <w:rPr>
-          <w:i/>
-          <w:color w:val="606060"/>
-          <w:sz w:val="22"/>
-        </w:rPr>
-        <w:t>⟪Bản nháp — sinh viên rà và biên tập lại tóm tắt theo giọng văn của mình.⟫</w:t>
-      </w:r>
-    </w:p>
-    <w:p>
-      <w:r>
         <w:br w:type="page"/>
       </w:r>
     </w:p>
@@ -215,13 +195,81 @@
       </w:r>
     </w:p>
     <w:p>
+      <w:pPr>
+        <w:pStyle w:val="Heading2"/>
+      </w:pPr>
+      <w:r>
+        <w:t>1.1. Bối cảnh và động lực</w:t>
+      </w:r>
+    </w:p>
+    <w:p>
+      <w:r>
+        <w:t xml:space="preserve">Kiểm thử giao diện người dùng (GUI testing) là một khâu bắt buộc trong quy trình đảm bảo chất lượng phần mềm: phát hiện sớm lỗi hiển thị, sai lệch luồng thao tác, và bảo đảm trải nghiệm nhất quán qua các phiên bản phát hành. Cách tiếp cận tự động hóa phổ biến nhất hiện nay là script hóa thao tác người dùng bằng các framework như Selenium hay Playwright, trong đó mỗi bước tương tác định vị phần tử giao diện qua </w:t>
+      </w:r>
       <w:r>
         <w:rPr>
-          <w:i/>
-          <w:color w:val="606060"/>
-          <w:sz w:val="22"/>
+          <w:b/>
         </w:rPr>
-        <w:t>Nháp hoàn chỉnh 09/07/2026, viết từ Step 1+3+4 của hướng dẫn GVHD và đề cương. Số liệu kết quả nhắc ở 1.5 lấy từ Chương 4.</w:t>
+        <w:t>bộ định vị kỹ thuật (locator)</w:t>
+      </w:r>
+      <w:r>
+        <w:t xml:space="preserve"> — CSS selector, XPath, hoặc thuộc tính accessibility.</w:t>
+      </w:r>
+    </w:p>
+    <w:p>
+      <w:r>
+        <w:t xml:space="preserve">Điểm yếu cố hữu của cách tiếp cận này là </w:t>
+      </w:r>
+      <w:r>
+        <w:rPr>
+          <w:b/>
+        </w:rPr>
+        <w:t>tính giòn (brittleness)</w:t>
+      </w:r>
+      <w:r>
+        <w:t>: locator gắn chặt vào cấu trúc DOM và nhãn văn bản của giao diện, nên khi giao diện thay đổi cách trình bày — đổi bố cục, đảo thứ tự cột, đổi nhãn nút — test gãy hàng loạt dù chức năng bên dưới không hề thay đổi. Chi phí bảo trì bộ test vì thế trở thành gánh nặng thường trực của các nhóm phát triển, đặc biệt với những thành phần giao diện tùy biến không có nhãn ngữ nghĩa, nơi selector cấu trúc (</w:t>
+      </w:r>
+      <w:r>
+        <w:rPr>
+          <w:rFonts w:ascii="Consolas" w:hAnsi="Consolas"/>
+          <w:sz w:val="23"/>
+        </w:rPr>
+        <w:t>nth-child</w:t>
+      </w:r>
+      <w:r>
+        <w:t>) gần như là lựa chọn duy nhất.</w:t>
+      </w:r>
+    </w:p>
+    <w:p>
+      <w:r>
+        <w:t xml:space="preserve">Sự phát triển của các </w:t>
+      </w:r>
+      <w:r>
+        <w:rPr>
+          <w:b/>
+        </w:rPr>
+        <w:t>mô hình thị giác–ngôn ngữ (Vision-Language Model — VLM)</w:t>
+      </w:r>
+      <w:r>
+        <w:t xml:space="preserve"> như GPT-4o, Claude (vision), Gemini hay Qwen-VL mở ra một hướng tiếp cận khác: agent kiểm thử "nhìn" ảnh chụp màn hình và thao tác theo ngữ nghĩa thị giác của giao diện — "bấm nút thêm sản phẩm", "đọc cột SKU" — thay vì bám vào cấu trúc kỹ thuật. Test case khi đó được viết bằng ngôn ngữ tự nhiên (công cụ đại diện: Midscene.js), và về nguyên tắc sẽ miễn nhiễm với các thay đổi thuần trình bày. Nhưng lời hứa đó đi kèm câu hỏi thực tiễn chưa có lời đáp định lượng: độ bền vững tăng </w:t>
+      </w:r>
+      <w:r>
+        <w:rPr>
+          <w:b/>
+        </w:rPr>
+        <w:t>bao nhiêu</w:t>
+      </w:r>
+      <w:r>
+        <w:t xml:space="preserve">, đổi lại </w:t>
+      </w:r>
+      <w:r>
+        <w:rPr>
+          <w:b/>
+        </w:rPr>
+        <w:t>chi phí gì</w:t>
+      </w:r>
+      <w:r>
+        <w:t xml:space="preserve"> (thời gian chạy, chi phí API, độ ổn định), và liệu có dùng được VLM cho các nhu cầu kiểm thử gắn với bảo mật hay không. Đồ án này trả lời các câu hỏi đó bằng một nghiên cứu thực nghiệm so sánh có kiểm soát.</w:t>
       </w:r>
     </w:p>
     <w:p>
@@ -229,35 +277,403 @@
         <w:pStyle w:val="Heading2"/>
       </w:pPr>
       <w:r>
-        <w:t>1.1. Bối cảnh và động lực</w:t>
+        <w:t>1.2. Khoảng trống nghiên cứu</w:t>
       </w:r>
     </w:p>
     <w:p>
       <w:r>
-        <w:t xml:space="preserve">Kiểm thử giao diện người dùng (GUI testing) là một khâu bắt buộc trong quy trình đảm bảo chất lượng phần mềm: phát hiện sớm lỗi hiển thị, sai lệch luồng thao tác, và bảo đảm trải nghiệm nhất quán qua các phiên bản phát hành. Cách tiếp cận tự động hóa phổ biến nhất hiện nay là script hóa thao tác người dùng bằng các framework như Selenium hay Playwright, trong đó mỗi bước tương tác định vị phần tử giao diện qua </w:t>
+        <w:t>Khảo sát 15 công trình tiêu biểu giai đoạn 2023–2025 về LLM/VLM cho kiểm thử GUI (Chương 2) cho thấy ba khoảng trống:</w:t>
+      </w:r>
+    </w:p>
+    <w:p>
+      <w:pPr>
+        <w:ind w:left="357"/>
+      </w:pPr>
+      <w:r>
+        <w:t xml:space="preserve">1. </w:t>
       </w:r>
       <w:r>
         <w:rPr>
           <w:b/>
         </w:rPr>
-        <w:t>bộ định vị kỹ thuật (locator)</w:t>
-      </w:r>
-      <w:r>
-        <w:t xml:space="preserve"> — CSS selector, XPath, hoặc thuộc tính accessibility.</w:t>
-      </w:r>
-    </w:p>
-    <w:p>
-      <w:r>
-        <w:t xml:space="preserve">Điểm yếu cố hữu của cách tiếp cận này là </w:t>
+        <w:t>Thiếu so sánh đối chứng có kiểm soát.</w:t>
+      </w:r>
+      <w:r>
+        <w:t xml:space="preserve"> Tuyệt đại đa số công trình tập trung vào Android hoặc web riêng lẻ và đo hiệu quả qua code coverage hay số bug phát hiện được. Chưa có công trình nào so sánh trực tiếp, định lượng, giữa phương pháp locator-based truyền thống và phương pháp VLM-based </w:t>
       </w:r>
       <w:r>
         <w:rPr>
           <w:b/>
         </w:rPr>
-        <w:t>tính giòn (brittleness)</w:t>
-      </w:r>
-      <w:r>
-        <w:t>: locator gắn chặt vào cấu trúc DOM và nhãn văn bản của giao diện, nên khi giao diện thay đổi cách trình bày — đổi bố cục, đảo thứ tự cột, đổi nhãn nút — test gãy hàng loạt dù chức năng bên dưới không hề thay đổi. Chi phí bảo trì bộ test vì thế trở thành gánh nặng thường trực của các nhóm phát triển, đặc biệt với những thành phần giao diện tùy biến không có nhãn ngữ nghĩa, nơi selector cấu trúc (</w:t>
+        <w:t>trên cùng một bộ test case</w:t>
+      </w:r>
+      <w:r>
+        <w:t xml:space="preserve">, với </w:t>
+      </w:r>
+      <w:r>
+        <w:rPr>
+          <w:b/>
+        </w:rPr>
+        <w:t>biến thể giao diện được kiểm soát chủ động</w:t>
+      </w:r>
+      <w:r>
+        <w:t xml:space="preserve"> — trong khi độ bền vững trước thay đổi giao diện chính là lý do cốt lõi khiến VLM được đề xuất thay cho locator.</w:t>
+      </w:r>
+    </w:p>
+    <w:p>
+      <w:pPr>
+        <w:ind w:left="357"/>
+      </w:pPr>
+      <w:r>
+        <w:t xml:space="preserve">2. </w:t>
+      </w:r>
+      <w:r>
+        <w:rPr>
+          <w:b/>
+        </w:rPr>
+        <w:t>Thiếu định lượng chi phí bảo trì.</w:t>
+      </w:r>
+      <w:r>
+        <w:t xml:space="preserve"> Một số công trình có đề cập chi phí nhưng chỉ đo chi phí vận hành agent (token, thời gian chạy); chưa có nghiên cứu nào đo trực tiếp chi phí bảo trì bộ test — số test case, số dòng code/config phải sửa khi giao diện thay đổi — theo cặp đối chứng trên cùng một ứng dụng.</w:t>
+      </w:r>
+    </w:p>
+    <w:p>
+      <w:pPr>
+        <w:ind w:left="357"/>
+      </w:pPr>
+      <w:r>
+        <w:t xml:space="preserve">3. </w:t>
+      </w:r>
+      <w:r>
+        <w:rPr>
+          <w:b/>
+        </w:rPr>
+        <w:t>Bỏ ngỏ khía cạnh bảo mật.</w:t>
+      </w:r>
+      <w:r>
+        <w:t xml:space="preserve"> Không công trình nào trong nhóm khảo sát đề cập (a) rủi ro lộ dữ liệu nhạy cảm khi gửi screenshot chứa thông tin cá nhân lên VLM API của bên thứ ba, hay (b) khả năng tận dụng chính VLM để kiểm thử tính đúng đắn của giao diện theo phân quyền người dùng (role-based UI access).</w:t>
+      </w:r>
+    </w:p>
+    <w:p>
+      <w:pPr>
+        <w:pStyle w:val="Heading2"/>
+      </w:pPr>
+      <w:r>
+        <w:t>1.3. Câu hỏi nghiên cứu</w:t>
+      </w:r>
+    </w:p>
+    <w:p>
+      <w:r>
+        <w:t>Từ ba khoảng trống trên, đồ án đặt bốn câu hỏi nghiên cứu:</w:t>
+      </w:r>
+    </w:p>
+    <w:p>
+      <w:pPr>
+        <w:pStyle w:val="ListBullet"/>
+      </w:pPr>
+      <w:r>
+        <w:rPr>
+          <w:b/>
+        </w:rPr>
+        <w:t>RQ1 (độ bền vững):</w:t>
+      </w:r>
+      <w:r>
+        <w:t xml:space="preserve"> So với kiểm thử dựa trên locator truyền thống, kiểm thử dựa trên VLM cải thiện độ bền vững (tỉ lệ test pass) đến mức nào khi giao diện thay đổi (theme, bố cục, biểu tượng)?</w:t>
+      </w:r>
+    </w:p>
+    <w:p>
+      <w:pPr>
+        <w:pStyle w:val="ListBullet"/>
+      </w:pPr>
+      <w:r>
+        <w:rPr>
+          <w:b/>
+        </w:rPr>
+        <w:t>RQ2 (chi phí bảo trì):</w:t>
+      </w:r>
+      <w:r>
+        <w:t xml:space="preserve"> Chi phí bảo trì bộ test suite (số dòng code/config cần sửa, thời gian, chi phí gọi API) của hai phương pháp khác nhau như thế nào khi giao diện thay đổi?</w:t>
+      </w:r>
+    </w:p>
+    <w:p>
+      <w:pPr>
+        <w:pStyle w:val="ListBullet"/>
+      </w:pPr>
+      <w:r>
+        <w:rPr>
+          <w:b/>
+        </w:rPr>
+        <w:t>RQ3 (kiểm thử phân quyền):</w:t>
+      </w:r>
+      <w:r>
+        <w:t xml:space="preserve"> VLM có thể được tận dụng để phát hiện lỗi hiển thị giao diện theo phân quyền người dùng với độ chính xác ra sao, so với phương pháp locator-based?</w:t>
+      </w:r>
+    </w:p>
+    <w:p>
+      <w:pPr>
+        <w:pStyle w:val="ListBullet"/>
+      </w:pPr>
+      <w:r>
+        <w:rPr>
+          <w:b/>
+        </w:rPr>
+        <w:t>RQ4 (che dữ liệu nhạy cảm):</w:t>
+      </w:r>
+      <w:r>
+        <w:t xml:space="preserve"> Việc che giấu (masking) dữ liệu nhạy cảm trên ảnh chụp màn hình trước khi gửi lên VLM API ảnh hưởng thế nào đến độ chính xác định vị phần tử của VLM?</w:t>
+      </w:r>
+    </w:p>
+    <w:p>
+      <w:r>
+        <w:t>RQ1–RQ2 giải quyết khoảng trống 1–2; RQ3–RQ4 giải quyết khoảng trống 3.</w:t>
+      </w:r>
+    </w:p>
+    <w:p>
+      <w:pPr>
+        <w:pStyle w:val="Heading2"/>
+      </w:pPr>
+      <w:r>
+        <w:t>1.4. Mục tiêu và phạm vi</w:t>
+      </w:r>
+    </w:p>
+    <w:p>
+      <w:r>
+        <w:rPr>
+          <w:b/>
+        </w:rPr>
+        <w:t>Mục tiêu</w:t>
+      </w:r>
+      <w:r>
+        <w:t xml:space="preserve"> của đồ án là một nghiên cứu thực nghiệm so sánh định lượng (empirical comparative study): xây dựng một ứng dụng web mẫu cùng các biến thể giao diện có kiểm soát; xây dựng hai bộ test song song (Playwright locator-based và Midscene.js VLM-based) đối xứng 1–1; chạy cả hai trên giao diện gốc và từng biến thể, mỗi tổ hợp lặp 5 lần; và đo đồng thời các trục: tỉ lệ pass, độ ổn định (flakiness), thời gian thực thi, chi phí API, chi phí bảo trì. Hai khảo sát mở rộng (masking và kiểm thử phân quyền hiển thị) trả lời RQ3–RQ4.</w:t>
+      </w:r>
+    </w:p>
+    <w:p>
+      <w:r>
+        <w:rPr>
+          <w:b/>
+        </w:rPr>
+        <w:t>Phạm vi</w:t>
+      </w:r>
+      <w:r>
+        <w:t xml:space="preserve"> được giới hạn tường minh: ứng dụng mẫu tự xây với dữ liệu mock (không phải ứng dụng thương mại); mô hình VLM dùng qua API, ghim một model cố định, không huấn luyện hay fine-tune; kiểm thử phân quyền chỉ ở tầng hiển thị front-end (không kiểm thử backend/API); nền tảng desktop chỉ đặt làm hướng phát triển. Các giới hạn này và hệ quả của chúng được thảo luận tại mục 4.7.</w:t>
+      </w:r>
+    </w:p>
+    <w:p>
+      <w:pPr>
+        <w:pStyle w:val="Heading2"/>
+      </w:pPr>
+      <w:r>
+        <w:t>1.5. Đóng góp của đồ án</w:t>
+      </w:r>
+    </w:p>
+    <w:p>
+      <w:r>
+        <w:t>Đồ án cam kết và hoàn thành năm đóng góp:</w:t>
+      </w:r>
+    </w:p>
+    <w:p>
+      <w:pPr>
+        <w:ind w:left="357"/>
+      </w:pPr>
+      <w:r>
+        <w:t xml:space="preserve">1. </w:t>
+      </w:r>
+      <w:r>
+        <w:rPr>
+          <w:b/>
+        </w:rPr>
+        <w:t>C1 — Bộ dữ liệu thực nghiệm tái sử dụng được:</w:t>
+      </w:r>
+      <w:r>
+        <w:t xml:space="preserve"> ứng dụng web mẫu "Mini Shop Manager" cùng 4 biến thể giao diện kiểm soát tập trung trong một file cấu hình, công khai trên GitHub — dùng được làm benchmark cho các nghiên cứu về robustness của GUI testing.</w:t>
+      </w:r>
+    </w:p>
+    <w:p>
+      <w:pPr>
+        <w:ind w:left="357"/>
+      </w:pPr>
+      <w:r>
+        <w:t xml:space="preserve">2. </w:t>
+      </w:r>
+      <w:r>
+        <w:rPr>
+          <w:b/>
+        </w:rPr>
+        <w:t>C2 — Pipeline đánh giá so sánh:</w:t>
+      </w:r>
+      <w:r>
+        <w:t xml:space="preserve"> harness chạy ma trận thực nghiệm và ghi số liệu tự động, quy trình bảo trì chuẩn hóa cho RQ2, cùng script phân tích sinh toàn bộ hình/bảng từ dữ liệu thô — đóng góp về phương pháp đánh giá, đo đồng thời ba trục robustness / chi phí bảo trì / chi phí vận hành.</w:t>
+      </w:r>
+    </w:p>
+    <w:p>
+      <w:pPr>
+        <w:ind w:left="357"/>
+      </w:pPr>
+      <w:r>
+        <w:t xml:space="preserve">3. </w:t>
+      </w:r>
+      <w:r>
+        <w:rPr>
+          <w:b/>
+        </w:rPr>
+        <w:t>C3 — Bộ số liệu định lượng</w:t>
+      </w:r>
+      <w:r>
+        <w:t xml:space="preserve"> trả lời trực tiếp RQ1–RQ2: trong phạm vi khảo sát, đây là bằng chứng thực nghiệm đầu tiên đo trực tiếp đánh đổi robustness vs. cost giữa hai phương pháp trên cùng ứng dụng, cùng bộ test case (kết quả chính: VLM giữ 100% pass trên mọi biến thể với 0 chi phí bảo trì; locator rơi còn 50–67% và cần 15 lượt sửa test / 46 LOC).</w:t>
+      </w:r>
+    </w:p>
+    <w:p>
+      <w:pPr>
+        <w:ind w:left="357"/>
+      </w:pPr>
+      <w:r>
+        <w:t xml:space="preserve">4. </w:t>
+      </w:r>
+      <w:r>
+        <w:rPr>
+          <w:b/>
+        </w:rPr>
+        <w:t>C4 — Cơ chế masking + đánh giá trade-off:</w:t>
+      </w:r>
+      <w:r>
+        <w:t xml:space="preserve"> tiền xử lý ảnh che PII trước khi gửi VLM API và đo định lượng ảnh hưởng lên độ chính xác định vị (kết quả chính: hit-rate không giảm, IoU chỉ giảm nhẹ tại vùng che).</w:t>
+      </w:r>
+    </w:p>
+    <w:p>
+      <w:pPr>
+        <w:ind w:left="357"/>
+      </w:pPr>
+      <w:r>
+        <w:t xml:space="preserve">5. </w:t>
+      </w:r>
+      <w:r>
+        <w:rPr>
+          <w:b/>
+        </w:rPr>
+        <w:t>C5 — Bộ kịch bản kiểm thử phân quyền hiển thị bằng VLM</w:t>
+      </w:r>
+      <w:r>
+        <w:t xml:space="preserve"> cùng tỉ lệ phát hiện đối chứng với locator (kết quả chính: cả hai đạt 5/5, không báo động giả) — mở rộng ứng dụng của VLM từ kiểm thử chức năng sang kiểm thử liên quan bảo mật.</w:t>
+      </w:r>
+    </w:p>
+    <w:p>
+      <w:pPr>
+        <w:pStyle w:val="Heading2"/>
+      </w:pPr>
+      <w:r>
+        <w:t>1.6. Cấu trúc báo cáo</w:t>
+      </w:r>
+    </w:p>
+    <w:p>
+      <w:r>
+        <w:t xml:space="preserve">Phần còn lại của báo cáo tổ chức như sau. </w:t>
+      </w:r>
+      <w:r>
+        <w:rPr>
+          <w:b/>
+        </w:rPr>
+        <w:t>Chương 2</w:t>
+      </w:r>
+      <w:r>
+        <w:t xml:space="preserve"> trình bày cơ sở lý thuyết và khảo sát 15 công trình liên quan, từ đó định vị đóng góp của đồ án. </w:t>
+      </w:r>
+      <w:r>
+        <w:rPr>
+          <w:b/>
+        </w:rPr>
+        <w:t>Chương 3</w:t>
+      </w:r>
+      <w:r>
+        <w:t xml:space="preserve"> mô tả phương pháp: ứng dụng thực nghiệm, biến thể giao diện, hai bộ test, mô hình VLM và hạ tầng đo lường, cùng thiết kế riêng cho từng RQ. </w:t>
+      </w:r>
+      <w:r>
+        <w:rPr>
+          <w:b/>
+        </w:rPr>
+        <w:t>Chương 4</w:t>
+      </w:r>
+      <w:r>
+        <w:t xml:space="preserve"> trình bày kết quả định lượng của bốn RQ, thảo luận trade-off và các nguy cơ đe dọa tính hợp lệ. </w:t>
+      </w:r>
+      <w:r>
+        <w:rPr>
+          <w:b/>
+        </w:rPr>
+        <w:t>Chương 5</w:t>
+      </w:r>
+      <w:r>
+        <w:t xml:space="preserve"> kết luận, đối chiếu đóng góp cam kết với sản phẩm thực tế và đề xuất hướng phát triển.</w:t>
+      </w:r>
+    </w:p>
+    <w:p>
+      <w:r>
+        <w:br w:type="page"/>
+      </w:r>
+    </w:p>
+    <w:p>
+      <w:pPr>
+        <w:pStyle w:val="Heading1"/>
+      </w:pPr>
+      <w:r>
+        <w:t>Chương 2 — Cơ sở lý thuyết và khảo sát liên quan</w:t>
+      </w:r>
+    </w:p>
+    <w:p>
+      <w:r>
+        <w:t>Chương này trình bày nền tảng lý thuyết của hai cách tiếp cận kiểm thử GUI được so sánh trong đồ án (2.1), khảo sát có hệ thống 15 công trình tiêu biểu giai đoạn 2023–2025 theo ba nhánh (2.2), phân tích sâu bốn công trình đại diện (2.3), và định vị đóng góp của đồ án trong bức tranh đó (2.4).</w:t>
+      </w:r>
+    </w:p>
+    <w:p>
+      <w:pPr>
+        <w:pStyle w:val="Heading2"/>
+      </w:pPr>
+      <w:r>
+        <w:t>2.1. Cơ sở lý thuyết</w:t>
+      </w:r>
+    </w:p>
+    <w:p>
+      <w:pPr>
+        <w:pStyle w:val="Heading3"/>
+      </w:pPr>
+      <w:r>
+        <w:t>2.1.1. Kiểm thử GUI tự động và cách tiếp cận locator-based</w:t>
+      </w:r>
+    </w:p>
+    <w:p>
+      <w:r>
+        <w:t xml:space="preserve">Kiểm thử GUI tự động mô phỏng thao tác người dùng trên giao diện (điền form, bấm nút, đọc kết quả) và so khớp trạng thái quan sát được với kỳ vọng (test oracle). Trong hệ sinh thái web, mô hình chủ đạo là </w:t>
+      </w:r>
+      <w:r>
+        <w:rPr>
+          <w:b/>
+        </w:rPr>
+        <w:t>script hóa với locator</w:t>
+      </w:r>
+      <w:r>
+        <w:t>: mỗi bước tương tác định vị phần tử qua CSS selector, XPath hoặc thuộc tính accessibility, rồi gọi hành động trên phần tử đó. Playwright — framework được dùng làm baseline của đồ án — bổ sung các cơ chế hiện đại như auto-wait (tự chờ phần tử sẵn sàng), quản lý trình duyệt và tự khởi động ứng dụng được kiểm thử, giúp loại phần lớn flakiness do timing.</w:t>
+      </w:r>
+    </w:p>
+    <w:p>
+      <w:r>
+        <w:t xml:space="preserve">Điểm yếu cấu trúc của mô hình này nằm ở chính locator. Có thể phân ba nguyên nhân gãy test kinh điển: (i) </w:t>
+      </w:r>
+      <w:r>
+        <w:rPr>
+          <w:b/>
+        </w:rPr>
+        <w:t>đổi hình thức</w:t>
+      </w:r>
+      <w:r>
+        <w:t xml:space="preserve"> (màu sắc, theme) — thường vô hại vì DOM không đổi; (ii) </w:t>
+      </w:r>
+      <w:r>
+        <w:rPr>
+          <w:b/>
+        </w:rPr>
+        <w:t>đổi cấu trúc</w:t>
+      </w:r>
+      <w:r>
+        <w:t xml:space="preserve"> (đảo thứ tự cột, chuyển bố cục) — làm sai mọi selector định vị theo vị trí như </w:t>
       </w:r>
       <w:r>
         <w:rPr>
@@ -267,39 +683,247 @@
         <w:t>nth-child</w:t>
       </w:r>
       <w:r>
-        <w:t>) gần như là lựa chọn duy nhất.</w:t>
-      </w:r>
-    </w:p>
-    <w:p>
-      <w:r>
-        <w:t xml:space="preserve">Sự phát triển của các </w:t>
+        <w:t xml:space="preserve">; (iii) </w:t>
       </w:r>
       <w:r>
         <w:rPr>
           <w:b/>
         </w:rPr>
-        <w:t>mô hình thị giác–ngôn ngữ (Vision-Language Model — VLM)</w:t>
-      </w:r>
-      <w:r>
-        <w:t xml:space="preserve"> như GPT-4o, Claude (vision), Gemini hay Qwen-VL mở ra một hướng tiếp cận khác: agent kiểm thử "nhìn" ảnh chụp màn hình và thao tác theo ngữ nghĩa thị giác của giao diện — "bấm nút thêm sản phẩm", "đọc cột SKU" — thay vì bám vào cấu trúc kỹ thuật. Test case khi đó được viết bằng ngôn ngữ tự nhiên (công cụ đại diện: Midscene.js), và về nguyên tắc sẽ miễn nhiễm với các thay đổi thuần trình bày. Nhưng lời hứa đó đi kèm câu hỏi thực tiễn chưa có lời đáp định lượng: độ bền vững tăng </w:t>
-      </w:r>
+        <w:t>đổi nhãn</w:t>
+      </w:r>
+      <w:r>
+        <w:t xml:space="preserve"> (đổi chữ trên nút, placeholder) — làm sai mọi selector neo văn bản như XPath </w:t>
+      </w:r>
+      <w:r>
+        <w:rPr>
+          <w:rFonts w:ascii="Consolas" w:hAnsi="Consolas"/>
+          <w:sz w:val="23"/>
+        </w:rPr>
+        <w:t>text()</w:t>
+      </w:r>
+      <w:r>
+        <w:t xml:space="preserve">. Thực hành tốt (dùng </w:t>
+      </w:r>
+      <w:r>
+        <w:rPr>
+          <w:rFonts w:ascii="Consolas" w:hAnsi="Consolas"/>
+          <w:sz w:val="23"/>
+        </w:rPr>
+        <w:t>getByRole</w:t>
+      </w:r>
+      <w:r>
+        <w:t xml:space="preserve">, </w:t>
+      </w:r>
+      <w:r>
+        <w:rPr>
+          <w:rFonts w:ascii="Consolas" w:hAnsi="Consolas"/>
+          <w:sz w:val="23"/>
+        </w:rPr>
+        <w:t>data-testid</w:t>
+      </w:r>
+      <w:r>
+        <w:t xml:space="preserve">) giảm được một phần rủi ro, nhưng không áp dụng được cho các thành phần tùy biến không có nhãn ngữ nghĩa — icon-button vẽ SVG, widget canvas, hàng danh sách là </w:t>
+      </w:r>
+      <w:r>
+        <w:rPr>
+          <w:rFonts w:ascii="Consolas" w:hAnsi="Consolas"/>
+          <w:sz w:val="23"/>
+        </w:rPr>
+        <w:t>div</w:t>
+      </w:r>
+      <w:r>
+        <w:t xml:space="preserve"> thuần — nơi selector cấu trúc gần như là lựa chọn duy nhất. Ba nguyên nhân này chính là ba loại biến thể giao diện V1/V2/V3 được thiết kế ở Chương 3.</w:t>
+      </w:r>
+    </w:p>
+    <w:p>
+      <w:pPr>
+        <w:pStyle w:val="Heading3"/>
+      </w:pPr>
+      <w:r>
+        <w:t>2.1.2. Mô hình thị giác–ngôn ngữ và bài toán GUI grounding</w:t>
+      </w:r>
+    </w:p>
+    <w:p>
       <w:r>
         <w:rPr>
           <w:b/>
         </w:rPr>
-        <w:t>bao nhiêu</w:t>
-      </w:r>
-      <w:r>
-        <w:t xml:space="preserve">, đổi lại </w:t>
+        <w:t>VLM</w:t>
+      </w:r>
+      <w:r>
+        <w:t xml:space="preserve"> là mô hình đa phương thức ghép một bộ mã hóa thị giác (vision encoder) với một mô hình ngôn ngữ lớn, cho phép nhận đầu vào ảnh + văn bản và sinh văn bản. Với kiểm thử GUI, hai năng lực quan trọng nhất là: </w:t>
       </w:r>
       <w:r>
         <w:rPr>
           <w:b/>
         </w:rPr>
-        <w:t>chi phí gì</w:t>
-      </w:r>
-      <w:r>
-        <w:t xml:space="preserve"> (thời gian chạy, chi phí API, độ ổn định), và liệu có dùng được VLM cho các nhu cầu kiểm thử gắn với bảo mật hay không. Đồ án này trả lời các câu hỏi đó bằng một nghiên cứu thực nghiệm so sánh có kiểm soát.</w:t>
+        <w:t>hiểu màn hình</w:t>
+      </w:r>
+      <w:r>
+        <w:t xml:space="preserve"> (đọc screenshot, nhận biết bảng/nút/form và trạng thái của chúng) và </w:t>
+      </w:r>
+      <w:r>
+        <w:rPr>
+          <w:b/>
+        </w:rPr>
+        <w:t>GUI grounding</w:t>
+      </w:r>
+      <w:r>
+        <w:t xml:space="preserve"> — định vị tọa độ của phần tử trên ảnh từ một mô tả ngôn ngữ ("nút xóa ở hàng đầu tiên"). Grounding là mắt xích quyết định: mọi hành động (click, điền) đều cần tọa độ đúng.</w:t>
+      </w:r>
+    </w:p>
+    <w:p>
+      <w:r>
+        <w:t xml:space="preserve">Một dòng model được huấn luyện chuyên cho GUI đã hình thành: CogAgent, Ferret-UI, SeeClick, UI-TARS, và họ Qwen-VL. Đồ án dùng </w:t>
+      </w:r>
+      <w:r>
+        <w:rPr>
+          <w:b/>
+        </w:rPr>
+        <w:t>Qwen3-VL</w:t>
+      </w:r>
+      <w:r>
+        <w:t xml:space="preserve"> (bản open-weight 235B-A22B); một đặc điểm kỹ thuật đáng lưu ý là họ Qwen-VL trả tọa độ grounding theo quy ước </w:t>
+      </w:r>
+      <w:r>
+        <w:rPr>
+          <w:b/>
+        </w:rPr>
+        <w:t>chuẩn hóa 0–1000</w:t>
+      </w:r>
+      <w:r>
+        <w:t xml:space="preserve"> bất kể chỉ dẫn trong prompt — chi tiết và hệ quả đo lường được phân tích ở mục 4.7. Trên các model này, một lớp </w:t>
+      </w:r>
+      <w:r>
+        <w:rPr>
+          <w:b/>
+        </w:rPr>
+        <w:t>GUI agent</w:t>
+      </w:r>
+      <w:r>
+        <w:t xml:space="preserve"> đã phát triển (AppAgent, Mobile-Agent, WebVoyager): vòng lặp quan sát màn hình → suy luận → hành động, nhằm hoàn thành nhiệm vụ mô tả bằng ngôn ngữ tự nhiên.</w:t>
+      </w:r>
+    </w:p>
+    <w:p>
+      <w:pPr>
+        <w:pStyle w:val="Heading3"/>
+      </w:pPr>
+      <w:r>
+        <w:t>2.1.3. Kiểm thử GUI bằng ngôn ngữ tự nhiên với Midscene.js</w:t>
+      </w:r>
+    </w:p>
+    <w:p>
+      <w:r>
+        <w:t xml:space="preserve">Midscene.js là framework mã nguồn mở cho phép viết kịch bản kiểm thử web bằng ngôn ngữ tự nhiên trên nền Playwright, qua họ API </w:t>
+      </w:r>
+      <w:r>
+        <w:rPr>
+          <w:rFonts w:ascii="Consolas" w:hAnsi="Consolas"/>
+          <w:sz w:val="23"/>
+        </w:rPr>
+        <w:t>aiTap</w:t>
+      </w:r>
+      <w:r>
+        <w:t xml:space="preserve">, </w:t>
+      </w:r>
+      <w:r>
+        <w:rPr>
+          <w:rFonts w:ascii="Consolas" w:hAnsi="Consolas"/>
+          <w:sz w:val="23"/>
+        </w:rPr>
+        <w:t>aiInput</w:t>
+      </w:r>
+      <w:r>
+        <w:t xml:space="preserve">, </w:t>
+      </w:r>
+      <w:r>
+        <w:rPr>
+          <w:rFonts w:ascii="Consolas" w:hAnsi="Consolas"/>
+          <w:sz w:val="23"/>
+        </w:rPr>
+        <w:t>aiAssert</w:t>
+      </w:r>
+      <w:r>
+        <w:t xml:space="preserve">, </w:t>
+      </w:r>
+      <w:r>
+        <w:rPr>
+          <w:rFonts w:ascii="Consolas" w:hAnsi="Consolas"/>
+          <w:sz w:val="23"/>
+        </w:rPr>
+        <w:t>aiNumber</w:t>
+      </w:r>
+      <w:r>
+        <w:t xml:space="preserve">, </w:t>
+      </w:r>
+      <w:r>
+        <w:rPr>
+          <w:rFonts w:ascii="Consolas" w:hAnsi="Consolas"/>
+          <w:sz w:val="23"/>
+        </w:rPr>
+        <w:t>aiQuery</w:t>
+      </w:r>
+      <w:r>
+        <w:t xml:space="preserve">... Mỗi lời gọi chụp screenshot hiện thời, gửi kèm mô tả tới VLM; framework tách hai vai trò </w:t>
+      </w:r>
+      <w:r>
+        <w:rPr>
+          <w:b/>
+        </w:rPr>
+        <w:t>planning</w:t>
+      </w:r>
+      <w:r>
+        <w:t xml:space="preserve"> (hiểu ý định, quyết định hành động) và </w:t>
+      </w:r>
+      <w:r>
+        <w:rPr>
+          <w:b/>
+        </w:rPr>
+        <w:t>grounding</w:t>
+      </w:r>
+      <w:r>
+        <w:t xml:space="preserve"> (định vị tọa độ trên ảnh), rồi thực thi hành động qua Playwright. Cấu hình </w:t>
+      </w:r>
+      <w:r>
+        <w:rPr>
+          <w:rFonts w:ascii="Consolas" w:hAnsi="Consolas"/>
+          <w:sz w:val="23"/>
+        </w:rPr>
+        <w:t>MIDSCENE_MODEL_FAMILY</w:t>
+      </w:r>
+      <w:r>
+        <w:t xml:space="preserve"> cho phép framework áp dụng đúng quy ước riêng của từng họ model (định dạng prompt, quy ước tọa độ). Đồ án chọn Midscene.js vì: hỗ trợ web chính thức, tách lớp model rõ ràng (ghim được model qua biến môi trường), và có cơ chế tường minh để tắt cache — điều kiện cần để đo flakiness trung thực.</w:t>
+      </w:r>
+    </w:p>
+    <w:p>
+      <w:pPr>
+        <w:pStyle w:val="Heading3"/>
+      </w:pPr>
+      <w:r>
+        <w:t>2.1.4. Khía cạnh bảo mật liên quan</w:t>
+      </w:r>
+    </w:p>
+    <w:p>
+      <w:r>
+        <w:t xml:space="preserve">Hai mục trong OWASP Top 10 làm nền cho phần mở rộng của đồ án. </w:t>
+      </w:r>
+      <w:r>
+        <w:rPr>
+          <w:b/>
+        </w:rPr>
+        <w:t>Broken Access Control</w:t>
+      </w:r>
+      <w:r>
+        <w:t xml:space="preserve"> — lớp lỗi phổ biến nhất — có một biểu hiện front-end: phần tử giao diện của vai trò quyền cao (nút xóa, trang quản trị, cột dữ liệu nhạy cảm) hiển thị nhầm cho vai trò quyền thấp; RQ3 kiểm thử đúng lớp biểu hiện này. </w:t>
+      </w:r>
+      <w:r>
+        <w:rPr>
+          <w:b/>
+        </w:rPr>
+        <w:t>Sensitive Data Exposure</w:t>
+      </w:r>
+      <w:r>
+        <w:t xml:space="preserve"> đặt ra vấn đề đặc thù cho kiểm thử bằng VLM: screenshot gửi lên API bên thứ ba có thể chứa PII (họ tên, số thẻ, liên hệ) — dữ liệu rời khỏi hạ tầng nội bộ ngay trong quá trình kiểm thử; RQ4 khảo sát giải pháp che ảnh trước khi gửi và cái giá phải trả về độ chính xác định vị.</w:t>
       </w:r>
     </w:p>
     <w:p>
@@ -307,12 +931,71 @@
         <w:pStyle w:val="Heading2"/>
       </w:pPr>
       <w:r>
-        <w:t>1.2. Khoảng trống nghiên cứu</w:t>
+        <w:t>2.2. Khảo sát 15 công trình liên quan (2023–2025)</w:t>
       </w:r>
     </w:p>
     <w:p>
       <w:r>
-        <w:t>Khảo sát 15 công trình tiêu biểu giai đoạn 2023–2025 về LLM/VLM cho kiểm thử GUI (Chương 2) cho thấy ba khoảng trống:</w:t>
+        <w:t xml:space="preserve">Mười lăm công trình được GVHD chỉ định khảo sát được tổ chức theo ba nhánh, dựa trên </w:t>
+      </w:r>
+      <w:r>
+        <w:rPr>
+          <w:b/>
+        </w:rPr>
+        <w:t>tín hiệu đầu vào</w:t>
+      </w:r>
+      <w:r>
+        <w:t xml:space="preserve"> mà phương pháp sử dụng — đây cũng là trục phân biệt bản chất giữa hai phương pháp đồ án so sánh.</w:t>
+      </w:r>
+    </w:p>
+    <w:p>
+      <w:pPr>
+        <w:pStyle w:val="Heading3"/>
+      </w:pPr>
+      <w:r>
+        <w:t>2.2.1. Nhánh khảo sát nền (survey)</w:t>
+      </w:r>
+    </w:p>
+    <w:p>
+      <w:r>
+        <w:rPr>
+          <w:b/>
+        </w:rPr>
+        <w:t>[1] Survey LLM4Testing (IEEE TSE 2024)</w:t>
+      </w:r>
+      <w:r>
+        <w:t xml:space="preserve"> phân loại có hệ thống 102 công trình dùng LLM cho kiểm thử phần mềm theo hai trục (nhiệm vụ kiểm thử × cách dùng LLM), cho thấy phần lớn dùng prompt engineering thay vì fine-tuning — nhất quán với lựa chọn "không huấn luyện model" của đồ án. </w:t>
+      </w:r>
+      <w:r>
+        <w:rPr>
+          <w:b/>
+        </w:rPr>
+        <w:t>[15] Survey vision-based GUI testing (ACM CSUR)</w:t>
+      </w:r>
+      <w:r>
+        <w:t xml:space="preserve"> khảo sát 271 bài giai đoạn tiền-LLM, ghi nhận computer vision dần thay thế/bổ sung cách trích xuất từ source code/layout vì "cái trích xuất được" khác "cái thực sự hiển thị" — chính là luận điểm gốc của hướng vision-based, nhưng hoàn thành trước làn sóng VLM đa phương thức nên không phủ các công cụ như Midscene.</w:t>
+      </w:r>
+    </w:p>
+    <w:p>
+      <w:pPr>
+        <w:pStyle w:val="Heading3"/>
+      </w:pPr>
+      <w:r>
+        <w:t>2.2.2. Nhánh LLM text-based (đầu vào là DOM/metadata)</w:t>
+      </w:r>
+    </w:p>
+    <w:p>
+      <w:r>
+        <w:t xml:space="preserve">Điểm chung của nhánh này: LLM nhận </w:t>
+      </w:r>
+      <w:r>
+        <w:rPr>
+          <w:b/>
+        </w:rPr>
+        <w:t>văn bản</w:t>
+      </w:r>
+      <w:r>
+        <w:t xml:space="preserve"> trích từ view hierarchy / accessibility tree / DOM — cùng "chất liệu" với locator truyền thống, nên kế thừa cả điểm mạnh (đầy đủ, chính xác) lẫn điểm yếu (không thấy những gì chỉ hiện ra bằng pixel) của chất liệu đó.</w:t>
       </w:r>
     </w:p>
     <w:p>
@@ -320,34 +1003,13 @@
         <w:pStyle w:val="ListBullet"/>
       </w:pPr>
       <w:r>
-        <w:t xml:space="preserve">1. </w:t>
-      </w:r>
-      <w:r>
         <w:rPr>
           <w:b/>
         </w:rPr>
-        <w:t>Thiếu so sánh đối chứng có kiểm soát.</w:t>
-      </w:r>
-      <w:r>
-        <w:t xml:space="preserve"> Tuyệt đại đa số công trình tập trung vào Android hoặc web riêng lẻ và đo hiệu quả qua code coverage hay số bug phát hiện được. Chưa có công trình nào so sánh trực tiếp, định lượng, giữa phương pháp locator-based truyền thống và phương pháp VLM-based </w:t>
-      </w:r>
-      <w:r>
-        <w:rPr>
-          <w:b/>
-        </w:rPr>
-        <w:t>trên cùng một bộ test case</w:t>
-      </w:r>
-      <w:r>
-        <w:t xml:space="preserve">, với </w:t>
-      </w:r>
-      <w:r>
-        <w:rPr>
-          <w:b/>
-        </w:rPr>
-        <w:t>biến thể giao diện được kiểm soát chủ động</w:t>
-      </w:r>
-      <w:r>
-        <w:t xml:space="preserve"> — trong khi độ bền vững trước thay đổi giao diện chính là lý do cốt lõi khiến VLM được đề xuất thay cho locator.</w:t>
+        <w:t>[2] GPTDroid (ICSE 2024)</w:t>
+      </w:r>
+      <w:r>
+        <w:t xml:space="preserve"> ⭐ — phân tích sâu tại 2.3.</w:t>
       </w:r>
     </w:p>
     <w:p>
@@ -355,16 +1017,13 @@
         <w:pStyle w:val="ListBullet"/>
       </w:pPr>
       <w:r>
-        <w:t xml:space="preserve">2. </w:t>
-      </w:r>
-      <w:r>
         <w:rPr>
           <w:b/>
         </w:rPr>
-        <w:t>Thiếu định lượng chi phí bảo trì.</w:t>
-      </w:r>
-      <w:r>
-        <w:t xml:space="preserve"> Một số công trình có đề cập chi phí nhưng chỉ đo chi phí vận hành agent (token, thời gian chạy); chưa có nghiên cứu nào đo trực tiếp chi phí bảo trì bộ test — số test case, số dòng code/config phải sửa khi giao diện thay đổi — theo cặp đối chứng trên cùng một ứng dụng.</w:t>
+        <w:t>[5] QTypist (ICSE 2023)</w:t>
+      </w:r>
+      <w:r>
+        <w:t xml:space="preserve"> giải nút thắt text input: prompt "điền vào chỗ trống" sinh input hợp ngữ cảnh từ metadata GUI, nâng passing rate lên 87% và cải thiện coverage cho các tool sẵn có; chỉ giải quyết khâu input, không đụng đến oracle.</w:t>
       </w:r>
     </w:p>
     <w:p>
@@ -372,29 +1031,13 @@
         <w:pStyle w:val="ListBullet"/>
       </w:pPr>
       <w:r>
-        <w:t xml:space="preserve">3. </w:t>
-      </w:r>
-      <w:r>
         <w:rPr>
           <w:b/>
         </w:rPr>
-        <w:t>Bỏ ngỏ khía cạnh bảo mật.</w:t>
-      </w:r>
-      <w:r>
-        <w:t xml:space="preserve"> Không công trình nào trong nhóm khảo sát đề cập (a) rủi ro lộ dữ liệu nhạy cảm khi gửi screenshot chứa thông tin cá nhân lên VLM API của bên thứ ba, hay (b) khả năng tận dụng chính VLM để kiểm thử tính đúng đắn của giao diện theo phân quyền người dùng (role-based UI access).</w:t>
-      </w:r>
-    </w:p>
-    <w:p>
-      <w:pPr>
-        <w:pStyle w:val="Heading2"/>
-      </w:pPr>
-      <w:r>
-        <w:t>1.3. Câu hỏi nghiên cứu</w:t>
-      </w:r>
-    </w:p>
-    <w:p>
-      <w:r>
-        <w:t>Từ ba khoảng trống trên, đồ án đặt bốn câu hỏi nghiên cứu:</w:t>
+        <w:t>[6] LLMDroid (FSE 2025)</w:t>
+      </w:r>
+      <w:r>
+        <w:t xml:space="preserve"> tối ưu chi phí: tool truyền thống chạy chính, LLM chỉ can thiệp khi coverage chững; đáng chú ý là phân tích chi phí theo $/giờ (GPT-4o $4,77/giờ; phương án rẻ đạt 78% hiệu năng với $0,18/giờ) — hình mẫu trực tiếp cho cách đồ án đo chi phí vận hành.</w:t>
       </w:r>
     </w:p>
     <w:p>
@@ -405,10 +1048,10 @@
         <w:rPr>
           <w:b/>
         </w:rPr>
-        <w:t>RQ1 (độ bền vững):</w:t>
-      </w:r>
-      <w:r>
-        <w:t xml:space="preserve"> So với kiểm thử dựa trên locator truyền thống, kiểm thử dựa trên VLM cải thiện độ bền vững (tỉ lệ test pass) đến mức nào khi giao diện thay đổi (theme, bố cục, biểu tượng)?</w:t>
+        <w:t>[9] Temac (2025, preprint)</w:t>
+      </w:r>
+      <w:r>
+        <w:t xml:space="preserve"> phối hợp đa agent LLM khi coverage bão hòa, tăng 12,5–60,3% code coverage trên 6 web app; chi phí nhiều vòng gọi và tính tái lập chưa được báo cáo — đúng loại số liệu đồ án bổ sung.</w:t>
       </w:r>
     </w:p>
     <w:p>
@@ -419,10 +1062,10 @@
         <w:rPr>
           <w:b/>
         </w:rPr>
-        <w:t>RQ2 (chi phí bảo trì):</w:t>
-      </w:r>
-      <w:r>
-        <w:t xml:space="preserve"> Chi phí bảo trì bộ test suite (số dòng code/config cần sửa, thời gian, chi phí gọi API) của hai phương pháp khác nhau như thế nào khi giao diện thay đổi?</w:t>
+        <w:t>[10] NaviQAte (2024, preprint)</w:t>
+      </w:r>
+      <w:r>
+        <w:t xml:space="preserve"> điều hướng web theo mô tả chức năng trừu tượng: success rate 44,2% (user task) / 38,5% (functionality) — bằng chứng định lượng rằng agent tự trị trên web thực tế còn xa mức tin cậy; lưu ý này giúp phân biệt "agent tự khám phá" (khó) với "thực thi kịch bản có cấu trúc bằng NL" (bài toán của Midscene, dễ hơn đáng kể).</w:t>
       </w:r>
     </w:p>
     <w:p>
@@ -433,10 +1076,19 @@
         <w:rPr>
           <w:b/>
         </w:rPr>
-        <w:t>RQ3 (kiểm thử phân quyền):</w:t>
-      </w:r>
-      <w:r>
-        <w:t xml:space="preserve"> VLM có thể được tận dụng để phát hiện lỗi hiển thị giao diện theo phân quyền người dùng với độ chính xác ra sao, so với phương pháp locator-based?</w:t>
+        <w:t>[13] ITeM (ISSTA 2025)</w:t>
+      </w:r>
+      <w:r>
+        <w:t xml:space="preserve"> migrate test giữa các app bằng cách trích </w:t>
+      </w:r>
+      <w:r>
+        <w:rPr>
+          <w:b/>
+        </w:rPr>
+        <w:t>ý định (intention)</w:t>
+      </w:r>
+      <w:r>
+        <w:t xml:space="preserve"> của test rồi hiện thực hóa trên app đích — luận điểm lý thuyết sát nhất với giả thuyết của đồ án: test mô tả theo ý định bền vững hơn test gắn với widget/locator khi giao diện thay đổi.</w:t>
       </w:r>
     </w:p>
     <w:p>
@@ -447,58 +1099,23 @@
         <w:rPr>
           <w:b/>
         </w:rPr>
-        <w:t>RQ4 (che dữ liệu nhạy cảm):</w:t>
-      </w:r>
-      <w:r>
-        <w:t xml:space="preserve"> Việc che giấu (masking) dữ liệu nhạy cảm trên ảnh chụp màn hình trước khi gửi lên VLM API ảnh hưởng thế nào đến độ chính xác định vị phần tử của VLM?</w:t>
-      </w:r>
-    </w:p>
-    <w:p>
-      <w:r>
-        <w:t>RQ1–RQ2 giải quyết khoảng trống 1–2; RQ3–RQ4 giải quyết khoảng trống 3.</w:t>
+        <w:t>[14] Guardian (ISSTA 2024)</w:t>
+      </w:r>
+      <w:r>
+        <w:t xml:space="preserve"> chuyển các phần việc xác định (lọc action hợp lệ, khôi phục state) từ LLM sang chương trình symbolic ở runtime — kiến trúc "LLM plan + symbolic kiểm soát" tương đồng cách Midscene tách planning/ grounding, và gợi ý khung phân tích lỗi (planning sai vs grounding sai).</w:t>
       </w:r>
     </w:p>
     <w:p>
       <w:pPr>
-        <w:pStyle w:val="Heading2"/>
+        <w:pStyle w:val="Heading3"/>
       </w:pPr>
       <w:r>
-        <w:t>1.4. Mục tiêu và phạm vi</w:t>
+        <w:t>2.2.3. Nhánh VLM vision-based (đầu vào là screenshot)</w:t>
       </w:r>
     </w:p>
     <w:p>
       <w:r>
-        <w:rPr>
-          <w:b/>
-        </w:rPr>
-        <w:t>Mục tiêu</w:t>
-      </w:r>
-      <w:r>
-        <w:t xml:space="preserve"> của đồ án là một nghiên cứu thực nghiệm so sánh định lượng (empirical comparative study): xây dựng một ứng dụng web mẫu cùng các biến thể giao diện có kiểm soát; xây dựng hai bộ test song song (Playwright locator-based và Midscene.js VLM-based) đối xứng 1–1; chạy cả hai trên giao diện gốc và từng biến thể, mỗi tổ hợp lặp 5 lần; và đo đồng thời các trục: tỉ lệ pass, độ ổn định (flakiness), thời gian thực thi, chi phí API, chi phí bảo trì. Hai khảo sát mở rộng (masking và kiểm thử phân quyền hiển thị) trả lời RQ3–RQ4.</w:t>
-      </w:r>
-    </w:p>
-    <w:p>
-      <w:r>
-        <w:rPr>
-          <w:b/>
-        </w:rPr>
-        <w:t>Phạm vi</w:t>
-      </w:r>
-      <w:r>
-        <w:t xml:space="preserve"> được giới hạn tường minh: ứng dụng mẫu tự xây với dữ liệu mock (không phải ứng dụng thương mại); mô hình VLM dùng qua API, ghim một model cố định, không huấn luyện hay fine-tune; kiểm thử phân quyền chỉ ở tầng hiển thị front-end (không kiểm thử backend/API); nền tảng desktop chỉ đặt làm hướng phát triển. Các giới hạn này và hệ quả của chúng được thảo luận tại mục 4.7.</w:t>
-      </w:r>
-    </w:p>
-    <w:p>
-      <w:pPr>
-        <w:pStyle w:val="Heading2"/>
-      </w:pPr>
-      <w:r>
-        <w:t>1.5. Đóng góp của đồ án</w:t>
-      </w:r>
-    </w:p>
-    <w:p>
-      <w:r>
-        <w:t>Đồ án cam kết và hoàn thành năm đóng góp:</w:t>
+        <w:t>Điểm chung: model "nhìn" pixel, độc lập với DOM — đúng phương pháp đồ án đánh giá.</w:t>
       </w:r>
     </w:p>
     <w:p>
@@ -506,16 +1123,22 @@
         <w:pStyle w:val="ListBullet"/>
       </w:pPr>
       <w:r>
-        <w:t xml:space="preserve">1. </w:t>
-      </w:r>
-      <w:r>
         <w:rPr>
           <w:b/>
         </w:rPr>
-        <w:t>C1 — Bộ dữ liệu thực nghiệm tái sử dụng được:</w:t>
-      </w:r>
-      <w:r>
-        <w:t xml:space="preserve"> ứng dụng web mẫu "Mini Shop Manager" cùng 4 biến thể giao diện kiểm soát tập trung trong một file cấu hình, công khai trên GitHub — dùng được làm benchmark cho các nghiên cứu về robustness của GUI testing.</w:t>
+        <w:t>[3] VETL (ICSME 2024)</w:t>
+      </w:r>
+      <w:r>
+        <w:t xml:space="preserve"> ⭐ và </w:t>
+      </w:r>
+      <w:r>
+        <w:rPr>
+          <w:b/>
+        </w:rPr>
+        <w:t>[4] VisionDroid/Trident</w:t>
+      </w:r>
+      <w:r>
+        <w:t xml:space="preserve"> ⭐ — phân tích sâu tại 2.3.</w:t>
       </w:r>
     </w:p>
     <w:p>
@@ -523,16 +1146,33 @@
         <w:pStyle w:val="ListBullet"/>
       </w:pPr>
       <w:r>
-        <w:t xml:space="preserve">2. </w:t>
-      </w:r>
-      <w:r>
         <w:rPr>
           <w:b/>
         </w:rPr>
-        <w:t>C2 — Pipeline đánh giá so sánh:</w:t>
-      </w:r>
-      <w:r>
-        <w:t xml:space="preserve"> harness chạy ma trận thực nghiệm và ghi số liệu tự động, quy trình bảo trì chuẩn hóa cho RQ2, cùng script phân tích sinh toàn bộ hình/bảng từ dữ liệu thô — đóng góp về phương pháp đánh giá, đo đồng thời ba trục robustness / chi phí bảo trì / chi phí vận hành.</w:t>
+        <w:t>[7] AUITestAgent (2024, preprint)</w:t>
+      </w:r>
+      <w:r>
+        <w:t xml:space="preserve"> — công cụ kiểm thử GUI mobile điều khiển bằng ngôn ngữ tự nhiên, tách phần tương tác và phần kiểm chứng (verification đạt 94% accuracy trên benchmark riêng; đã phát hiện 4 bug thực tại Meituan); cách tách interaction/verification rất giống cặp API </w:t>
+      </w:r>
+      <w:r>
+        <w:rPr>
+          <w:rFonts w:ascii="Consolas" w:hAnsi="Consolas"/>
+          <w:sz w:val="23"/>
+        </w:rPr>
+        <w:t>ai</w:t>
+      </w:r>
+      <w:r>
+        <w:t>/</w:t>
+      </w:r>
+      <w:r>
+        <w:rPr>
+          <w:rFonts w:ascii="Consolas" w:hAnsi="Consolas"/>
+          <w:sz w:val="23"/>
+        </w:rPr>
+        <w:t>aiAssert</w:t>
+      </w:r>
+      <w:r>
+        <w:t xml:space="preserve"> của Midscene mà đồ án sử dụng.</w:t>
       </w:r>
     </w:p>
     <w:p>
@@ -540,16 +1180,22 @@
         <w:pStyle w:val="ListBullet"/>
       </w:pPr>
       <w:r>
-        <w:t xml:space="preserve">3. </w:t>
-      </w:r>
-      <w:r>
         <w:rPr>
           <w:b/>
         </w:rPr>
-        <w:t>C3 — Bộ số liệu định lượng</w:t>
-      </w:r>
-      <w:r>
-        <w:t xml:space="preserve"> trả lời trực tiếp RQ1–RQ2: trong phạm vi khảo sát, đây là bằng chứng thực nghiệm đầu tiên đo trực tiếp đánh đổi robustness vs. cost giữa hai phương pháp trên cùng ứng dụng, cùng bộ test case (kết quả chính: VLM giữ 100% pass trên mọi biến thể với 0 chi phí bảo trì; locator rơi còn 50–67% và cần 15 lượt sửa test / 46 LOC).</w:t>
+        <w:t>[8] GTArena (2024, preprint)</w:t>
+      </w:r>
+      <w:r>
+        <w:t xml:space="preserve"> — benchmark thống nhất cho GUI testing agent, chia quy trình thành 3 nhiệm vụ con và dùng cả </w:t>
+      </w:r>
+      <w:r>
+        <w:rPr>
+          <w:b/>
+        </w:rPr>
+        <w:t>app bị cấy lỗi nhân tạo</w:t>
+      </w:r>
+      <w:r>
+        <w:t>; kết quả cho thấy các model mạnh nhất vẫn không đều tay trên cả 3 nhiệm vụ. Phương pháp "cấy lỗi có kiểm soát để đo khả năng phát hiện" chính là cách đồ án xây build seeded-bugs cho RQ3.</w:t>
       </w:r>
     </w:p>
     <w:p>
@@ -557,16 +1203,13 @@
         <w:pStyle w:val="ListBullet"/>
       </w:pPr>
       <w:r>
-        <w:t xml:space="preserve">4. </w:t>
-      </w:r>
-      <w:r>
         <w:rPr>
           <w:b/>
         </w:rPr>
-        <w:t>C4 — Cơ chế masking + đánh giá trade-off:</w:t>
-      </w:r>
-      <w:r>
-        <w:t xml:space="preserve"> tiền xử lý ảnh che PII trước khi gửi VLM API và đo định lượng ảnh hưởng lên độ chính xác định vị (kết quả chính: hit-rate không giảm, IoU chỉ giảm nhẹ tại vùng che).</w:t>
+        <w:t>[11] AutoE2E (ICSE 2025)</w:t>
+      </w:r>
+      <w:r>
+        <w:t xml:space="preserve"> — LLM suy luận feature của web app rồi sinh test E2E, đạt feature coverage 79%; gợi ý chiều mở rộng "AI sinh test" (đồ án giữ test do người thiết kế để bảo đảm tính đối xứng của so sánh).</w:t>
       </w:r>
     </w:p>
     <w:p>
@@ -574,101 +1217,13 @@
         <w:pStyle w:val="ListBullet"/>
       </w:pPr>
       <w:r>
-        <w:t xml:space="preserve">5. </w:t>
-      </w:r>
-      <w:r>
         <w:rPr>
           <w:b/>
         </w:rPr>
-        <w:t>C5 — Bộ kịch bản kiểm thử phân quyền hiển thị bằng VLM</w:t>
-      </w:r>
-      <w:r>
-        <w:t xml:space="preserve"> cùng tỉ lệ phát hiện đối chứng với locator (kết quả chính: cả hai đạt 5/5, không báo động giả) — mở rộng ứng dụng của VLM từ kiểm thử chức năng sang kiểm thử liên quan bảo mật.</w:t>
-      </w:r>
-    </w:p>
-    <w:p>
-      <w:pPr>
-        <w:pStyle w:val="Heading2"/>
-      </w:pPr>
-      <w:r>
-        <w:t>1.6. Cấu trúc báo cáo</w:t>
-      </w:r>
-    </w:p>
-    <w:p>
-      <w:r>
-        <w:t xml:space="preserve">Phần còn lại của báo cáo tổ chức như sau. </w:t>
-      </w:r>
-      <w:r>
-        <w:rPr>
-          <w:b/>
-        </w:rPr>
-        <w:t>Chương 2</w:t>
-      </w:r>
-      <w:r>
-        <w:t xml:space="preserve"> trình bày cơ sở lý thuyết và khảo sát 15 công trình liên quan, từ đó định vị đóng góp của đồ án. </w:t>
-      </w:r>
-      <w:r>
-        <w:rPr>
-          <w:b/>
-        </w:rPr>
-        <w:t>Chương 3</w:t>
-      </w:r>
-      <w:r>
-        <w:t xml:space="preserve"> mô tả phương pháp: ứng dụng thực nghiệm, biến thể giao diện, hai bộ test, mô hình VLM và hạ tầng đo lường, cùng thiết kế riêng cho từng RQ. </w:t>
-      </w:r>
-      <w:r>
-        <w:rPr>
-          <w:b/>
-        </w:rPr>
-        <w:t>Chương 4</w:t>
-      </w:r>
-      <w:r>
-        <w:t xml:space="preserve"> trình bày kết quả định lượng của bốn RQ, thảo luận trade-off và các nguy cơ đe dọa tính hợp lệ. </w:t>
-      </w:r>
-      <w:r>
-        <w:rPr>
-          <w:b/>
-        </w:rPr>
-        <w:t>Chương 5</w:t>
-      </w:r>
-      <w:r>
-        <w:t xml:space="preserve"> kết luận, đối chiếu đóng góp cam kết với sản phẩm thực tế và đề xuất hướng phát triển.</w:t>
-      </w:r>
-    </w:p>
-    <w:p>
-      <w:r>
-        <w:br w:type="page"/>
-      </w:r>
-    </w:p>
-    <w:p>
-      <w:pPr>
-        <w:pStyle w:val="Heading1"/>
-      </w:pPr>
-      <w:r>
-        <w:t>Chương 2 — Cơ sở lý thuyết và khảo sát liên quan</w:t>
-      </w:r>
-    </w:p>
-    <w:p>
-      <w:r>
-        <w:rPr>
-          <w:i/>
-          <w:color w:val="606060"/>
-          <w:sz w:val="22"/>
-        </w:rPr>
-        <w:t>Nháp hoàn chỉnh 09/07/2026, viết từ `docs/notes-papers.md` (ghi chú đã xác minh nguồn của 15 bài). ⚠️ Ghi chú 15 bài được tổng hợp với sự hỗ trợ AI — khi đọc full-text 4 bài ⭐, đối chiếu lại số liệu in đậm trong 2.3 trước khi nộp. Số [n] theo thứ tự trong `notes-papers.md`, cũng là thứ tự danh mục tham khảo.</w:t>
-      </w:r>
-    </w:p>
-    <w:p>
-      <w:r>
-        <w:t>Chương này trình bày nền tảng lý thuyết của hai cách tiếp cận kiểm thử GUI được so sánh trong đồ án (2.1), khảo sát có hệ thống 15 công trình tiêu biểu giai đoạn 2023–2025 theo ba nhánh (2.2), phân tích sâu bốn công trình đại diện (2.3), và định vị đóng góp của đồ án trong bức tranh đó (2.4).</w:t>
-      </w:r>
-    </w:p>
-    <w:p>
-      <w:pPr>
-        <w:pStyle w:val="Heading2"/>
-      </w:pPr>
-      <w:r>
-        <w:t>2.1. Cơ sở lý thuyết</w:t>
+        <w:t>[12] Nghiên cứu MLLM làm oracle cho non-crash bug (2024, preprint)</w:t>
+      </w:r>
+      <w:r>
+        <w:t xml:space="preserve"> — bug detection rate 49%, nhưng chính các tác giả chỉ ra ba rủi ro: suy giảm hiệu năng, tính ngẫu nhiên nội tại và false positive — đúng ba rủi ro đồ án kiểm soát bằng temperature 0, đo flakiness qua 5 lần lặp, và bộ kịch bản đối chứng chống báo động giả (R6–R8).</w:t>
       </w:r>
     </w:p>
     <w:p>
@@ -676,601 +1231,6 @@
         <w:pStyle w:val="Heading3"/>
       </w:pPr>
       <w:r>
-        <w:t>2.1.1. Kiểm thử GUI tự động và cách tiếp cận locator-based</w:t>
-      </w:r>
-    </w:p>
-    <w:p>
-      <w:r>
-        <w:t xml:space="preserve">Kiểm thử GUI tự động mô phỏng thao tác người dùng trên giao diện (điền form, bấm nút, đọc kết quả) và so khớp trạng thái quan sát được với kỳ vọng (test oracle). Trong hệ sinh thái web, mô hình chủ đạo là </w:t>
-      </w:r>
-      <w:r>
-        <w:rPr>
-          <w:b/>
-        </w:rPr>
-        <w:t>script hóa với locator</w:t>
-      </w:r>
-      <w:r>
-        <w:t>: mỗi bước tương tác định vị phần tử qua CSS selector, XPath hoặc thuộc tính accessibility, rồi gọi hành động trên phần tử đó. Playwright — framework được dùng làm baseline của đồ án — bổ sung các cơ chế hiện đại như auto-wait (tự chờ phần tử sẵn sàng), quản lý trình duyệt và tự khởi động ứng dụng được kiểm thử, giúp loại phần lớn flakiness do timing.</w:t>
-      </w:r>
-    </w:p>
-    <w:p>
-      <w:r>
-        <w:t xml:space="preserve">Điểm yếu cấu trúc của mô hình này nằm ở chính locator. Có thể phân ba nguyên nhân gãy test kinh điển: (i) </w:t>
-      </w:r>
-      <w:r>
-        <w:rPr>
-          <w:b/>
-        </w:rPr>
-        <w:t>đổi hình thức</w:t>
-      </w:r>
-      <w:r>
-        <w:t xml:space="preserve"> (màu sắc, theme) — thường vô hại vì DOM không đổi; (ii) </w:t>
-      </w:r>
-      <w:r>
-        <w:rPr>
-          <w:b/>
-        </w:rPr>
-        <w:t>đổi cấu trúc</w:t>
-      </w:r>
-      <w:r>
-        <w:t xml:space="preserve"> (đảo thứ tự cột, chuyển bố cục) — làm sai mọi selector định vị theo vị trí như </w:t>
-      </w:r>
-      <w:r>
-        <w:rPr>
-          <w:rFonts w:ascii="Consolas" w:hAnsi="Consolas"/>
-          <w:sz w:val="23"/>
-        </w:rPr>
-        <w:t>nth-child</w:t>
-      </w:r>
-      <w:r>
-        <w:t xml:space="preserve">; (iii) </w:t>
-      </w:r>
-      <w:r>
-        <w:rPr>
-          <w:b/>
-        </w:rPr>
-        <w:t>đổi nhãn</w:t>
-      </w:r>
-      <w:r>
-        <w:t xml:space="preserve"> (đổi chữ trên nút, placeholder) — làm sai mọi selector neo văn bản như XPath </w:t>
-      </w:r>
-      <w:r>
-        <w:rPr>
-          <w:rFonts w:ascii="Consolas" w:hAnsi="Consolas"/>
-          <w:sz w:val="23"/>
-        </w:rPr>
-        <w:t>text()</w:t>
-      </w:r>
-      <w:r>
-        <w:t xml:space="preserve">. Thực hành tốt (dùng </w:t>
-      </w:r>
-      <w:r>
-        <w:rPr>
-          <w:rFonts w:ascii="Consolas" w:hAnsi="Consolas"/>
-          <w:sz w:val="23"/>
-        </w:rPr>
-        <w:t>getByRole</w:t>
-      </w:r>
-      <w:r>
-        <w:t xml:space="preserve">, </w:t>
-      </w:r>
-      <w:r>
-        <w:rPr>
-          <w:rFonts w:ascii="Consolas" w:hAnsi="Consolas"/>
-          <w:sz w:val="23"/>
-        </w:rPr>
-        <w:t>data-testid</w:t>
-      </w:r>
-      <w:r>
-        <w:t xml:space="preserve">) giảm được một phần rủi ro, nhưng không áp dụng được cho các thành phần tùy biến không có nhãn ngữ nghĩa — icon-button vẽ SVG, widget canvas, hàng danh sách là </w:t>
-      </w:r>
-      <w:r>
-        <w:rPr>
-          <w:rFonts w:ascii="Consolas" w:hAnsi="Consolas"/>
-          <w:sz w:val="23"/>
-        </w:rPr>
-        <w:t>div</w:t>
-      </w:r>
-      <w:r>
-        <w:t xml:space="preserve"> thuần — nơi selector cấu trúc gần như là lựa chọn duy nhất. Ba nguyên nhân này chính là ba loại biến thể giao diện V1/V2/V3 được thiết kế ở Chương 3.</w:t>
-      </w:r>
-    </w:p>
-    <w:p>
-      <w:pPr>
-        <w:pStyle w:val="Heading3"/>
-      </w:pPr>
-      <w:r>
-        <w:t>2.1.2. Mô hình thị giác–ngôn ngữ và bài toán GUI grounding</w:t>
-      </w:r>
-    </w:p>
-    <w:p>
-      <w:r>
-        <w:rPr>
-          <w:b/>
-        </w:rPr>
-        <w:t>VLM</w:t>
-      </w:r>
-      <w:r>
-        <w:t xml:space="preserve"> là mô hình đa phương thức ghép một bộ mã hóa thị giác (vision encoder) với một mô hình ngôn ngữ lớn, cho phép nhận đầu vào ảnh + văn bản và sinh văn bản. Với kiểm thử GUI, hai năng lực quan trọng nhất là: </w:t>
-      </w:r>
-      <w:r>
-        <w:rPr>
-          <w:b/>
-        </w:rPr>
-        <w:t>hiểu màn hình</w:t>
-      </w:r>
-      <w:r>
-        <w:t xml:space="preserve"> (đọc screenshot, nhận biết bảng/nút/form và trạng thái của chúng) và </w:t>
-      </w:r>
-      <w:r>
-        <w:rPr>
-          <w:b/>
-        </w:rPr>
-        <w:t>GUI grounding</w:t>
-      </w:r>
-      <w:r>
-        <w:t xml:space="preserve"> — định vị tọa độ của phần tử trên ảnh từ một mô tả ngôn ngữ ("nút xóa ở hàng đầu tiên"). Grounding là mắt xích quyết định: mọi hành động (click, điền) đều cần tọa độ đúng.</w:t>
-      </w:r>
-    </w:p>
-    <w:p>
-      <w:r>
-        <w:t xml:space="preserve">Một dòng model được huấn luyện chuyên cho GUI đã hình thành: CogAgent, Ferret-UI, SeeClick, UI-TARS, và họ Qwen-VL. Đồ án dùng </w:t>
-      </w:r>
-      <w:r>
-        <w:rPr>
-          <w:b/>
-        </w:rPr>
-        <w:t>Qwen3-VL</w:t>
-      </w:r>
-      <w:r>
-        <w:t xml:space="preserve"> (bản open-weight 235B-A22B); một đặc điểm kỹ thuật đáng lưu ý là họ Qwen-VL trả tọa độ grounding theo quy ước </w:t>
-      </w:r>
-      <w:r>
-        <w:rPr>
-          <w:b/>
-        </w:rPr>
-        <w:t>chuẩn hóa 0–1000</w:t>
-      </w:r>
-      <w:r>
-        <w:t xml:space="preserve"> bất kể chỉ dẫn trong prompt — chi tiết và hệ quả đo lường được phân tích ở mục 4.7. Trên các model này, một lớp </w:t>
-      </w:r>
-      <w:r>
-        <w:rPr>
-          <w:b/>
-        </w:rPr>
-        <w:t>GUI agent</w:t>
-      </w:r>
-      <w:r>
-        <w:t xml:space="preserve"> đã phát triển (AppAgent, Mobile-Agent, WebVoyager): vòng lặp quan sát màn hình → suy luận → hành động, nhằm hoàn thành nhiệm vụ mô tả bằng ngôn ngữ tự nhiên.</w:t>
-      </w:r>
-    </w:p>
-    <w:p>
-      <w:pPr>
-        <w:pStyle w:val="Heading3"/>
-      </w:pPr>
-      <w:r>
-        <w:t>2.1.3. Kiểm thử GUI bằng ngôn ngữ tự nhiên với Midscene.js</w:t>
-      </w:r>
-    </w:p>
-    <w:p>
-      <w:r>
-        <w:t xml:space="preserve">Midscene.js là framework mã nguồn mở cho phép viết kịch bản kiểm thử web bằng ngôn ngữ tự nhiên trên nền Playwright, qua họ API </w:t>
-      </w:r>
-      <w:r>
-        <w:rPr>
-          <w:rFonts w:ascii="Consolas" w:hAnsi="Consolas"/>
-          <w:sz w:val="23"/>
-        </w:rPr>
-        <w:t>aiTap</w:t>
-      </w:r>
-      <w:r>
-        <w:t xml:space="preserve">, </w:t>
-      </w:r>
-      <w:r>
-        <w:rPr>
-          <w:rFonts w:ascii="Consolas" w:hAnsi="Consolas"/>
-          <w:sz w:val="23"/>
-        </w:rPr>
-        <w:t>aiInput</w:t>
-      </w:r>
-      <w:r>
-        <w:t xml:space="preserve">, </w:t>
-      </w:r>
-      <w:r>
-        <w:rPr>
-          <w:rFonts w:ascii="Consolas" w:hAnsi="Consolas"/>
-          <w:sz w:val="23"/>
-        </w:rPr>
-        <w:t>aiAssert</w:t>
-      </w:r>
-      <w:r>
-        <w:t xml:space="preserve">, </w:t>
-      </w:r>
-      <w:r>
-        <w:rPr>
-          <w:rFonts w:ascii="Consolas" w:hAnsi="Consolas"/>
-          <w:sz w:val="23"/>
-        </w:rPr>
-        <w:t>aiNumber</w:t>
-      </w:r>
-      <w:r>
-        <w:t xml:space="preserve">, </w:t>
-      </w:r>
-      <w:r>
-        <w:rPr>
-          <w:rFonts w:ascii="Consolas" w:hAnsi="Consolas"/>
-          <w:sz w:val="23"/>
-        </w:rPr>
-        <w:t>aiQuery</w:t>
-      </w:r>
-      <w:r>
-        <w:t xml:space="preserve">... Mỗi lời gọi chụp screenshot hiện thời, gửi kèm mô tả tới VLM; framework tách hai vai trò </w:t>
-      </w:r>
-      <w:r>
-        <w:rPr>
-          <w:b/>
-        </w:rPr>
-        <w:t>planning</w:t>
-      </w:r>
-      <w:r>
-        <w:t xml:space="preserve"> (hiểu ý định, quyết định hành động) và </w:t>
-      </w:r>
-      <w:r>
-        <w:rPr>
-          <w:b/>
-        </w:rPr>
-        <w:t>grounding</w:t>
-      </w:r>
-      <w:r>
-        <w:t xml:space="preserve"> (định vị tọa độ trên ảnh), rồi thực thi hành động qua Playwright. Cấu hình </w:t>
-      </w:r>
-      <w:r>
-        <w:rPr>
-          <w:rFonts w:ascii="Consolas" w:hAnsi="Consolas"/>
-          <w:sz w:val="23"/>
-        </w:rPr>
-        <w:t>MIDSCENE_MODEL_FAMILY</w:t>
-      </w:r>
-      <w:r>
-        <w:t xml:space="preserve"> cho phép framework áp dụng đúng quy ước riêng của từng họ model (định dạng prompt, quy ước tọa độ). Đồ án chọn Midscene.js vì: hỗ trợ web chính thức, tách lớp model rõ ràng (ghim được model qua biến môi trường), và có cơ chế tường minh để tắt cache — điều kiện cần để đo flakiness trung thực.</w:t>
-      </w:r>
-    </w:p>
-    <w:p>
-      <w:pPr>
-        <w:pStyle w:val="Heading3"/>
-      </w:pPr>
-      <w:r>
-        <w:t>2.1.4. Khía cạnh bảo mật liên quan</w:t>
-      </w:r>
-    </w:p>
-    <w:p>
-      <w:r>
-        <w:t xml:space="preserve">Hai mục trong OWASP Top 10 làm nền cho phần mở rộng của đồ án. </w:t>
-      </w:r>
-      <w:r>
-        <w:rPr>
-          <w:b/>
-        </w:rPr>
-        <w:t>Broken Access Control</w:t>
-      </w:r>
-      <w:r>
-        <w:t xml:space="preserve"> — lớp lỗi phổ biến nhất — có một biểu hiện front-end: phần tử giao diện của vai trò quyền cao (nút xóa, trang quản trị, cột dữ liệu nhạy cảm) hiển thị nhầm cho vai trò quyền thấp; RQ3 kiểm thử đúng lớp biểu hiện này. </w:t>
-      </w:r>
-      <w:r>
-        <w:rPr>
-          <w:b/>
-        </w:rPr>
-        <w:t>Sensitive Data Exposure</w:t>
-      </w:r>
-      <w:r>
-        <w:t xml:space="preserve"> đặt ra vấn đề đặc thù cho kiểm thử bằng VLM: screenshot gửi lên API bên thứ ba có thể chứa PII (họ tên, số thẻ, liên hệ) — dữ liệu rời khỏi hạ tầng nội bộ ngay trong quá trình kiểm thử; RQ4 khảo sát giải pháp che ảnh trước khi gửi và cái giá phải trả về độ chính xác định vị.</w:t>
-      </w:r>
-    </w:p>
-    <w:p>
-      <w:pPr>
-        <w:pStyle w:val="Heading2"/>
-      </w:pPr>
-      <w:r>
-        <w:t>2.2. Khảo sát 15 công trình liên quan (2023–2025)</w:t>
-      </w:r>
-    </w:p>
-    <w:p>
-      <w:r>
-        <w:t xml:space="preserve">Mười lăm công trình được GVHD chỉ định khảo sát được tổ chức theo ba nhánh, dựa trên </w:t>
-      </w:r>
-      <w:r>
-        <w:rPr>
-          <w:b/>
-        </w:rPr>
-        <w:t>tín hiệu đầu vào</w:t>
-      </w:r>
-      <w:r>
-        <w:t xml:space="preserve"> mà phương pháp sử dụng — đây cũng là trục phân biệt bản chất giữa hai phương pháp đồ án so sánh.</w:t>
-      </w:r>
-    </w:p>
-    <w:p>
-      <w:pPr>
-        <w:pStyle w:val="Heading3"/>
-      </w:pPr>
-      <w:r>
-        <w:t>2.2.1. Nhánh khảo sát nền (survey)</w:t>
-      </w:r>
-    </w:p>
-    <w:p>
-      <w:r>
-        <w:rPr>
-          <w:b/>
-        </w:rPr>
-        <w:t>[1] Survey LLM4Testing (IEEE TSE 2024)</w:t>
-      </w:r>
-      <w:r>
-        <w:t xml:space="preserve"> phân loại có hệ thống 102 công trình dùng LLM cho kiểm thử phần mềm theo hai trục (nhiệm vụ kiểm thử × cách dùng LLM), cho thấy phần lớn dùng prompt engineering thay vì fine-tuning — nhất quán với lựa chọn "không huấn luyện model" của đồ án. </w:t>
-      </w:r>
-      <w:r>
-        <w:rPr>
-          <w:b/>
-        </w:rPr>
-        <w:t>[15] Survey vision-based GUI testing (ACM CSUR)</w:t>
-      </w:r>
-      <w:r>
-        <w:t xml:space="preserve"> khảo sát 271 bài giai đoạn tiền-LLM, ghi nhận computer vision dần thay thế/bổ sung cách trích xuất từ source code/layout vì "cái trích xuất được" khác "cái thực sự hiển thị" — chính là luận điểm gốc của hướng vision-based, nhưng hoàn thành trước làn sóng VLM đa phương thức nên không phủ các công cụ như Midscene.</w:t>
-      </w:r>
-    </w:p>
-    <w:p>
-      <w:pPr>
-        <w:pStyle w:val="Heading3"/>
-      </w:pPr>
-      <w:r>
-        <w:t>2.2.2. Nhánh LLM text-based (đầu vào là DOM/metadata)</w:t>
-      </w:r>
-    </w:p>
-    <w:p>
-      <w:r>
-        <w:t xml:space="preserve">Điểm chung của nhánh này: LLM nhận </w:t>
-      </w:r>
-      <w:r>
-        <w:rPr>
-          <w:b/>
-        </w:rPr>
-        <w:t>văn bản</w:t>
-      </w:r>
-      <w:r>
-        <w:t xml:space="preserve"> trích từ view hierarchy / accessibility tree / DOM — cùng "chất liệu" với locator truyền thống, nên kế thừa cả điểm mạnh (đầy đủ, chính xác) lẫn điểm yếu (không thấy những gì chỉ hiện ra bằng pixel) của chất liệu đó.</w:t>
-      </w:r>
-    </w:p>
-    <w:p>
-      <w:pPr>
-        <w:pStyle w:val="ListBullet"/>
-      </w:pPr>
-      <w:r>
-        <w:rPr>
-          <w:b/>
-        </w:rPr>
-        <w:t>[2] GPTDroid (ICSE 2024)</w:t>
-      </w:r>
-      <w:r>
-        <w:t xml:space="preserve"> ⭐ — phân tích sâu tại 2.3.</w:t>
-      </w:r>
-    </w:p>
-    <w:p>
-      <w:pPr>
-        <w:pStyle w:val="ListBullet"/>
-      </w:pPr>
-      <w:r>
-        <w:rPr>
-          <w:b/>
-        </w:rPr>
-        <w:t>[5] QTypist (ICSE 2023)</w:t>
-      </w:r>
-      <w:r>
-        <w:t xml:space="preserve"> giải nút thắt text input: prompt "điền vào chỗ trống" sinh input hợp ngữ cảnh từ metadata GUI, nâng passing rate lên 87% và cải thiện coverage cho các tool sẵn có; chỉ giải quyết khâu input, không đụng đến oracle.</w:t>
-      </w:r>
-    </w:p>
-    <w:p>
-      <w:pPr>
-        <w:pStyle w:val="ListBullet"/>
-      </w:pPr>
-      <w:r>
-        <w:rPr>
-          <w:b/>
-        </w:rPr>
-        <w:t>[6] LLMDroid (FSE 2025)</w:t>
-      </w:r>
-      <w:r>
-        <w:t xml:space="preserve"> tối ưu chi phí: tool truyền thống chạy chính, LLM chỉ can thiệp khi coverage chững; đáng chú ý là phân tích chi phí theo $/giờ (GPT-4o $4,77/giờ; phương án rẻ đạt 78% hiệu năng với $0,18/giờ) — hình mẫu trực tiếp cho cách đồ án đo chi phí vận hành.</w:t>
-      </w:r>
-    </w:p>
-    <w:p>
-      <w:pPr>
-        <w:pStyle w:val="ListBullet"/>
-      </w:pPr>
-      <w:r>
-        <w:rPr>
-          <w:b/>
-        </w:rPr>
-        <w:t>[9] Temac (2025, preprint)</w:t>
-      </w:r>
-      <w:r>
-        <w:t xml:space="preserve"> phối hợp đa agent LLM khi coverage bão hòa, tăng 12,5–60,3% code coverage trên 6 web app; chi phí nhiều vòng gọi và tính tái lập chưa được báo cáo — đúng loại số liệu đồ án bổ sung.</w:t>
-      </w:r>
-    </w:p>
-    <w:p>
-      <w:pPr>
-        <w:pStyle w:val="ListBullet"/>
-      </w:pPr>
-      <w:r>
-        <w:rPr>
-          <w:b/>
-        </w:rPr>
-        <w:t>[10] NaviQAte (2024, preprint)</w:t>
-      </w:r>
-      <w:r>
-        <w:t xml:space="preserve"> điều hướng web theo mô tả chức năng trừu tượng: success rate 44,2% (user task) / 38,5% (functionality) — bằng chứng định lượng rằng agent tự trị trên web thực tế còn xa mức tin cậy; lưu ý này giúp phân biệt "agent tự khám phá" (khó) với "thực thi kịch bản có cấu trúc bằng NL" (bài toán của Midscene, dễ hơn đáng kể).</w:t>
-      </w:r>
-    </w:p>
-    <w:p>
-      <w:pPr>
-        <w:pStyle w:val="ListBullet"/>
-      </w:pPr>
-      <w:r>
-        <w:rPr>
-          <w:b/>
-        </w:rPr>
-        <w:t>[13] ITeM (ISSTA 2025)</w:t>
-      </w:r>
-      <w:r>
-        <w:t xml:space="preserve"> migrate test giữa các app bằng cách trích </w:t>
-      </w:r>
-      <w:r>
-        <w:rPr>
-          <w:b/>
-        </w:rPr>
-        <w:t>ý định (intention)</w:t>
-      </w:r>
-      <w:r>
-        <w:t xml:space="preserve"> của test rồi hiện thực hóa trên app đích — luận điểm lý thuyết sát nhất với giả thuyết của đồ án: test mô tả theo ý định bền vững hơn test gắn với widget/locator khi giao diện thay đổi.</w:t>
-      </w:r>
-    </w:p>
-    <w:p>
-      <w:pPr>
-        <w:pStyle w:val="ListBullet"/>
-      </w:pPr>
-      <w:r>
-        <w:rPr>
-          <w:b/>
-        </w:rPr>
-        <w:t>[14] Guardian (ISSTA 2024)</w:t>
-      </w:r>
-      <w:r>
-        <w:t xml:space="preserve"> chuyển các phần việc xác định (lọc action hợp lệ, khôi phục state) từ LLM sang chương trình symbolic ở runtime — kiến trúc "LLM plan + symbolic kiểm soát" tương đồng cách Midscene tách planning/ grounding, và gợi ý khung phân tích lỗi (planning sai vs grounding sai).</w:t>
-      </w:r>
-    </w:p>
-    <w:p>
-      <w:pPr>
-        <w:pStyle w:val="Heading3"/>
-      </w:pPr>
-      <w:r>
-        <w:t>2.2.3. Nhánh VLM vision-based (đầu vào là screenshot)</w:t>
-      </w:r>
-    </w:p>
-    <w:p>
-      <w:r>
-        <w:t>Điểm chung: model "nhìn" pixel, độc lập với DOM — đúng phương pháp đồ án đánh giá.</w:t>
-      </w:r>
-    </w:p>
-    <w:p>
-      <w:pPr>
-        <w:pStyle w:val="ListBullet"/>
-      </w:pPr>
-      <w:r>
-        <w:rPr>
-          <w:b/>
-        </w:rPr>
-        <w:t>[3] VETL (ICSME 2024)</w:t>
-      </w:r>
-      <w:r>
-        <w:t xml:space="preserve"> ⭐ và </w:t>
-      </w:r>
-      <w:r>
-        <w:rPr>
-          <w:b/>
-        </w:rPr>
-        <w:t>[4] VisionDroid/Trident</w:t>
-      </w:r>
-      <w:r>
-        <w:t xml:space="preserve"> ⭐ — phân tích sâu tại 2.3.</w:t>
-      </w:r>
-    </w:p>
-    <w:p>
-      <w:pPr>
-        <w:pStyle w:val="ListBullet"/>
-      </w:pPr>
-      <w:r>
-        <w:rPr>
-          <w:b/>
-        </w:rPr>
-        <w:t>[7] AUITestAgent (2024, preprint)</w:t>
-      </w:r>
-      <w:r>
-        <w:t xml:space="preserve"> — công cụ kiểm thử GUI mobile điều khiển bằng ngôn ngữ tự nhiên, tách phần tương tác và phần kiểm chứng (verification đạt 94% accuracy trên benchmark riêng; đã phát hiện 4 bug thực tại Meituan); cách tách interaction/verification rất giống cặp API </w:t>
-      </w:r>
-      <w:r>
-        <w:rPr>
-          <w:rFonts w:ascii="Consolas" w:hAnsi="Consolas"/>
-          <w:sz w:val="23"/>
-        </w:rPr>
-        <w:t>ai</w:t>
-      </w:r>
-      <w:r>
-        <w:t>/</w:t>
-      </w:r>
-      <w:r>
-        <w:rPr>
-          <w:rFonts w:ascii="Consolas" w:hAnsi="Consolas"/>
-          <w:sz w:val="23"/>
-        </w:rPr>
-        <w:t>aiAssert</w:t>
-      </w:r>
-      <w:r>
-        <w:t xml:space="preserve"> của Midscene mà đồ án sử dụng.</w:t>
-      </w:r>
-    </w:p>
-    <w:p>
-      <w:pPr>
-        <w:pStyle w:val="ListBullet"/>
-      </w:pPr>
-      <w:r>
-        <w:rPr>
-          <w:b/>
-        </w:rPr>
-        <w:t>[8] GTArena (2024, preprint)</w:t>
-      </w:r>
-      <w:r>
-        <w:t xml:space="preserve"> — benchmark thống nhất cho GUI testing agent, chia quy trình thành 3 nhiệm vụ con và dùng cả </w:t>
-      </w:r>
-      <w:r>
-        <w:rPr>
-          <w:b/>
-        </w:rPr>
-        <w:t>app bị cấy lỗi nhân tạo</w:t>
-      </w:r>
-      <w:r>
-        <w:t>; kết quả cho thấy các model mạnh nhất vẫn không đều tay trên cả 3 nhiệm vụ. Phương pháp "cấy lỗi có kiểm soát để đo khả năng phát hiện" chính là cách đồ án xây build seeded-bugs cho RQ3.</w:t>
-      </w:r>
-    </w:p>
-    <w:p>
-      <w:pPr>
-        <w:pStyle w:val="ListBullet"/>
-      </w:pPr>
-      <w:r>
-        <w:rPr>
-          <w:b/>
-        </w:rPr>
-        <w:t>[11] AutoE2E (ICSE 2025)</w:t>
-      </w:r>
-      <w:r>
-        <w:t xml:space="preserve"> — LLM suy luận feature của web app rồi sinh test E2E, đạt feature coverage 79%; gợi ý chiều mở rộng "AI sinh test" (đồ án giữ test do người thiết kế để bảo đảm tính đối xứng của so sánh).</w:t>
-      </w:r>
-    </w:p>
-    <w:p>
-      <w:pPr>
-        <w:pStyle w:val="ListBullet"/>
-      </w:pPr>
-      <w:r>
-        <w:rPr>
-          <w:b/>
-        </w:rPr>
-        <w:t>[12] Nghiên cứu MLLM làm oracle cho non-crash bug (2024, preprint)</w:t>
-      </w:r>
-      <w:r>
-        <w:t xml:space="preserve"> — bug detection rate 49%, nhưng chính các tác giả chỉ ra ba rủi ro: suy giảm hiệu năng, tính ngẫu nhiên nội tại và false positive — đúng ba rủi ro đồ án kiểm soát bằng temperature 0, đo flakiness qua 5 lần lặp, và bộ kịch bản đối chứng chống báo động giả (R6–R8).</w:t>
-      </w:r>
-    </w:p>
-    <w:p>
-      <w:pPr>
-        <w:pStyle w:val="Heading3"/>
-      </w:pPr>
-      <w:r>
         <w:t>2.2.4. Bảng tổng hợp</w:t>
       </w:r>
     </w:p>
@@ -1283,6 +1243,7 @@
       <w:tblPr>
         <w:tblStyle w:val="TableGrid"/>
         <w:tblW w:type="auto" w:w="0"/>
+        <w:tblLayout w:type="autofit"/>
         <w:tblLook w:firstColumn="1" w:firstRow="1" w:lastColumn="0" w:lastRow="0" w:noHBand="0" w:noVBand="1" w:val="04A0"/>
       </w:tblPr>
       <w:tblGrid>
@@ -1306,13 +1267,13 @@
             </w:pPr>
             <w:r>
               <w:rPr>
-                <w:sz w:val="23"/>
+                <w:sz w:val="20"/>
               </w:rPr>
             </w:r>
             <w:r>
               <w:rPr>
                 <w:b/>
-                <w:sz w:val="23"/>
+                <w:sz w:val="20"/>
               </w:rPr>
               <w:t>#</w:t>
             </w:r>
@@ -1328,13 +1289,13 @@
             </w:pPr>
             <w:r>
               <w:rPr>
-                <w:sz w:val="23"/>
+                <w:sz w:val="20"/>
               </w:rPr>
             </w:r>
             <w:r>
               <w:rPr>
                 <w:b/>
-                <w:sz w:val="23"/>
+                <w:sz w:val="20"/>
               </w:rPr>
               <w:t>Công trình</w:t>
             </w:r>
@@ -1350,13 +1311,13 @@
             </w:pPr>
             <w:r>
               <w:rPr>
-                <w:sz w:val="23"/>
+                <w:sz w:val="20"/>
               </w:rPr>
             </w:r>
             <w:r>
               <w:rPr>
                 <w:b/>
-                <w:sz w:val="23"/>
+                <w:sz w:val="20"/>
               </w:rPr>
               <w:t>Nền tảng</w:t>
             </w:r>
@@ -1372,13 +1333,13 @@
             </w:pPr>
             <w:r>
               <w:rPr>
-                <w:sz w:val="23"/>
+                <w:sz w:val="20"/>
               </w:rPr>
             </w:r>
             <w:r>
               <w:rPr>
                 <w:b/>
-                <w:sz w:val="23"/>
+                <w:sz w:val="20"/>
               </w:rPr>
               <w:t>Tín hiệu vào</w:t>
             </w:r>
@@ -1394,13 +1355,13 @@
             </w:pPr>
             <w:r>
               <w:rPr>
-                <w:sz w:val="23"/>
+                <w:sz w:val="20"/>
               </w:rPr>
             </w:r>
             <w:r>
               <w:rPr>
                 <w:b/>
-                <w:sz w:val="23"/>
+                <w:sz w:val="20"/>
               </w:rPr>
               <w:t>Nhiệm vụ chính</w:t>
             </w:r>
@@ -1416,13 +1377,13 @@
             </w:pPr>
             <w:r>
               <w:rPr>
-                <w:sz w:val="23"/>
+                <w:sz w:val="20"/>
               </w:rPr>
             </w:r>
             <w:r>
               <w:rPr>
                 <w:b/>
-                <w:sz w:val="23"/>
+                <w:sz w:val="20"/>
               </w:rPr>
               <w:t>So sánh cặp locator↔VLM</w:t>
             </w:r>
@@ -1438,13 +1399,13 @@
             </w:pPr>
             <w:r>
               <w:rPr>
-                <w:sz w:val="23"/>
+                <w:sz w:val="20"/>
               </w:rPr>
             </w:r>
             <w:r>
               <w:rPr>
                 <w:b/>
-                <w:sz w:val="23"/>
+                <w:sz w:val="20"/>
               </w:rPr>
               <w:t>Đo chi phí bảo trì</w:t>
             </w:r>
@@ -1460,13 +1421,13 @@
             </w:pPr>
             <w:r>
               <w:rPr>
-                <w:sz w:val="23"/>
+                <w:sz w:val="20"/>
               </w:rPr>
             </w:r>
             <w:r>
               <w:rPr>
                 <w:b/>
-                <w:sz w:val="23"/>
+                <w:sz w:val="20"/>
               </w:rPr>
               <w:t>Xét bảo mật</w:t>
             </w:r>
@@ -1484,12 +1445,12 @@
             </w:pPr>
             <w:r>
               <w:rPr>
-                <w:sz w:val="23"/>
-              </w:rPr>
-            </w:r>
-            <w:r>
-              <w:rPr>
-                <w:sz w:val="23"/>
+                <w:sz w:val="20"/>
+              </w:rPr>
+            </w:r>
+            <w:r>
+              <w:rPr>
+                <w:sz w:val="20"/>
               </w:rPr>
               <w:t>[1]</w:t>
             </w:r>
@@ -1505,12 +1466,12 @@
             </w:pPr>
             <w:r>
               <w:rPr>
-                <w:sz w:val="23"/>
-              </w:rPr>
-            </w:r>
-            <w:r>
-              <w:rPr>
-                <w:sz w:val="23"/>
+                <w:sz w:val="20"/>
+              </w:rPr>
+            </w:r>
+            <w:r>
+              <w:rPr>
+                <w:sz w:val="20"/>
               </w:rPr>
               <w:t>Survey LLM4Testing (TSE'24)</w:t>
             </w:r>
@@ -1526,12 +1487,12 @@
             </w:pPr>
             <w:r>
               <w:rPr>
-                <w:sz w:val="23"/>
-              </w:rPr>
-            </w:r>
-            <w:r>
-              <w:rPr>
-                <w:sz w:val="23"/>
+                <w:sz w:val="20"/>
+              </w:rPr>
+            </w:r>
+            <w:r>
+              <w:rPr>
+                <w:sz w:val="20"/>
               </w:rPr>
               <w:t>tổng quát</w:t>
             </w:r>
@@ -1547,12 +1508,12 @@
             </w:pPr>
             <w:r>
               <w:rPr>
-                <w:sz w:val="23"/>
-              </w:rPr>
-            </w:r>
-            <w:r>
-              <w:rPr>
-                <w:sz w:val="23"/>
+                <w:sz w:val="20"/>
+              </w:rPr>
+            </w:r>
+            <w:r>
+              <w:rPr>
+                <w:sz w:val="20"/>
               </w:rPr>
               <w:t>—</w:t>
             </w:r>
@@ -1568,12 +1529,12 @@
             </w:pPr>
             <w:r>
               <w:rPr>
-                <w:sz w:val="23"/>
-              </w:rPr>
-            </w:r>
-            <w:r>
-              <w:rPr>
-                <w:sz w:val="23"/>
+                <w:sz w:val="20"/>
+              </w:rPr>
+            </w:r>
+            <w:r>
+              <w:rPr>
+                <w:sz w:val="20"/>
               </w:rPr>
               <w:t>khảo sát 102 công trình</w:t>
             </w:r>
@@ -1589,12 +1550,12 @@
             </w:pPr>
             <w:r>
               <w:rPr>
-                <w:sz w:val="23"/>
-              </w:rPr>
-            </w:r>
-            <w:r>
-              <w:rPr>
-                <w:sz w:val="23"/>
+                <w:sz w:val="20"/>
+              </w:rPr>
+            </w:r>
+            <w:r>
+              <w:rPr>
+                <w:sz w:val="20"/>
               </w:rPr>
               <w:t>—</w:t>
             </w:r>
@@ -1610,12 +1571,12 @@
             </w:pPr>
             <w:r>
               <w:rPr>
-                <w:sz w:val="23"/>
-              </w:rPr>
-            </w:r>
-            <w:r>
-              <w:rPr>
-                <w:sz w:val="23"/>
+                <w:sz w:val="20"/>
+              </w:rPr>
+            </w:r>
+            <w:r>
+              <w:rPr>
+                <w:sz w:val="20"/>
               </w:rPr>
               <w:t>—</w:t>
             </w:r>
@@ -1631,12 +1592,12 @@
             </w:pPr>
             <w:r>
               <w:rPr>
-                <w:sz w:val="23"/>
-              </w:rPr>
-            </w:r>
-            <w:r>
-              <w:rPr>
-                <w:sz w:val="23"/>
+                <w:sz w:val="20"/>
+              </w:rPr>
+            </w:r>
+            <w:r>
+              <w:rPr>
+                <w:sz w:val="20"/>
               </w:rPr>
               <w:t>—</w:t>
             </w:r>
@@ -1654,12 +1615,12 @@
             </w:pPr>
             <w:r>
               <w:rPr>
-                <w:sz w:val="23"/>
-              </w:rPr>
-            </w:r>
-            <w:r>
-              <w:rPr>
-                <w:sz w:val="23"/>
+                <w:sz w:val="20"/>
+              </w:rPr>
+            </w:r>
+            <w:r>
+              <w:rPr>
+                <w:sz w:val="20"/>
               </w:rPr>
               <w:t>[2]</w:t>
             </w:r>
@@ -1675,12 +1636,12 @@
             </w:pPr>
             <w:r>
               <w:rPr>
-                <w:sz w:val="23"/>
-              </w:rPr>
-            </w:r>
-            <w:r>
-              <w:rPr>
-                <w:sz w:val="23"/>
+                <w:sz w:val="20"/>
+              </w:rPr>
+            </w:r>
+            <w:r>
+              <w:rPr>
+                <w:sz w:val="20"/>
               </w:rPr>
               <w:t>GPTDroid (ICSE'24)</w:t>
             </w:r>
@@ -1696,12 +1657,12 @@
             </w:pPr>
             <w:r>
               <w:rPr>
-                <w:sz w:val="23"/>
-              </w:rPr>
-            </w:r>
-            <w:r>
-              <w:rPr>
-                <w:sz w:val="23"/>
+                <w:sz w:val="20"/>
+              </w:rPr>
+            </w:r>
+            <w:r>
+              <w:rPr>
+                <w:sz w:val="20"/>
               </w:rPr>
               <w:t>mobile</w:t>
             </w:r>
@@ -1717,12 +1678,12 @@
             </w:pPr>
             <w:r>
               <w:rPr>
-                <w:sz w:val="23"/>
-              </w:rPr>
-            </w:r>
-            <w:r>
-              <w:rPr>
-                <w:sz w:val="23"/>
+                <w:sz w:val="20"/>
+              </w:rPr>
+            </w:r>
+            <w:r>
+              <w:rPr>
+                <w:sz w:val="20"/>
               </w:rPr>
               <w:t>text</w:t>
             </w:r>
@@ -1738,12 +1699,12 @@
             </w:pPr>
             <w:r>
               <w:rPr>
-                <w:sz w:val="23"/>
-              </w:rPr>
-            </w:r>
-            <w:r>
-              <w:rPr>
-                <w:sz w:val="23"/>
+                <w:sz w:val="20"/>
+              </w:rPr>
+            </w:r>
+            <w:r>
+              <w:rPr>
+                <w:sz w:val="20"/>
               </w:rPr>
               <w:t>khám phá + phát hiện bug</w:t>
             </w:r>
@@ -1759,12 +1720,12 @@
             </w:pPr>
             <w:r>
               <w:rPr>
-                <w:sz w:val="23"/>
-              </w:rPr>
-            </w:r>
-            <w:r>
-              <w:rPr>
-                <w:sz w:val="23"/>
+                <w:sz w:val="20"/>
+              </w:rPr>
+            </w:r>
+            <w:r>
+              <w:rPr>
+                <w:sz w:val="20"/>
               </w:rPr>
               <w:t>—</w:t>
             </w:r>
@@ -1780,12 +1741,12 @@
             </w:pPr>
             <w:r>
               <w:rPr>
-                <w:sz w:val="23"/>
-              </w:rPr>
-            </w:r>
-            <w:r>
-              <w:rPr>
-                <w:sz w:val="23"/>
+                <w:sz w:val="20"/>
+              </w:rPr>
+            </w:r>
+            <w:r>
+              <w:rPr>
+                <w:sz w:val="20"/>
               </w:rPr>
               <w:t>—</w:t>
             </w:r>
@@ -1801,12 +1762,12 @@
             </w:pPr>
             <w:r>
               <w:rPr>
-                <w:sz w:val="23"/>
-              </w:rPr>
-            </w:r>
-            <w:r>
-              <w:rPr>
-                <w:sz w:val="23"/>
+                <w:sz w:val="20"/>
+              </w:rPr>
+            </w:r>
+            <w:r>
+              <w:rPr>
+                <w:sz w:val="20"/>
               </w:rPr>
               <w:t>—</w:t>
             </w:r>
@@ -1824,12 +1785,12 @@
             </w:pPr>
             <w:r>
               <w:rPr>
-                <w:sz w:val="23"/>
-              </w:rPr>
-            </w:r>
-            <w:r>
-              <w:rPr>
-                <w:sz w:val="23"/>
+                <w:sz w:val="20"/>
+              </w:rPr>
+            </w:r>
+            <w:r>
+              <w:rPr>
+                <w:sz w:val="20"/>
               </w:rPr>
               <w:t>[3]</w:t>
             </w:r>
@@ -1845,12 +1806,12 @@
             </w:pPr>
             <w:r>
               <w:rPr>
-                <w:sz w:val="23"/>
-              </w:rPr>
-            </w:r>
-            <w:r>
-              <w:rPr>
-                <w:sz w:val="23"/>
+                <w:sz w:val="20"/>
+              </w:rPr>
+            </w:r>
+            <w:r>
+              <w:rPr>
+                <w:sz w:val="20"/>
               </w:rPr>
               <w:t>VETL (ICSME'24)</w:t>
             </w:r>
@@ -1866,12 +1827,12 @@
             </w:pPr>
             <w:r>
               <w:rPr>
-                <w:sz w:val="23"/>
-              </w:rPr>
-            </w:r>
-            <w:r>
-              <w:rPr>
-                <w:sz w:val="23"/>
+                <w:sz w:val="20"/>
+              </w:rPr>
+            </w:r>
+            <w:r>
+              <w:rPr>
+                <w:sz w:val="20"/>
               </w:rPr>
               <w:t>web</w:t>
             </w:r>
@@ -1887,12 +1848,12 @@
             </w:pPr>
             <w:r>
               <w:rPr>
-                <w:sz w:val="23"/>
-              </w:rPr>
-            </w:r>
-            <w:r>
-              <w:rPr>
-                <w:sz w:val="23"/>
+                <w:sz w:val="20"/>
+              </w:rPr>
+            </w:r>
+            <w:r>
+              <w:rPr>
+                <w:sz w:val="20"/>
               </w:rPr>
               <w:t>vision</w:t>
             </w:r>
@@ -1908,12 +1869,12 @@
             </w:pPr>
             <w:r>
               <w:rPr>
-                <w:sz w:val="23"/>
-              </w:rPr>
-            </w:r>
-            <w:r>
-              <w:rPr>
-                <w:sz w:val="23"/>
+                <w:sz w:val="20"/>
+              </w:rPr>
+            </w:r>
+            <w:r>
+              <w:rPr>
+                <w:sz w:val="20"/>
               </w:rPr>
               <w:t>sinh input + chọn phần tử</w:t>
             </w:r>
@@ -1929,12 +1890,12 @@
             </w:pPr>
             <w:r>
               <w:rPr>
-                <w:sz w:val="23"/>
-              </w:rPr>
-            </w:r>
-            <w:r>
-              <w:rPr>
-                <w:sz w:val="23"/>
+                <w:sz w:val="20"/>
+              </w:rPr>
+            </w:r>
+            <w:r>
+              <w:rPr>
+                <w:sz w:val="20"/>
               </w:rPr>
               <w:t>—</w:t>
             </w:r>
@@ -1950,12 +1911,12 @@
             </w:pPr>
             <w:r>
               <w:rPr>
-                <w:sz w:val="23"/>
-              </w:rPr>
-            </w:r>
-            <w:r>
-              <w:rPr>
-                <w:sz w:val="23"/>
+                <w:sz w:val="20"/>
+              </w:rPr>
+            </w:r>
+            <w:r>
+              <w:rPr>
+                <w:sz w:val="20"/>
               </w:rPr>
               <w:t>—</w:t>
             </w:r>
@@ -1971,12 +1932,12 @@
             </w:pPr>
             <w:r>
               <w:rPr>
-                <w:sz w:val="23"/>
-              </w:rPr>
-            </w:r>
-            <w:r>
-              <w:rPr>
-                <w:sz w:val="23"/>
+                <w:sz w:val="20"/>
+              </w:rPr>
+            </w:r>
+            <w:r>
+              <w:rPr>
+                <w:sz w:val="20"/>
               </w:rPr>
               <w:t>—</w:t>
             </w:r>
@@ -1994,12 +1955,12 @@
             </w:pPr>
             <w:r>
               <w:rPr>
-                <w:sz w:val="23"/>
-              </w:rPr>
-            </w:r>
-            <w:r>
-              <w:rPr>
-                <w:sz w:val="23"/>
+                <w:sz w:val="20"/>
+              </w:rPr>
+            </w:r>
+            <w:r>
+              <w:rPr>
+                <w:sz w:val="20"/>
               </w:rPr>
               <w:t>[4]</w:t>
             </w:r>
@@ -2015,12 +1976,12 @@
             </w:pPr>
             <w:r>
               <w:rPr>
-                <w:sz w:val="23"/>
-              </w:rPr>
-            </w:r>
-            <w:r>
-              <w:rPr>
-                <w:sz w:val="23"/>
+                <w:sz w:val="20"/>
+              </w:rPr>
+            </w:r>
+            <w:r>
+              <w:rPr>
+                <w:sz w:val="20"/>
               </w:rPr>
               <w:t>VisionDroid/Trident</w:t>
             </w:r>
@@ -2036,12 +1997,12 @@
             </w:pPr>
             <w:r>
               <w:rPr>
-                <w:sz w:val="23"/>
-              </w:rPr>
-            </w:r>
-            <w:r>
-              <w:rPr>
-                <w:sz w:val="23"/>
+                <w:sz w:val="20"/>
+              </w:rPr>
+            </w:r>
+            <w:r>
+              <w:rPr>
+                <w:sz w:val="20"/>
               </w:rPr>
               <w:t>mobile</w:t>
             </w:r>
@@ -2057,12 +2018,12 @@
             </w:pPr>
             <w:r>
               <w:rPr>
-                <w:sz w:val="23"/>
-              </w:rPr>
-            </w:r>
-            <w:r>
-              <w:rPr>
-                <w:sz w:val="23"/>
+                <w:sz w:val="20"/>
+              </w:rPr>
+            </w:r>
+            <w:r>
+              <w:rPr>
+                <w:sz w:val="20"/>
               </w:rPr>
               <w:t>vision</w:t>
             </w:r>
@@ -2078,12 +2039,12 @@
             </w:pPr>
             <w:r>
               <w:rPr>
-                <w:sz w:val="23"/>
-              </w:rPr>
-            </w:r>
-            <w:r>
-              <w:rPr>
-                <w:sz w:val="23"/>
+                <w:sz w:val="20"/>
+              </w:rPr>
+            </w:r>
+            <w:r>
+              <w:rPr>
+                <w:sz w:val="20"/>
               </w:rPr>
               <w:t>oracle non-crash bug</w:t>
             </w:r>
@@ -2099,12 +2060,12 @@
             </w:pPr>
             <w:r>
               <w:rPr>
-                <w:sz w:val="23"/>
-              </w:rPr>
-            </w:r>
-            <w:r>
-              <w:rPr>
-                <w:sz w:val="23"/>
+                <w:sz w:val="20"/>
+              </w:rPr>
+            </w:r>
+            <w:r>
+              <w:rPr>
+                <w:sz w:val="20"/>
               </w:rPr>
               <w:t>—</w:t>
             </w:r>
@@ -2120,12 +2081,12 @@
             </w:pPr>
             <w:r>
               <w:rPr>
-                <w:sz w:val="23"/>
-              </w:rPr>
-            </w:r>
-            <w:r>
-              <w:rPr>
-                <w:sz w:val="23"/>
+                <w:sz w:val="20"/>
+              </w:rPr>
+            </w:r>
+            <w:r>
+              <w:rPr>
+                <w:sz w:val="20"/>
               </w:rPr>
               <w:t>—</w:t>
             </w:r>
@@ -2141,12 +2102,12 @@
             </w:pPr>
             <w:r>
               <w:rPr>
-                <w:sz w:val="23"/>
-              </w:rPr>
-            </w:r>
-            <w:r>
-              <w:rPr>
-                <w:sz w:val="23"/>
+                <w:sz w:val="20"/>
+              </w:rPr>
+            </w:r>
+            <w:r>
+              <w:rPr>
+                <w:sz w:val="20"/>
               </w:rPr>
               <w:t>—</w:t>
             </w:r>
@@ -2164,12 +2125,12 @@
             </w:pPr>
             <w:r>
               <w:rPr>
-                <w:sz w:val="23"/>
-              </w:rPr>
-            </w:r>
-            <w:r>
-              <w:rPr>
-                <w:sz w:val="23"/>
+                <w:sz w:val="20"/>
+              </w:rPr>
+            </w:r>
+            <w:r>
+              <w:rPr>
+                <w:sz w:val="20"/>
               </w:rPr>
               <w:t>[5]</w:t>
             </w:r>
@@ -2185,12 +2146,12 @@
             </w:pPr>
             <w:r>
               <w:rPr>
-                <w:sz w:val="23"/>
-              </w:rPr>
-            </w:r>
-            <w:r>
-              <w:rPr>
-                <w:sz w:val="23"/>
+                <w:sz w:val="20"/>
+              </w:rPr>
+            </w:r>
+            <w:r>
+              <w:rPr>
+                <w:sz w:val="20"/>
               </w:rPr>
               <w:t>QTypist (ICSE'23)</w:t>
             </w:r>
@@ -2206,12 +2167,12 @@
             </w:pPr>
             <w:r>
               <w:rPr>
-                <w:sz w:val="23"/>
-              </w:rPr>
-            </w:r>
-            <w:r>
-              <w:rPr>
-                <w:sz w:val="23"/>
+                <w:sz w:val="20"/>
+              </w:rPr>
+            </w:r>
+            <w:r>
+              <w:rPr>
+                <w:sz w:val="20"/>
               </w:rPr>
               <w:t>mobile</w:t>
             </w:r>
@@ -2227,12 +2188,12 @@
             </w:pPr>
             <w:r>
               <w:rPr>
-                <w:sz w:val="23"/>
-              </w:rPr>
-            </w:r>
-            <w:r>
-              <w:rPr>
-                <w:sz w:val="23"/>
+                <w:sz w:val="20"/>
+              </w:rPr>
+            </w:r>
+            <w:r>
+              <w:rPr>
+                <w:sz w:val="20"/>
               </w:rPr>
               <w:t>text</w:t>
             </w:r>
@@ -2248,12 +2209,12 @@
             </w:pPr>
             <w:r>
               <w:rPr>
-                <w:sz w:val="23"/>
-              </w:rPr>
-            </w:r>
-            <w:r>
-              <w:rPr>
-                <w:sz w:val="23"/>
+                <w:sz w:val="20"/>
+              </w:rPr>
+            </w:r>
+            <w:r>
+              <w:rPr>
+                <w:sz w:val="20"/>
               </w:rPr>
               <w:t>sinh text input</w:t>
             </w:r>
@@ -2269,12 +2230,12 @@
             </w:pPr>
             <w:r>
               <w:rPr>
-                <w:sz w:val="23"/>
-              </w:rPr>
-            </w:r>
-            <w:r>
-              <w:rPr>
-                <w:sz w:val="23"/>
+                <w:sz w:val="20"/>
+              </w:rPr>
+            </w:r>
+            <w:r>
+              <w:rPr>
+                <w:sz w:val="20"/>
               </w:rPr>
               <w:t>—</w:t>
             </w:r>
@@ -2290,12 +2251,12 @@
             </w:pPr>
             <w:r>
               <w:rPr>
-                <w:sz w:val="23"/>
-              </w:rPr>
-            </w:r>
-            <w:r>
-              <w:rPr>
-                <w:sz w:val="23"/>
+                <w:sz w:val="20"/>
+              </w:rPr>
+            </w:r>
+            <w:r>
+              <w:rPr>
+                <w:sz w:val="20"/>
               </w:rPr>
               <w:t>—</w:t>
             </w:r>
@@ -2311,12 +2272,12 @@
             </w:pPr>
             <w:r>
               <w:rPr>
-                <w:sz w:val="23"/>
-              </w:rPr>
-            </w:r>
-            <w:r>
-              <w:rPr>
-                <w:sz w:val="23"/>
+                <w:sz w:val="20"/>
+              </w:rPr>
+            </w:r>
+            <w:r>
+              <w:rPr>
+                <w:sz w:val="20"/>
               </w:rPr>
               <w:t>—</w:t>
             </w:r>
@@ -2334,12 +2295,12 @@
             </w:pPr>
             <w:r>
               <w:rPr>
-                <w:sz w:val="23"/>
-              </w:rPr>
-            </w:r>
-            <w:r>
-              <w:rPr>
-                <w:sz w:val="23"/>
+                <w:sz w:val="20"/>
+              </w:rPr>
+            </w:r>
+            <w:r>
+              <w:rPr>
+                <w:sz w:val="20"/>
               </w:rPr>
               <w:t>[6]</w:t>
             </w:r>
@@ -2355,12 +2316,12 @@
             </w:pPr>
             <w:r>
               <w:rPr>
-                <w:sz w:val="23"/>
-              </w:rPr>
-            </w:r>
-            <w:r>
-              <w:rPr>
-                <w:sz w:val="23"/>
+                <w:sz w:val="20"/>
+              </w:rPr>
+            </w:r>
+            <w:r>
+              <w:rPr>
+                <w:sz w:val="20"/>
               </w:rPr>
               <w:t>LLMDroid (FSE'25)</w:t>
             </w:r>
@@ -2376,12 +2337,12 @@
             </w:pPr>
             <w:r>
               <w:rPr>
-                <w:sz w:val="23"/>
-              </w:rPr>
-            </w:r>
-            <w:r>
-              <w:rPr>
-                <w:sz w:val="23"/>
+                <w:sz w:val="20"/>
+              </w:rPr>
+            </w:r>
+            <w:r>
+              <w:rPr>
+                <w:sz w:val="20"/>
               </w:rPr>
               <w:t>mobile</w:t>
             </w:r>
@@ -2397,12 +2358,12 @@
             </w:pPr>
             <w:r>
               <w:rPr>
-                <w:sz w:val="23"/>
-              </w:rPr>
-            </w:r>
-            <w:r>
-              <w:rPr>
-                <w:sz w:val="23"/>
+                <w:sz w:val="20"/>
+              </w:rPr>
+            </w:r>
+            <w:r>
+              <w:rPr>
+                <w:sz w:val="20"/>
               </w:rPr>
               <w:t>text</w:t>
             </w:r>
@@ -2418,12 +2379,12 @@
             </w:pPr>
             <w:r>
               <w:rPr>
-                <w:sz w:val="23"/>
-              </w:rPr>
-            </w:r>
-            <w:r>
-              <w:rPr>
-                <w:sz w:val="23"/>
+                <w:sz w:val="20"/>
+              </w:rPr>
+            </w:r>
+            <w:r>
+              <w:rPr>
+                <w:sz w:val="20"/>
               </w:rPr>
               <w:t>dẫn hướng coverage</w:t>
             </w:r>
@@ -2439,12 +2400,12 @@
             </w:pPr>
             <w:r>
               <w:rPr>
-                <w:sz w:val="23"/>
-              </w:rPr>
-            </w:r>
-            <w:r>
-              <w:rPr>
-                <w:sz w:val="23"/>
+                <w:sz w:val="20"/>
+              </w:rPr>
+            </w:r>
+            <w:r>
+              <w:rPr>
+                <w:sz w:val="20"/>
               </w:rPr>
               <w:t>—</w:t>
             </w:r>
@@ -2460,12 +2421,12 @@
             </w:pPr>
             <w:r>
               <w:rPr>
-                <w:sz w:val="23"/>
-              </w:rPr>
-            </w:r>
-            <w:r>
-              <w:rPr>
-                <w:sz w:val="23"/>
+                <w:sz w:val="20"/>
+              </w:rPr>
+            </w:r>
+            <w:r>
+              <w:rPr>
+                <w:sz w:val="20"/>
               </w:rPr>
               <w:t>△</w:t>
             </w:r>
@@ -2481,12 +2442,12 @@
             </w:pPr>
             <w:r>
               <w:rPr>
-                <w:sz w:val="23"/>
-              </w:rPr>
-            </w:r>
-            <w:r>
-              <w:rPr>
-                <w:sz w:val="23"/>
+                <w:sz w:val="20"/>
+              </w:rPr>
+            </w:r>
+            <w:r>
+              <w:rPr>
+                <w:sz w:val="20"/>
               </w:rPr>
               <w:t>—</w:t>
             </w:r>
@@ -2504,12 +2465,12 @@
             </w:pPr>
             <w:r>
               <w:rPr>
-                <w:sz w:val="23"/>
-              </w:rPr>
-            </w:r>
-            <w:r>
-              <w:rPr>
-                <w:sz w:val="23"/>
+                <w:sz w:val="20"/>
+              </w:rPr>
+            </w:r>
+            <w:r>
+              <w:rPr>
+                <w:sz w:val="20"/>
               </w:rPr>
               <w:t>[7]</w:t>
             </w:r>
@@ -2525,12 +2486,12 @@
             </w:pPr>
             <w:r>
               <w:rPr>
-                <w:sz w:val="23"/>
-              </w:rPr>
-            </w:r>
-            <w:r>
-              <w:rPr>
-                <w:sz w:val="23"/>
+                <w:sz w:val="20"/>
+              </w:rPr>
+            </w:r>
+            <w:r>
+              <w:rPr>
+                <w:sz w:val="20"/>
               </w:rPr>
               <w:t>AUITestAgent</w:t>
             </w:r>
@@ -2546,12 +2507,12 @@
             </w:pPr>
             <w:r>
               <w:rPr>
-                <w:sz w:val="23"/>
-              </w:rPr>
-            </w:r>
-            <w:r>
-              <w:rPr>
-                <w:sz w:val="23"/>
+                <w:sz w:val="20"/>
+              </w:rPr>
+            </w:r>
+            <w:r>
+              <w:rPr>
+                <w:sz w:val="20"/>
               </w:rPr>
               <w:t>mobile</w:t>
             </w:r>
@@ -2567,12 +2528,12 @@
             </w:pPr>
             <w:r>
               <w:rPr>
-                <w:sz w:val="23"/>
-              </w:rPr>
-            </w:r>
-            <w:r>
-              <w:rPr>
-                <w:sz w:val="23"/>
+                <w:sz w:val="20"/>
+              </w:rPr>
+            </w:r>
+            <w:r>
+              <w:rPr>
+                <w:sz w:val="20"/>
               </w:rPr>
               <w:t>text + vision</w:t>
             </w:r>
@@ -2588,12 +2549,12 @@
             </w:pPr>
             <w:r>
               <w:rPr>
-                <w:sz w:val="23"/>
-              </w:rPr>
-            </w:r>
-            <w:r>
-              <w:rPr>
-                <w:sz w:val="23"/>
+                <w:sz w:val="20"/>
+              </w:rPr>
+            </w:r>
+            <w:r>
+              <w:rPr>
+                <w:sz w:val="20"/>
               </w:rPr>
               <w:t>kiểm thử theo yêu cầu NL</w:t>
             </w:r>
@@ -2609,12 +2570,12 @@
             </w:pPr>
             <w:r>
               <w:rPr>
-                <w:sz w:val="23"/>
-              </w:rPr>
-            </w:r>
-            <w:r>
-              <w:rPr>
-                <w:sz w:val="23"/>
+                <w:sz w:val="20"/>
+              </w:rPr>
+            </w:r>
+            <w:r>
+              <w:rPr>
+                <w:sz w:val="20"/>
               </w:rPr>
               <w:t>—</w:t>
             </w:r>
@@ -2630,12 +2591,12 @@
             </w:pPr>
             <w:r>
               <w:rPr>
-                <w:sz w:val="23"/>
-              </w:rPr>
-            </w:r>
-            <w:r>
-              <w:rPr>
-                <w:sz w:val="23"/>
+                <w:sz w:val="20"/>
+              </w:rPr>
+            </w:r>
+            <w:r>
+              <w:rPr>
+                <w:sz w:val="20"/>
               </w:rPr>
               <w:t>—</w:t>
             </w:r>
@@ -2651,12 +2612,12 @@
             </w:pPr>
             <w:r>
               <w:rPr>
-                <w:sz w:val="23"/>
-              </w:rPr>
-            </w:r>
-            <w:r>
-              <w:rPr>
-                <w:sz w:val="23"/>
+                <w:sz w:val="20"/>
+              </w:rPr>
+            </w:r>
+            <w:r>
+              <w:rPr>
+                <w:sz w:val="20"/>
               </w:rPr>
               <w:t>—</w:t>
             </w:r>
@@ -2674,12 +2635,12 @@
             </w:pPr>
             <w:r>
               <w:rPr>
-                <w:sz w:val="23"/>
-              </w:rPr>
-            </w:r>
-            <w:r>
-              <w:rPr>
-                <w:sz w:val="23"/>
+                <w:sz w:val="20"/>
+              </w:rPr>
+            </w:r>
+            <w:r>
+              <w:rPr>
+                <w:sz w:val="20"/>
               </w:rPr>
               <w:t>[8]</w:t>
             </w:r>
@@ -2695,12 +2656,12 @@
             </w:pPr>
             <w:r>
               <w:rPr>
-                <w:sz w:val="23"/>
-              </w:rPr>
-            </w:r>
-            <w:r>
-              <w:rPr>
-                <w:sz w:val="23"/>
+                <w:sz w:val="20"/>
+              </w:rPr>
+            </w:r>
+            <w:r>
+              <w:rPr>
+                <w:sz w:val="20"/>
               </w:rPr>
               <w:t>GTArena</w:t>
             </w:r>
@@ -2716,12 +2677,12 @@
             </w:pPr>
             <w:r>
               <w:rPr>
-                <w:sz w:val="23"/>
-              </w:rPr>
-            </w:r>
-            <w:r>
-              <w:rPr>
-                <w:sz w:val="23"/>
+                <w:sz w:val="20"/>
+              </w:rPr>
+            </w:r>
+            <w:r>
+              <w:rPr>
+                <w:sz w:val="20"/>
               </w:rPr>
               <w:t>mobile</w:t>
             </w:r>
@@ -2737,12 +2698,12 @@
             </w:pPr>
             <w:r>
               <w:rPr>
-                <w:sz w:val="23"/>
-              </w:rPr>
-            </w:r>
-            <w:r>
-              <w:rPr>
-                <w:sz w:val="23"/>
+                <w:sz w:val="20"/>
+              </w:rPr>
+            </w:r>
+            <w:r>
+              <w:rPr>
+                <w:sz w:val="20"/>
               </w:rPr>
               <w:t>vision</w:t>
             </w:r>
@@ -2758,12 +2719,12 @@
             </w:pPr>
             <w:r>
               <w:rPr>
-                <w:sz w:val="23"/>
-              </w:rPr>
-            </w:r>
-            <w:r>
-              <w:rPr>
-                <w:sz w:val="23"/>
+                <w:sz w:val="20"/>
+              </w:rPr>
+            </w:r>
+            <w:r>
+              <w:rPr>
+                <w:sz w:val="20"/>
               </w:rPr>
               <w:t>benchmark thống nhất</w:t>
             </w:r>
@@ -2779,12 +2740,12 @@
             </w:pPr>
             <w:r>
               <w:rPr>
-                <w:sz w:val="23"/>
-              </w:rPr>
-            </w:r>
-            <w:r>
-              <w:rPr>
-                <w:sz w:val="23"/>
+                <w:sz w:val="20"/>
+              </w:rPr>
+            </w:r>
+            <w:r>
+              <w:rPr>
+                <w:sz w:val="20"/>
               </w:rPr>
               <w:t>—</w:t>
             </w:r>
@@ -2800,12 +2761,12 @@
             </w:pPr>
             <w:r>
               <w:rPr>
-                <w:sz w:val="23"/>
-              </w:rPr>
-            </w:r>
-            <w:r>
-              <w:rPr>
-                <w:sz w:val="23"/>
+                <w:sz w:val="20"/>
+              </w:rPr>
+            </w:r>
+            <w:r>
+              <w:rPr>
+                <w:sz w:val="20"/>
               </w:rPr>
               <w:t>—</w:t>
             </w:r>
@@ -2821,12 +2782,12 @@
             </w:pPr>
             <w:r>
               <w:rPr>
-                <w:sz w:val="23"/>
-              </w:rPr>
-            </w:r>
-            <w:r>
-              <w:rPr>
-                <w:sz w:val="23"/>
+                <w:sz w:val="20"/>
+              </w:rPr>
+            </w:r>
+            <w:r>
+              <w:rPr>
+                <w:sz w:val="20"/>
               </w:rPr>
               <w:t>—</w:t>
             </w:r>
@@ -2844,12 +2805,12 @@
             </w:pPr>
             <w:r>
               <w:rPr>
-                <w:sz w:val="23"/>
-              </w:rPr>
-            </w:r>
-            <w:r>
-              <w:rPr>
-                <w:sz w:val="23"/>
+                <w:sz w:val="20"/>
+              </w:rPr>
+            </w:r>
+            <w:r>
+              <w:rPr>
+                <w:sz w:val="20"/>
               </w:rPr>
               <w:t>[9]</w:t>
             </w:r>
@@ -2865,12 +2826,12 @@
             </w:pPr>
             <w:r>
               <w:rPr>
-                <w:sz w:val="23"/>
-              </w:rPr>
-            </w:r>
-            <w:r>
-              <w:rPr>
-                <w:sz w:val="23"/>
+                <w:sz w:val="20"/>
+              </w:rPr>
+            </w:r>
+            <w:r>
+              <w:rPr>
+                <w:sz w:val="20"/>
               </w:rPr>
               <w:t>Temac</w:t>
             </w:r>
@@ -2886,12 +2847,12 @@
             </w:pPr>
             <w:r>
               <w:rPr>
-                <w:sz w:val="23"/>
-              </w:rPr>
-            </w:r>
-            <w:r>
-              <w:rPr>
-                <w:sz w:val="23"/>
+                <w:sz w:val="20"/>
+              </w:rPr>
+            </w:r>
+            <w:r>
+              <w:rPr>
+                <w:sz w:val="20"/>
               </w:rPr>
               <w:t>web</w:t>
             </w:r>
@@ -2907,12 +2868,12 @@
             </w:pPr>
             <w:r>
               <w:rPr>
-                <w:sz w:val="23"/>
-              </w:rPr>
-            </w:r>
-            <w:r>
-              <w:rPr>
-                <w:sz w:val="23"/>
+                <w:sz w:val="20"/>
+              </w:rPr>
+            </w:r>
+            <w:r>
+              <w:rPr>
+                <w:sz w:val="20"/>
               </w:rPr>
               <w:t>text</w:t>
             </w:r>
@@ -2928,12 +2889,12 @@
             </w:pPr>
             <w:r>
               <w:rPr>
-                <w:sz w:val="23"/>
-              </w:rPr>
-            </w:r>
-            <w:r>
-              <w:rPr>
-                <w:sz w:val="23"/>
+                <w:sz w:val="20"/>
+              </w:rPr>
+            </w:r>
+            <w:r>
+              <w:rPr>
+                <w:sz w:val="20"/>
               </w:rPr>
               <w:t>đa agent tăng coverage</w:t>
             </w:r>
@@ -2949,12 +2910,12 @@
             </w:pPr>
             <w:r>
               <w:rPr>
-                <w:sz w:val="23"/>
-              </w:rPr>
-            </w:r>
-            <w:r>
-              <w:rPr>
-                <w:sz w:val="23"/>
+                <w:sz w:val="20"/>
+              </w:rPr>
+            </w:r>
+            <w:r>
+              <w:rPr>
+                <w:sz w:val="20"/>
               </w:rPr>
               <w:t>—</w:t>
             </w:r>
@@ -2970,12 +2931,12 @@
             </w:pPr>
             <w:r>
               <w:rPr>
-                <w:sz w:val="23"/>
-              </w:rPr>
-            </w:r>
-            <w:r>
-              <w:rPr>
-                <w:sz w:val="23"/>
+                <w:sz w:val="20"/>
+              </w:rPr>
+            </w:r>
+            <w:r>
+              <w:rPr>
+                <w:sz w:val="20"/>
               </w:rPr>
               <w:t>—</w:t>
             </w:r>
@@ -2991,12 +2952,12 @@
             </w:pPr>
             <w:r>
               <w:rPr>
-                <w:sz w:val="23"/>
-              </w:rPr>
-            </w:r>
-            <w:r>
-              <w:rPr>
-                <w:sz w:val="23"/>
+                <w:sz w:val="20"/>
+              </w:rPr>
+            </w:r>
+            <w:r>
+              <w:rPr>
+                <w:sz w:val="20"/>
               </w:rPr>
               <w:t>—</w:t>
             </w:r>
@@ -3014,12 +2975,12 @@
             </w:pPr>
             <w:r>
               <w:rPr>
-                <w:sz w:val="23"/>
-              </w:rPr>
-            </w:r>
-            <w:r>
-              <w:rPr>
-                <w:sz w:val="23"/>
+                <w:sz w:val="20"/>
+              </w:rPr>
+            </w:r>
+            <w:r>
+              <w:rPr>
+                <w:sz w:val="20"/>
               </w:rPr>
               <w:t>[10]</w:t>
             </w:r>
@@ -3035,12 +2996,12 @@
             </w:pPr>
             <w:r>
               <w:rPr>
-                <w:sz w:val="23"/>
-              </w:rPr>
-            </w:r>
-            <w:r>
-              <w:rPr>
-                <w:sz w:val="23"/>
+                <w:sz w:val="20"/>
+              </w:rPr>
+            </w:r>
+            <w:r>
+              <w:rPr>
+                <w:sz w:val="20"/>
               </w:rPr>
               <w:t>NaviQAte</w:t>
             </w:r>
@@ -3056,12 +3017,12 @@
             </w:pPr>
             <w:r>
               <w:rPr>
-                <w:sz w:val="23"/>
-              </w:rPr>
-            </w:r>
-            <w:r>
-              <w:rPr>
-                <w:sz w:val="23"/>
+                <w:sz w:val="20"/>
+              </w:rPr>
+            </w:r>
+            <w:r>
+              <w:rPr>
+                <w:sz w:val="20"/>
               </w:rPr>
               <w:t>web</w:t>
             </w:r>
@@ -3077,12 +3038,12 @@
             </w:pPr>
             <w:r>
               <w:rPr>
-                <w:sz w:val="23"/>
-              </w:rPr>
-            </w:r>
-            <w:r>
-              <w:rPr>
-                <w:sz w:val="23"/>
+                <w:sz w:val="20"/>
+              </w:rPr>
+            </w:r>
+            <w:r>
+              <w:rPr>
+                <w:sz w:val="20"/>
               </w:rPr>
               <w:t>text + vision</w:t>
             </w:r>
@@ -3098,12 +3059,12 @@
             </w:pPr>
             <w:r>
               <w:rPr>
-                <w:sz w:val="23"/>
-              </w:rPr>
-            </w:r>
-            <w:r>
-              <w:rPr>
-                <w:sz w:val="23"/>
+                <w:sz w:val="20"/>
+              </w:rPr>
+            </w:r>
+            <w:r>
+              <w:rPr>
+                <w:sz w:val="20"/>
               </w:rPr>
               <w:t>điều hướng theo chức năng</w:t>
             </w:r>
@@ -3119,12 +3080,12 @@
             </w:pPr>
             <w:r>
               <w:rPr>
-                <w:sz w:val="23"/>
-              </w:rPr>
-            </w:r>
-            <w:r>
-              <w:rPr>
-                <w:sz w:val="23"/>
+                <w:sz w:val="20"/>
+              </w:rPr>
+            </w:r>
+            <w:r>
+              <w:rPr>
+                <w:sz w:val="20"/>
               </w:rPr>
               <w:t>—</w:t>
             </w:r>
@@ -3140,12 +3101,12 @@
             </w:pPr>
             <w:r>
               <w:rPr>
-                <w:sz w:val="23"/>
-              </w:rPr>
-            </w:r>
-            <w:r>
-              <w:rPr>
-                <w:sz w:val="23"/>
+                <w:sz w:val="20"/>
+              </w:rPr>
+            </w:r>
+            <w:r>
+              <w:rPr>
+                <w:sz w:val="20"/>
               </w:rPr>
               <w:t>—</w:t>
             </w:r>
@@ -3161,12 +3122,12 @@
             </w:pPr>
             <w:r>
               <w:rPr>
-                <w:sz w:val="23"/>
-              </w:rPr>
-            </w:r>
-            <w:r>
-              <w:rPr>
-                <w:sz w:val="23"/>
+                <w:sz w:val="20"/>
+              </w:rPr>
+            </w:r>
+            <w:r>
+              <w:rPr>
+                <w:sz w:val="20"/>
               </w:rPr>
               <w:t>—</w:t>
             </w:r>
@@ -3184,12 +3145,12 @@
             </w:pPr>
             <w:r>
               <w:rPr>
-                <w:sz w:val="23"/>
-              </w:rPr>
-            </w:r>
-            <w:r>
-              <w:rPr>
-                <w:sz w:val="23"/>
+                <w:sz w:val="20"/>
+              </w:rPr>
+            </w:r>
+            <w:r>
+              <w:rPr>
+                <w:sz w:val="20"/>
               </w:rPr>
               <w:t>[11]</w:t>
             </w:r>
@@ -3205,12 +3166,12 @@
             </w:pPr>
             <w:r>
               <w:rPr>
-                <w:sz w:val="23"/>
-              </w:rPr>
-            </w:r>
-            <w:r>
-              <w:rPr>
-                <w:sz w:val="23"/>
+                <w:sz w:val="20"/>
+              </w:rPr>
+            </w:r>
+            <w:r>
+              <w:rPr>
+                <w:sz w:val="20"/>
               </w:rPr>
               <w:t>AutoE2E (ICSE'25)</w:t>
             </w:r>
@@ -3226,12 +3187,12 @@
             </w:pPr>
             <w:r>
               <w:rPr>
-                <w:sz w:val="23"/>
-              </w:rPr>
-            </w:r>
-            <w:r>
-              <w:rPr>
-                <w:sz w:val="23"/>
+                <w:sz w:val="20"/>
+              </w:rPr>
+            </w:r>
+            <w:r>
+              <w:rPr>
+                <w:sz w:val="20"/>
               </w:rPr>
               <w:t>web</w:t>
             </w:r>
@@ -3247,12 +3208,12 @@
             </w:pPr>
             <w:r>
               <w:rPr>
-                <w:sz w:val="23"/>
-              </w:rPr>
-            </w:r>
-            <w:r>
-              <w:rPr>
-                <w:sz w:val="23"/>
+                <w:sz w:val="20"/>
+              </w:rPr>
+            </w:r>
+            <w:r>
+              <w:rPr>
+                <w:sz w:val="20"/>
               </w:rPr>
               <w:t>text</w:t>
             </w:r>
@@ -3268,12 +3229,12 @@
             </w:pPr>
             <w:r>
               <w:rPr>
-                <w:sz w:val="23"/>
-              </w:rPr>
-            </w:r>
-            <w:r>
-              <w:rPr>
-                <w:sz w:val="23"/>
+                <w:sz w:val="20"/>
+              </w:rPr>
+            </w:r>
+            <w:r>
+              <w:rPr>
+                <w:sz w:val="20"/>
               </w:rPr>
               <w:t>sinh test E2E theo feature</w:t>
             </w:r>
@@ -3289,12 +3250,12 @@
             </w:pPr>
             <w:r>
               <w:rPr>
-                <w:sz w:val="23"/>
-              </w:rPr>
-            </w:r>
-            <w:r>
-              <w:rPr>
-                <w:sz w:val="23"/>
+                <w:sz w:val="20"/>
+              </w:rPr>
+            </w:r>
+            <w:r>
+              <w:rPr>
+                <w:sz w:val="20"/>
               </w:rPr>
               <w:t>—</w:t>
             </w:r>
@@ -3310,12 +3271,12 @@
             </w:pPr>
             <w:r>
               <w:rPr>
-                <w:sz w:val="23"/>
-              </w:rPr>
-            </w:r>
-            <w:r>
-              <w:rPr>
-                <w:sz w:val="23"/>
+                <w:sz w:val="20"/>
+              </w:rPr>
+            </w:r>
+            <w:r>
+              <w:rPr>
+                <w:sz w:val="20"/>
               </w:rPr>
               <w:t>—</w:t>
             </w:r>
@@ -3331,12 +3292,12 @@
             </w:pPr>
             <w:r>
               <w:rPr>
-                <w:sz w:val="23"/>
-              </w:rPr>
-            </w:r>
-            <w:r>
-              <w:rPr>
-                <w:sz w:val="23"/>
+                <w:sz w:val="20"/>
+              </w:rPr>
+            </w:r>
+            <w:r>
+              <w:rPr>
+                <w:sz w:val="20"/>
               </w:rPr>
               <w:t>—</w:t>
             </w:r>
@@ -3354,12 +3315,12 @@
             </w:pPr>
             <w:r>
               <w:rPr>
-                <w:sz w:val="23"/>
-              </w:rPr>
-            </w:r>
-            <w:r>
-              <w:rPr>
-                <w:sz w:val="23"/>
+                <w:sz w:val="20"/>
+              </w:rPr>
+            </w:r>
+            <w:r>
+              <w:rPr>
+                <w:sz w:val="20"/>
               </w:rPr>
               <w:t>[12]</w:t>
             </w:r>
@@ -3375,12 +3336,12 @@
             </w:pPr>
             <w:r>
               <w:rPr>
-                <w:sz w:val="23"/>
-              </w:rPr>
-            </w:r>
-            <w:r>
-              <w:rPr>
-                <w:sz w:val="23"/>
+                <w:sz w:val="20"/>
+              </w:rPr>
+            </w:r>
+            <w:r>
+              <w:rPr>
+                <w:sz w:val="20"/>
               </w:rPr>
               <w:t>Nghiên cứu MLLM-oracle</w:t>
             </w:r>
@@ -3396,12 +3357,12 @@
             </w:pPr>
             <w:r>
               <w:rPr>
-                <w:sz w:val="23"/>
-              </w:rPr>
-            </w:r>
-            <w:r>
-              <w:rPr>
-                <w:sz w:val="23"/>
+                <w:sz w:val="20"/>
+              </w:rPr>
+            </w:r>
+            <w:r>
+              <w:rPr>
+                <w:sz w:val="20"/>
               </w:rPr>
               <w:t>mobile</w:t>
             </w:r>
@@ -3417,12 +3378,12 @@
             </w:pPr>
             <w:r>
               <w:rPr>
-                <w:sz w:val="23"/>
-              </w:rPr>
-            </w:r>
-            <w:r>
-              <w:rPr>
-                <w:sz w:val="23"/>
+                <w:sz w:val="20"/>
+              </w:rPr>
+            </w:r>
+            <w:r>
+              <w:rPr>
+                <w:sz w:val="20"/>
               </w:rPr>
               <w:t>vision</w:t>
             </w:r>
@@ -3438,12 +3399,12 @@
             </w:pPr>
             <w:r>
               <w:rPr>
-                <w:sz w:val="23"/>
-              </w:rPr>
-            </w:r>
-            <w:r>
-              <w:rPr>
-                <w:sz w:val="23"/>
+                <w:sz w:val="20"/>
+              </w:rPr>
+            </w:r>
+            <w:r>
+              <w:rPr>
+                <w:sz w:val="20"/>
               </w:rPr>
               <w:t>oracle non-crash bug</w:t>
             </w:r>
@@ -3459,12 +3420,12 @@
             </w:pPr>
             <w:r>
               <w:rPr>
-                <w:sz w:val="23"/>
-              </w:rPr>
-            </w:r>
-            <w:r>
-              <w:rPr>
-                <w:sz w:val="23"/>
+                <w:sz w:val="20"/>
+              </w:rPr>
+            </w:r>
+            <w:r>
+              <w:rPr>
+                <w:sz w:val="20"/>
               </w:rPr>
               <w:t>—</w:t>
             </w:r>
@@ -3480,12 +3441,12 @@
             </w:pPr>
             <w:r>
               <w:rPr>
-                <w:sz w:val="23"/>
-              </w:rPr>
-            </w:r>
-            <w:r>
-              <w:rPr>
-                <w:sz w:val="23"/>
+                <w:sz w:val="20"/>
+              </w:rPr>
+            </w:r>
+            <w:r>
+              <w:rPr>
+                <w:sz w:val="20"/>
               </w:rPr>
               <w:t>—</w:t>
             </w:r>
@@ -3501,12 +3462,12 @@
             </w:pPr>
             <w:r>
               <w:rPr>
-                <w:sz w:val="23"/>
-              </w:rPr>
-            </w:r>
-            <w:r>
-              <w:rPr>
-                <w:sz w:val="23"/>
+                <w:sz w:val="20"/>
+              </w:rPr>
+            </w:r>
+            <w:r>
+              <w:rPr>
+                <w:sz w:val="20"/>
               </w:rPr>
               <w:t>—</w:t>
             </w:r>
@@ -3524,12 +3485,12 @@
             </w:pPr>
             <w:r>
               <w:rPr>
-                <w:sz w:val="23"/>
-              </w:rPr>
-            </w:r>
-            <w:r>
-              <w:rPr>
-                <w:sz w:val="23"/>
+                <w:sz w:val="20"/>
+              </w:rPr>
+            </w:r>
+            <w:r>
+              <w:rPr>
+                <w:sz w:val="20"/>
               </w:rPr>
               <w:t>[13]</w:t>
             </w:r>
@@ -3545,12 +3506,12 @@
             </w:pPr>
             <w:r>
               <w:rPr>
-                <w:sz w:val="23"/>
-              </w:rPr>
-            </w:r>
-            <w:r>
-              <w:rPr>
-                <w:sz w:val="23"/>
+                <w:sz w:val="20"/>
+              </w:rPr>
+            </w:r>
+            <w:r>
+              <w:rPr>
+                <w:sz w:val="20"/>
               </w:rPr>
               <w:t>ITeM (ISSTA'25)</w:t>
             </w:r>
@@ -3566,12 +3527,12 @@
             </w:pPr>
             <w:r>
               <w:rPr>
-                <w:sz w:val="23"/>
-              </w:rPr>
-            </w:r>
-            <w:r>
-              <w:rPr>
-                <w:sz w:val="23"/>
+                <w:sz w:val="20"/>
+              </w:rPr>
+            </w:r>
+            <w:r>
+              <w:rPr>
+                <w:sz w:val="20"/>
               </w:rPr>
               <w:t>mobile</w:t>
             </w:r>
@@ -3587,12 +3548,12 @@
             </w:pPr>
             <w:r>
               <w:rPr>
-                <w:sz w:val="23"/>
-              </w:rPr>
-            </w:r>
-            <w:r>
-              <w:rPr>
-                <w:sz w:val="23"/>
+                <w:sz w:val="20"/>
+              </w:rPr>
+            </w:r>
+            <w:r>
+              <w:rPr>
+                <w:sz w:val="20"/>
               </w:rPr>
               <w:t>text</w:t>
             </w:r>
@@ -3608,12 +3569,12 @@
             </w:pPr>
             <w:r>
               <w:rPr>
-                <w:sz w:val="23"/>
-              </w:rPr>
-            </w:r>
-            <w:r>
-              <w:rPr>
-                <w:sz w:val="23"/>
+                <w:sz w:val="20"/>
+              </w:rPr>
+            </w:r>
+            <w:r>
+              <w:rPr>
+                <w:sz w:val="20"/>
               </w:rPr>
               <w:t>migrate test theo ý định</w:t>
             </w:r>
@@ -3629,12 +3590,12 @@
             </w:pPr>
             <w:r>
               <w:rPr>
-                <w:sz w:val="23"/>
-              </w:rPr>
-            </w:r>
-            <w:r>
-              <w:rPr>
-                <w:sz w:val="23"/>
+                <w:sz w:val="20"/>
+              </w:rPr>
+            </w:r>
+            <w:r>
+              <w:rPr>
+                <w:sz w:val="20"/>
               </w:rPr>
               <w:t>—</w:t>
             </w:r>
@@ -3650,12 +3611,12 @@
             </w:pPr>
             <w:r>
               <w:rPr>
-                <w:sz w:val="23"/>
-              </w:rPr>
-            </w:r>
-            <w:r>
-              <w:rPr>
-                <w:sz w:val="23"/>
+                <w:sz w:val="20"/>
+              </w:rPr>
+            </w:r>
+            <w:r>
+              <w:rPr>
+                <w:sz w:val="20"/>
               </w:rPr>
               <w:t>△</w:t>
             </w:r>
@@ -3671,12 +3632,12 @@
             </w:pPr>
             <w:r>
               <w:rPr>
-                <w:sz w:val="23"/>
-              </w:rPr>
-            </w:r>
-            <w:r>
-              <w:rPr>
-                <w:sz w:val="23"/>
+                <w:sz w:val="20"/>
+              </w:rPr>
+            </w:r>
+            <w:r>
+              <w:rPr>
+                <w:sz w:val="20"/>
               </w:rPr>
               <w:t>—</w:t>
             </w:r>
@@ -3694,12 +3655,12 @@
             </w:pPr>
             <w:r>
               <w:rPr>
-                <w:sz w:val="23"/>
-              </w:rPr>
-            </w:r>
-            <w:r>
-              <w:rPr>
-                <w:sz w:val="23"/>
+                <w:sz w:val="20"/>
+              </w:rPr>
+            </w:r>
+            <w:r>
+              <w:rPr>
+                <w:sz w:val="20"/>
               </w:rPr>
               <w:t>[14]</w:t>
             </w:r>
@@ -3715,12 +3676,12 @@
             </w:pPr>
             <w:r>
               <w:rPr>
-                <w:sz w:val="23"/>
-              </w:rPr>
-            </w:r>
-            <w:r>
-              <w:rPr>
-                <w:sz w:val="23"/>
+                <w:sz w:val="20"/>
+              </w:rPr>
+            </w:r>
+            <w:r>
+              <w:rPr>
+                <w:sz w:val="20"/>
               </w:rPr>
               <w:t>Guardian (ISSTA'24)</w:t>
             </w:r>
@@ -3736,12 +3697,12 @@
             </w:pPr>
             <w:r>
               <w:rPr>
-                <w:sz w:val="23"/>
-              </w:rPr>
-            </w:r>
-            <w:r>
-              <w:rPr>
-                <w:sz w:val="23"/>
+                <w:sz w:val="20"/>
+              </w:rPr>
+            </w:r>
+            <w:r>
+              <w:rPr>
+                <w:sz w:val="20"/>
               </w:rPr>
               <w:t>mobile</w:t>
             </w:r>
@@ -3757,12 +3718,12 @@
             </w:pPr>
             <w:r>
               <w:rPr>
-                <w:sz w:val="23"/>
-              </w:rPr>
-            </w:r>
-            <w:r>
-              <w:rPr>
-                <w:sz w:val="23"/>
+                <w:sz w:val="20"/>
+              </w:rPr>
+            </w:r>
+            <w:r>
+              <w:rPr>
+                <w:sz w:val="20"/>
               </w:rPr>
               <w:t>text</w:t>
             </w:r>
@@ -3778,12 +3739,12 @@
             </w:pPr>
             <w:r>
               <w:rPr>
-                <w:sz w:val="23"/>
-              </w:rPr>
-            </w:r>
-            <w:r>
-              <w:rPr>
-                <w:sz w:val="23"/>
+                <w:sz w:val="20"/>
+              </w:rPr>
+            </w:r>
+            <w:r>
+              <w:rPr>
+                <w:sz w:val="20"/>
               </w:rPr>
               <w:t>kiểm soát runtime cho agent</w:t>
             </w:r>
@@ -3799,12 +3760,12 @@
             </w:pPr>
             <w:r>
               <w:rPr>
-                <w:sz w:val="23"/>
-              </w:rPr>
-            </w:r>
-            <w:r>
-              <w:rPr>
-                <w:sz w:val="23"/>
+                <w:sz w:val="20"/>
+              </w:rPr>
+            </w:r>
+            <w:r>
+              <w:rPr>
+                <w:sz w:val="20"/>
               </w:rPr>
               <w:t>—</w:t>
             </w:r>
@@ -3820,12 +3781,12 @@
             </w:pPr>
             <w:r>
               <w:rPr>
-                <w:sz w:val="23"/>
-              </w:rPr>
-            </w:r>
-            <w:r>
-              <w:rPr>
-                <w:sz w:val="23"/>
+                <w:sz w:val="20"/>
+              </w:rPr>
+            </w:r>
+            <w:r>
+              <w:rPr>
+                <w:sz w:val="20"/>
               </w:rPr>
               <w:t>—</w:t>
             </w:r>
@@ -3841,12 +3802,12 @@
             </w:pPr>
             <w:r>
               <w:rPr>
-                <w:sz w:val="23"/>
-              </w:rPr>
-            </w:r>
-            <w:r>
-              <w:rPr>
-                <w:sz w:val="23"/>
+                <w:sz w:val="20"/>
+              </w:rPr>
+            </w:r>
+            <w:r>
+              <w:rPr>
+                <w:sz w:val="20"/>
               </w:rPr>
               <w:t>—</w:t>
             </w:r>
@@ -3864,12 +3825,12 @@
             </w:pPr>
             <w:r>
               <w:rPr>
-                <w:sz w:val="23"/>
-              </w:rPr>
-            </w:r>
-            <w:r>
-              <w:rPr>
-                <w:sz w:val="23"/>
+                <w:sz w:val="20"/>
+              </w:rPr>
+            </w:r>
+            <w:r>
+              <w:rPr>
+                <w:sz w:val="20"/>
               </w:rPr>
               <w:t>[15]</w:t>
             </w:r>
@@ -3885,12 +3846,12 @@
             </w:pPr>
             <w:r>
               <w:rPr>
-                <w:sz w:val="23"/>
-              </w:rPr>
-            </w:r>
-            <w:r>
-              <w:rPr>
-                <w:sz w:val="23"/>
+                <w:sz w:val="20"/>
+              </w:rPr>
+            </w:r>
+            <w:r>
+              <w:rPr>
+                <w:sz w:val="20"/>
               </w:rPr>
               <w:t>Survey vision-based (CSUR)</w:t>
             </w:r>
@@ -3906,12 +3867,12 @@
             </w:pPr>
             <w:r>
               <w:rPr>
-                <w:sz w:val="23"/>
-              </w:rPr>
-            </w:r>
-            <w:r>
-              <w:rPr>
-                <w:sz w:val="23"/>
+                <w:sz w:val="20"/>
+              </w:rPr>
+            </w:r>
+            <w:r>
+              <w:rPr>
+                <w:sz w:val="20"/>
               </w:rPr>
               <w:t>mobile</w:t>
             </w:r>
@@ -3927,12 +3888,12 @@
             </w:pPr>
             <w:r>
               <w:rPr>
-                <w:sz w:val="23"/>
-              </w:rPr>
-            </w:r>
-            <w:r>
-              <w:rPr>
-                <w:sz w:val="23"/>
+                <w:sz w:val="20"/>
+              </w:rPr>
+            </w:r>
+            <w:r>
+              <w:rPr>
+                <w:sz w:val="20"/>
               </w:rPr>
               <w:t>vision</w:t>
             </w:r>
@@ -3948,12 +3909,12 @@
             </w:pPr>
             <w:r>
               <w:rPr>
-                <w:sz w:val="23"/>
-              </w:rPr>
-            </w:r>
-            <w:r>
-              <w:rPr>
-                <w:sz w:val="23"/>
+                <w:sz w:val="20"/>
+              </w:rPr>
+            </w:r>
+            <w:r>
+              <w:rPr>
+                <w:sz w:val="20"/>
               </w:rPr>
               <w:t>khảo sát tiền-LLM</w:t>
             </w:r>
@@ -3969,12 +3930,12 @@
             </w:pPr>
             <w:r>
               <w:rPr>
-                <w:sz w:val="23"/>
-              </w:rPr>
-            </w:r>
-            <w:r>
-              <w:rPr>
-                <w:sz w:val="23"/>
+                <w:sz w:val="20"/>
+              </w:rPr>
+            </w:r>
+            <w:r>
+              <w:rPr>
+                <w:sz w:val="20"/>
               </w:rPr>
               <w:t>—</w:t>
             </w:r>
@@ -3990,12 +3951,12 @@
             </w:pPr>
             <w:r>
               <w:rPr>
-                <w:sz w:val="23"/>
-              </w:rPr>
-            </w:r>
-            <w:r>
-              <w:rPr>
-                <w:sz w:val="23"/>
+                <w:sz w:val="20"/>
+              </w:rPr>
+            </w:r>
+            <w:r>
+              <w:rPr>
+                <w:sz w:val="20"/>
               </w:rPr>
               <w:t>—</w:t>
             </w:r>
@@ -4011,12 +3972,12 @@
             </w:pPr>
             <w:r>
               <w:rPr>
-                <w:sz w:val="23"/>
-              </w:rPr>
-            </w:r>
-            <w:r>
-              <w:rPr>
-                <w:sz w:val="23"/>
+                <w:sz w:val="20"/>
+              </w:rPr>
+            </w:r>
+            <w:r>
+              <w:rPr>
+                <w:sz w:val="20"/>
               </w:rPr>
               <w:t>—</w:t>
             </w:r>
@@ -4034,12 +3995,12 @@
             </w:pPr>
             <w:r>
               <w:rPr>
-                <w:sz w:val="23"/>
-              </w:rPr>
-            </w:r>
-            <w:r>
-              <w:rPr>
-                <w:sz w:val="23"/>
+                <w:sz w:val="20"/>
+              </w:rPr>
+            </w:r>
+            <w:r>
+              <w:rPr>
+                <w:sz w:val="20"/>
               </w:rPr>
               <w:t>—</w:t>
             </w:r>
@@ -4055,13 +4016,13 @@
             </w:pPr>
             <w:r>
               <w:rPr>
-                <w:sz w:val="23"/>
+                <w:sz w:val="20"/>
               </w:rPr>
             </w:r>
             <w:r>
               <w:rPr>
                 <w:b/>
-                <w:sz w:val="23"/>
+                <w:sz w:val="20"/>
               </w:rPr>
               <w:t>Đồ án này</w:t>
             </w:r>
@@ -4077,13 +4038,13 @@
             </w:pPr>
             <w:r>
               <w:rPr>
-                <w:sz w:val="23"/>
+                <w:sz w:val="20"/>
               </w:rPr>
             </w:r>
             <w:r>
               <w:rPr>
                 <w:b/>
-                <w:sz w:val="23"/>
+                <w:sz w:val="20"/>
               </w:rPr>
               <w:t>web</w:t>
             </w:r>
@@ -4099,13 +4060,13 @@
             </w:pPr>
             <w:r>
               <w:rPr>
-                <w:sz w:val="23"/>
+                <w:sz w:val="20"/>
               </w:rPr>
             </w:r>
             <w:r>
               <w:rPr>
                 <w:b/>
-                <w:sz w:val="23"/>
+                <w:sz w:val="20"/>
               </w:rPr>
               <w:t>cả hai (đối chứng)</w:t>
             </w:r>
@@ -4121,13 +4082,13 @@
             </w:pPr>
             <w:r>
               <w:rPr>
-                <w:sz w:val="23"/>
+                <w:sz w:val="20"/>
               </w:rPr>
             </w:r>
             <w:r>
               <w:rPr>
                 <w:b/>
-                <w:sz w:val="23"/>
+                <w:sz w:val="20"/>
               </w:rPr>
               <w:t>so sánh định lượng 2 phương pháp + RBAC + masking</w:t>
             </w:r>
@@ -4143,13 +4104,13 @@
             </w:pPr>
             <w:r>
               <w:rPr>
-                <w:sz w:val="23"/>
+                <w:sz w:val="20"/>
               </w:rPr>
             </w:r>
             <w:r>
               <w:rPr>
                 <w:b/>
-                <w:sz w:val="23"/>
+                <w:sz w:val="20"/>
               </w:rPr>
               <w:t>✓</w:t>
             </w:r>
@@ -4165,13 +4126,13 @@
             </w:pPr>
             <w:r>
               <w:rPr>
-                <w:sz w:val="23"/>
+                <w:sz w:val="20"/>
               </w:rPr>
             </w:r>
             <w:r>
               <w:rPr>
                 <w:b/>
-                <w:sz w:val="23"/>
+                <w:sz w:val="20"/>
               </w:rPr>
               <w:t>✓</w:t>
             </w:r>
@@ -4187,13 +4148,13 @@
             </w:pPr>
             <w:r>
               <w:rPr>
-                <w:sz w:val="23"/>
+                <w:sz w:val="20"/>
               </w:rPr>
             </w:r>
             <w:r>
               <w:rPr>
                 <w:b/>
-                <w:sz w:val="23"/>
+                <w:sz w:val="20"/>
               </w:rPr>
               <w:t>✓</w:t>
             </w:r>
@@ -4386,16 +4347,6 @@
     </w:p>
     <w:p>
       <w:r>
-        <w:rPr>
-          <w:i/>
-          <w:color w:val="606060"/>
-          <w:sz w:val="22"/>
-        </w:rPr>
-        <w:t>Nháp hoàn chỉnh 09/07/2026, viết từ: `KeHoach_DoAn.md` mục 2–3, `app/src/variants.ts`, `docs/pilot-model-cost.md` mục 1–6, cấu hình hai suite, `harness/run-matrix.mjs`, `results/rq2-maintenance.md`. Chỗ cần chèn hình đánh dấu [HÌNH 3.x].</w:t>
-      </w:r>
-    </w:p>
-    <w:p>
-      <w:r>
         <w:t>Chương này trình bày thiết kế của nghiên cứu thực nghiệm so sánh (empirical comparative study) giữa hai phương pháp kiểm thử GUI: dựa trên bộ định vị (locator-based) và dựa trên mô hình thị giác–ngôn ngữ (VLM-based). Nội dung gồm tổng quan thiết kế (3.1), ứng dụng thực nghiệm và các biến thể giao diện có kiểm soát (3.2–3.3), hai bộ test song song (3.4), lựa chọn mô hình VLM (3.5), hạ tầng đo lường (3.6), và thiết kế riêng cho từng câu hỏi nghiên cứu RQ2–RQ4 (3.7–3.9); mục 3.10 trình bày các biện pháp bảo đảm tính tái lập.</w:t>
       </w:r>
     </w:p>
@@ -4478,27 +4429,6 @@
       </w:r>
       <w:r>
         <w:t xml:space="preserve"> bởi harness vào CSV; hình và bảng trong Chương 4 sinh lại được bằng một lệnh duy nhất.</w:t>
-      </w:r>
-    </w:p>
-    <w:p>
-      <w:r>
-        <w:rPr>
-          <w:i/>
-        </w:rPr>
-        <w:t>Hình 3.1</w:t>
-      </w:r>
-      <w:r>
-        <w:t xml:space="preserve"> (</w:t>
-      </w:r>
-      <w:r>
-        <w:rPr>
-          <w:rFonts w:ascii="Consolas" w:hAnsi="Consolas"/>
-          <w:sz w:val="23"/>
-        </w:rPr>
-        <w:t>fig-design-pipeline.png</w:t>
-      </w:r>
-      <w:r>
-        <w:t>) — sơ đồ tổng thể: ứng dụng (V0–V3) → hai bộ test song song → harness ma trận {phương pháp × biến thể × 5 lặp} → CSV → phân tích; hai khối mở rộng RBAC (RQ3) và masking (RQ4) đổ số liệu vào cùng kho dữ liệu thô.</w:t>
       </w:r>
     </w:p>
     <w:p>
@@ -4521,7 +4451,7 @@
                     <pic:cNvPicPr/>
                   </pic:nvPicPr>
                   <pic:blipFill>
-                    <a:blip r:embed="rId9"/>
+                    <a:blip r:embed="rId10"/>
                     <a:stretch>
                       <a:fillRect/>
                     </a:stretch>
@@ -4567,7 +4497,7 @@
     </w:p>
     <w:p>
       <w:pPr>
-        <w:pStyle w:val="ListBullet"/>
+        <w:ind w:left="357"/>
       </w:pPr>
       <w:r>
         <w:t xml:space="preserve">1. </w:t>
@@ -4584,7 +4514,7 @@
     </w:p>
     <w:p>
       <w:pPr>
-        <w:pStyle w:val="ListBullet"/>
+        <w:ind w:left="357"/>
       </w:pPr>
       <w:r>
         <w:t xml:space="preserve">2. </w:t>
@@ -4601,7 +4531,7 @@
     </w:p>
     <w:p>
       <w:pPr>
-        <w:pStyle w:val="ListBullet"/>
+        <w:ind w:left="357"/>
       </w:pPr>
       <w:r>
         <w:t xml:space="preserve">3. </w:t>
@@ -4618,7 +4548,7 @@
     </w:p>
     <w:p>
       <w:pPr>
-        <w:pStyle w:val="ListBullet"/>
+        <w:ind w:left="357"/>
       </w:pPr>
       <w:r>
         <w:t xml:space="preserve">4. </w:t>
@@ -4740,7 +4670,7 @@
                     <pic:cNvPicPr/>
                   </pic:nvPicPr>
                   <pic:blipFill>
-                    <a:blip r:embed="rId10"/>
+                    <a:blip r:embed="rId11"/>
                     <a:stretch>
                       <a:fillRect/>
                     </a:stretch>
@@ -4817,6 +4747,7 @@
       <w:tblPr>
         <w:tblStyle w:val="TableGrid"/>
         <w:tblW w:type="auto" w:w="0"/>
+        <w:tblLayout w:type="autofit"/>
         <w:tblLook w:firstColumn="1" w:firstRow="1" w:lastColumn="0" w:lastRow="0" w:noHBand="0" w:noVBand="1" w:val="04A0"/>
       </w:tblPr>
       <w:tblGrid>
@@ -5202,57 +5133,6 @@
                 <pic:pic>
                   <pic:nvPicPr>
                     <pic:cNvPr id="0" name="products-v0.png"/>
-                    <pic:cNvPicPr/>
-                  </pic:nvPicPr>
-                  <pic:blipFill>
-                    <a:blip r:embed="rId10"/>
-                    <a:stretch>
-                      <a:fillRect/>
-                    </a:stretch>
-                  </pic:blipFill>
-                  <pic:spPr>
-                    <a:xfrm>
-                      <a:off x="0" y="0"/>
-                      <a:ext cx="4206240" cy="3217116"/>
-                    </a:xfrm>
-                    <a:prstGeom prst="rect"/>
-                  </pic:spPr>
-                </pic:pic>
-              </a:graphicData>
-            </a:graphic>
-          </wp:inline>
-        </w:drawing>
-      </w:r>
-    </w:p>
-    <w:p>
-      <w:pPr>
-        <w:jc w:val="center"/>
-      </w:pPr>
-      <w:r>
-        <w:rPr>
-          <w:i/>
-          <w:sz w:val="23"/>
-        </w:rPr>
-        <w:t>V0 — gốc</w:t>
-      </w:r>
-    </w:p>
-    <w:p>
-      <w:pPr>
-        <w:jc w:val="center"/>
-      </w:pPr>
-      <w:r>
-        <w:drawing>
-          <wp:inline xmlns:a="http://schemas.openxmlformats.org/drawingml/2006/main" xmlns:pic="http://schemas.openxmlformats.org/drawingml/2006/picture">
-            <wp:extent cx="4206240" cy="3217116"/>
-            <wp:docPr id="4" name="Picture 4"/>
-            <wp:cNvGraphicFramePr>
-              <a:graphicFrameLocks noChangeAspect="1"/>
-            </wp:cNvGraphicFramePr>
-            <a:graphic>
-              <a:graphicData uri="http://schemas.openxmlformats.org/drawingml/2006/picture">
-                <pic:pic>
-                  <pic:nvPicPr>
-                    <pic:cNvPr id="0" name="products-v1.png"/>
                     <pic:cNvPicPr/>
                   </pic:nvPicPr>
                   <pic:blipFill>
@@ -5284,6 +5164,57 @@
           <w:i/>
           <w:sz w:val="23"/>
         </w:rPr>
+        <w:t>V0 — gốc</w:t>
+      </w:r>
+    </w:p>
+    <w:p>
+      <w:pPr>
+        <w:jc w:val="center"/>
+      </w:pPr>
+      <w:r>
+        <w:drawing>
+          <wp:inline xmlns:a="http://schemas.openxmlformats.org/drawingml/2006/main" xmlns:pic="http://schemas.openxmlformats.org/drawingml/2006/picture">
+            <wp:extent cx="4206240" cy="3217116"/>
+            <wp:docPr id="4" name="Picture 4"/>
+            <wp:cNvGraphicFramePr>
+              <a:graphicFrameLocks noChangeAspect="1"/>
+            </wp:cNvGraphicFramePr>
+            <a:graphic>
+              <a:graphicData uri="http://schemas.openxmlformats.org/drawingml/2006/picture">
+                <pic:pic>
+                  <pic:nvPicPr>
+                    <pic:cNvPr id="0" name="products-v1.png"/>
+                    <pic:cNvPicPr/>
+                  </pic:nvPicPr>
+                  <pic:blipFill>
+                    <a:blip r:embed="rId12"/>
+                    <a:stretch>
+                      <a:fillRect/>
+                    </a:stretch>
+                  </pic:blipFill>
+                  <pic:spPr>
+                    <a:xfrm>
+                      <a:off x="0" y="0"/>
+                      <a:ext cx="4206240" cy="3217116"/>
+                    </a:xfrm>
+                    <a:prstGeom prst="rect"/>
+                  </pic:spPr>
+                </pic:pic>
+              </a:graphicData>
+            </a:graphic>
+          </wp:inline>
+        </w:drawing>
+      </w:r>
+    </w:p>
+    <w:p>
+      <w:pPr>
+        <w:jc w:val="center"/>
+      </w:pPr>
+      <w:r>
+        <w:rPr>
+          <w:i/>
+          <w:sz w:val="23"/>
+        </w:rPr>
         <w:t>V1 — dark theme</w:t>
       </w:r>
     </w:p>
@@ -5307,7 +5238,7 @@
                     <pic:cNvPicPr/>
                   </pic:nvPicPr>
                   <pic:blipFill>
-                    <a:blip r:embed="rId12"/>
+                    <a:blip r:embed="rId13"/>
                     <a:stretch>
                       <a:fillRect/>
                     </a:stretch>
@@ -5358,7 +5289,7 @@
                     <pic:cNvPicPr/>
                   </pic:nvPicPr>
                   <pic:blipFill>
-                    <a:blip r:embed="rId13"/>
+                    <a:blip r:embed="rId14"/>
                     <a:stretch>
                       <a:fillRect/>
                     </a:stretch>
@@ -6150,7 +6081,7 @@
     </w:p>
     <w:p>
       <w:pPr>
-        <w:pStyle w:val="ListBullet"/>
+        <w:ind w:left="357"/>
       </w:pPr>
       <w:r>
         <w:t xml:space="preserve">1. </w:t>
@@ -6163,6 +6094,186 @@
       </w:r>
       <w:r>
         <w:t xml:space="preserve"> chụp 4 màn hình (login, bảng Products, 2 trang hồ sơ khách hàng chứa PII) ở viewport 1280×1100; trích tự động ground-truth bounding box của 40 phần tử mục tiêu từ DOM.</w:t>
+      </w:r>
+    </w:p>
+    <w:p>
+      <w:pPr>
+        <w:ind w:left="357"/>
+      </w:pPr>
+      <w:r>
+        <w:t xml:space="preserve">2. </w:t>
+      </w:r>
+      <w:r>
+        <w:rPr>
+          <w:b/>
+        </w:rPr>
+        <w:t>Mask:</w:t>
+      </w:r>
+      <w:r>
+        <w:t xml:space="preserve"> sinh 2 phiên bản che vùng PII theo tọa độ biết trước bằng thư viện sharp: </w:t>
+      </w:r>
+      <w:r>
+        <w:rPr>
+          <w:b/>
+        </w:rPr>
+        <w:t>blur</w:t>
+      </w:r>
+      <w:r>
+        <w:t xml:space="preserve"> (Gaussian) và </w:t>
+      </w:r>
+      <w:r>
+        <w:rPr>
+          <w:b/>
+        </w:rPr>
+        <w:t>pixelate</w:t>
+      </w:r>
+      <w:r>
+        <w:t>; hai màn hình không chứa PII giữ nguyên làm đối chứng nội bộ.</w:t>
+      </w:r>
+    </w:p>
+    <w:p>
+      <w:pPr>
+        <w:ind w:left="357"/>
+      </w:pPr>
+      <w:r>
+        <w:t xml:space="preserve">3. </w:t>
+      </w:r>
+      <w:r>
+        <w:rPr>
+          <w:b/>
+        </w:rPr>
+        <w:t>Benchmark:</w:t>
+      </w:r>
+      <w:r>
+        <w:t xml:space="preserve"> với mỗi ảnh × mỗi mô tả ngôn ngữ tự nhiên của 40 phần tử, gọi VLM yêu cầu trả bounding box; 3 điều kiện (gốc/blur/pixel) × 3 lần lặp = 360 lượt gọi. Prompt yêu cầu tọa độ theo quy ước chuẩn hóa 0–1000 của Qwen-VL, harness quy đổi về pixel (bài học về quy ước tọa độ: mục 4.7); toàn bộ câu trả lời thô lưu tại </w:t>
+      </w:r>
+      <w:r>
+        <w:rPr>
+          <w:rFonts w:ascii="Consolas" w:hAnsi="Consolas"/>
+          <w:sz w:val="23"/>
+        </w:rPr>
+        <w:t>raw-calls.jsonl</w:t>
+      </w:r>
+      <w:r>
+        <w:t xml:space="preserve"> phục vụ audit.</w:t>
+      </w:r>
+    </w:p>
+    <w:p>
+      <w:r>
+        <w:t xml:space="preserve">Chỉ số: </w:t>
+      </w:r>
+      <w:r>
+        <w:rPr>
+          <w:b/>
+        </w:rPr>
+        <w:t>hit-rate</w:t>
+      </w:r>
+      <w:r>
+        <w:t xml:space="preserve"> (tâm của box dự đoán rơi vào ground-truth box) và </w:t>
+      </w:r>
+      <w:r>
+        <w:rPr>
+          <w:b/>
+        </w:rPr>
+        <w:t>IoU</w:t>
+      </w:r>
+      <w:r>
+        <w:t xml:space="preserve"> (intersection-over-union giữa hai box), so sánh giữa ba điều kiện, tách theo màn hình có mask/không mask.</w:t>
+      </w:r>
+    </w:p>
+    <w:p>
+      <w:pPr>
+        <w:pStyle w:val="Heading2"/>
+      </w:pPr>
+      <w:r>
+        <w:t>3.10. Tính tái lập</w:t>
+      </w:r>
+    </w:p>
+    <w:p>
+      <w:r>
+        <w:t>Toàn bộ gói thực nghiệm công khai trên GitHub (</w:t>
+      </w:r>
+      <w:r>
+        <w:rPr>
+          <w:rFonts w:ascii="Consolas" w:hAnsi="Consolas"/>
+          <w:sz w:val="23"/>
+        </w:rPr>
+        <w:t>cpk/doanai</w:t>
+      </w:r>
+      <w:r>
+        <w:t>, chuyển public khi bảo vệ): mã nguồn ứng dụng + biến thể, hai bộ test, harness, module masking, số liệu thô và script phân tích. Các biện pháp cụ thể: phiên bản công cụ khóa bằng lockfile; model ID + bảng giá ghim trong tài liệu; app đóng băng bằng tag; các nhánh bằng chứng (</w:t>
+      </w:r>
+      <w:r>
+        <w:rPr>
+          <w:rFonts w:ascii="Consolas" w:hAnsi="Consolas"/>
+          <w:sz w:val="23"/>
+        </w:rPr>
+        <w:t>rq2-fix-*</w:t>
+      </w:r>
+      <w:r>
+        <w:t xml:space="preserve">, </w:t>
+      </w:r>
+      <w:r>
+        <w:rPr>
+          <w:rFonts w:ascii="Consolas" w:hAnsi="Consolas"/>
+          <w:sz w:val="23"/>
+        </w:rPr>
+        <w:t>rq2-agent-*</w:t>
+      </w:r>
+      <w:r>
+        <w:t xml:space="preserve">, </w:t>
+      </w:r>
+      <w:r>
+        <w:rPr>
+          <w:rFonts w:ascii="Consolas" w:hAnsi="Consolas"/>
+          <w:sz w:val="23"/>
+        </w:rPr>
+        <w:t>rq3-seeded-bugs</w:t>
+      </w:r>
+      <w:r>
+        <w:t xml:space="preserve">) giữ nguyên trên remote; toàn bộ hình và bảng của Chương 4 sinh lại bằng một lệnh </w:t>
+      </w:r>
+      <w:r>
+        <w:rPr>
+          <w:rFonts w:ascii="Consolas" w:hAnsi="Consolas"/>
+          <w:sz w:val="23"/>
+        </w:rPr>
+        <w:t>python3 harness/make-figures.py</w:t>
+      </w:r>
+      <w:r>
+        <w:t xml:space="preserve"> từ CSV đã commit. Hướng dẫn tái lập từng bước tại Phụ lục A.</w:t>
+      </w:r>
+    </w:p>
+    <w:p>
+      <w:r>
+        <w:rPr>
+          <w:i/>
+        </w:rPr>
+        <w:t>Chuyển tiếp:</w:t>
+      </w:r>
+      <w:r>
+        <w:t xml:space="preserve"> với thiết kế trên, Chương 4 trình bày kết quả định lượng của bốn câu hỏi nghiên cứu và thảo luận các đánh đổi quan sát được.</w:t>
+      </w:r>
+    </w:p>
+    <w:p>
+      <w:r>
+        <w:br w:type="page"/>
+      </w:r>
+    </w:p>
+    <w:p>
+      <w:pPr>
+        <w:pStyle w:val="Heading1"/>
+      </w:pPr>
+      <w:r>
+        <w:t>Chương 4 — Kết quả thực nghiệm và thảo luận</w:t>
+      </w:r>
+    </w:p>
+    <w:p>
+      <w:pPr>
+        <w:pStyle w:val="Heading2"/>
+      </w:pPr>
+      <w:r>
+        <w:t>4.1. Thiết lập thực nghiệm</w:t>
       </w:r>
     </w:p>
     <w:p>
@@ -6170,34 +6281,33 @@
         <w:pStyle w:val="ListBullet"/>
       </w:pPr>
       <w:r>
-        <w:t xml:space="preserve">2. </w:t>
-      </w:r>
-      <w:r>
         <w:rPr>
           <w:b/>
         </w:rPr>
-        <w:t>Mask:</w:t>
-      </w:r>
-      <w:r>
-        <w:t xml:space="preserve"> sinh 2 phiên bản che vùng PII theo tọa độ biết trước bằng thư viện sharp: </w:t>
+        <w:t>Ứng dụng đo:</w:t>
+      </w:r>
+      <w:r>
+        <w:t xml:space="preserve"> "Mini Shop Manager" (Vite + React + TS, mock data), 2 vai trò đăng nhập (admin/staff), trang hồ sơ khách hàng chứa PII giả. Ứng dụng đóng băng tại tag </w:t>
       </w:r>
       <w:r>
         <w:rPr>
-          <w:b/>
+          <w:rFonts w:ascii="Consolas" w:hAnsi="Consolas"/>
+          <w:sz w:val="23"/>
         </w:rPr>
-        <w:t>blur</w:t>
-      </w:r>
-      <w:r>
-        <w:t xml:space="preserve"> (Gaussian) và </w:t>
+        <w:t>app-v1.0</w:t>
+      </w:r>
+      <w:r>
+        <w:t xml:space="preserve">; 4 biến thể trình bày V0 (gốc), V1 (dark theme), V2 (topbar + đảo thứ tự cột/toolbar/icon hành động), V3 (đổi bộ icon + nhãn nút/placeholder) cấu hình tập trung tại </w:t>
       </w:r>
       <w:r>
         <w:rPr>
-          <w:b/>
+          <w:rFonts w:ascii="Consolas" w:hAnsi="Consolas"/>
+          <w:sz w:val="23"/>
         </w:rPr>
-        <w:t>pixelate</w:t>
-      </w:r>
-      <w:r>
-        <w:t>; hai màn hình không chứa PII giữ nguyên làm đối chứng nội bộ.</w:t>
+        <w:t>app/src/variants.ts</w:t>
+      </w:r>
+      <w:r>
+        <w:t xml:space="preserve"> — chỉ đổi trình bày, không đổi logic.</w:t>
       </w:r>
     </w:p>
     <w:p>
@@ -6205,49 +6315,95 @@
         <w:pStyle w:val="ListBullet"/>
       </w:pPr>
       <w:r>
-        <w:t xml:space="preserve">3. </w:t>
-      </w:r>
-      <w:r>
         <w:rPr>
           <w:b/>
         </w:rPr>
-        <w:t>Benchmark:</w:t>
-      </w:r>
-      <w:r>
-        <w:t xml:space="preserve"> với mỗi ảnh × mỗi mô tả ngôn ngữ tự nhiên của 40 phần tử, gọi VLM yêu cầu trả bounding box; 3 điều kiện (gốc/blur/pixel) × 3 lần lặp = 360 lượt gọi. Prompt yêu cầu tọa độ theo quy ước chuẩn hóa 0–1000 của Qwen-VL, harness quy đổi về pixel (bài học về quy ước tọa độ: mục 4.7); toàn bộ câu trả lời thô lưu tại </w:t>
+        <w:t>Hai bộ test đối xứng 1–1, mỗi bộ 18 test</w:t>
+      </w:r>
+      <w:r>
+        <w:t xml:space="preserve"> chia 4 nhóm: A form nhập liệu (5), B danh sách/tìm kiếm (4), C CRUD (4), D thành phần tùy biến không nhãn ngữ nghĩa (5).</w:t>
+      </w:r>
+    </w:p>
+    <w:p>
+      <w:pPr>
+        <w:pStyle w:val="ListBullet"/>
+      </w:pPr>
+      <w:r>
+        <w:rPr>
+          <w:i/>
+        </w:rPr>
+        <w:t>Baseline (locator-based):</w:t>
+      </w:r>
+      <w:r>
+        <w:t xml:space="preserve"> Playwright, selector CSS/XPath cố định (nth-child, XPath neo text) — chủ ý đại diện cho lớp test giòn phổ biến trong thực tế.</w:t>
+      </w:r>
+    </w:p>
+    <w:p>
+      <w:pPr>
+        <w:pStyle w:val="ListBullet"/>
+      </w:pPr>
+      <w:r>
+        <w:rPr>
+          <w:i/>
+        </w:rPr>
+        <w:t>VLM-based:</w:t>
+      </w:r>
+      <w:r>
+        <w:t xml:space="preserve"> Midscene.js v1.10.3 + model ghim </w:t>
       </w:r>
       <w:r>
         <w:rPr>
           <w:rFonts w:ascii="Consolas" w:hAnsi="Consolas"/>
           <w:sz w:val="23"/>
         </w:rPr>
-        <w:t>raw-calls.jsonl</w:t>
-      </w:r>
-      <w:r>
-        <w:t xml:space="preserve"> phục vụ audit.</w:t>
+        <w:t>qwen/qwen3-vl-235b-a22b-instruct</w:t>
+      </w:r>
+      <w:r>
+        <w:t xml:space="preserve"> (OpenRouter, </w:t>
+      </w:r>
+      <w:r>
+        <w:rPr>
+          <w:rFonts w:ascii="Consolas" w:hAnsi="Consolas"/>
+          <w:sz w:val="23"/>
+        </w:rPr>
+        <w:t>MIDSCENE_MODEL_FAMILY=qwen3-vl</w:t>
+      </w:r>
+      <w:r>
+        <w:t>), test viết bằng ngôn ngữ tự nhiên, temperature = 0, cache tắt, không huấn luyện/fine-tune.</w:t>
       </w:r>
     </w:p>
     <w:p>
-      <w:r>
-        <w:t xml:space="preserve">Chỉ số: </w:t>
-      </w:r>
+      <w:pPr>
+        <w:pStyle w:val="ListBullet"/>
+      </w:pPr>
       <w:r>
         <w:rPr>
           <w:b/>
         </w:rPr>
-        <w:t>hit-rate</w:t>
-      </w:r>
-      <w:r>
-        <w:t xml:space="preserve"> (tâm của box dự đoán rơi vào ground-truth box) và </w:t>
+        <w:t>Quy trình đo:</w:t>
+      </w:r>
+      <w:r>
+        <w:t xml:space="preserve"> harness </w:t>
       </w:r>
       <w:r>
         <w:rPr>
-          <w:b/>
+          <w:rFonts w:ascii="Consolas" w:hAnsi="Consolas"/>
+          <w:sz w:val="23"/>
         </w:rPr>
-        <w:t>IoU</w:t>
-      </w:r>
-      <w:r>
-        <w:t xml:space="preserve"> (intersection-over-union giữa hai box), so sánh giữa ba điều kiện, tách theo màn hình có mask/không mask.</w:t>
+        <w:t>harness/run-matrix.mjs</w:t>
+      </w:r>
+      <w:r>
+        <w:t xml:space="preserve"> chạy ma trận {phương pháp} × {biến thể} × {5 lần lặp}, ghi từng test-result kèm wall-clock, số AI call, token in/out và chi phí API (giá ghim $0.20/M in, $0.88/M out) vào </w:t>
+      </w:r>
+      <w:r>
+        <w:rPr>
+          <w:rFonts w:ascii="Consolas" w:hAnsi="Consolas"/>
+          <w:sz w:val="23"/>
+        </w:rPr>
+        <w:t>results/raw/matrix-runs.csv</w:t>
+      </w:r>
+      <w:r>
+        <w:t>. Viewport cố định 1280×1100 cho cả hai bộ (lý do: mục 4.7). Môi trường: Node 24 LTS, Playwright 1.61, Chromium.</w:t>
       </w:r>
     </w:p>
     <w:p>
@@ -6255,292 +6411,7 @@
         <w:pStyle w:val="Heading2"/>
       </w:pPr>
       <w:r>
-        <w:t>3.10. Tính tái lập</w:t>
-      </w:r>
-    </w:p>
-    <w:p>
-      <w:r>
-        <w:t>Toàn bộ gói thực nghiệm công khai trên GitHub (</w:t>
-      </w:r>
-      <w:r>
-        <w:rPr>
-          <w:rFonts w:ascii="Consolas" w:hAnsi="Consolas"/>
-          <w:sz w:val="23"/>
-        </w:rPr>
-        <w:t>cpk/doanai</w:t>
-      </w:r>
-      <w:r>
-        <w:t>, chuyển public khi bảo vệ): mã nguồn ứng dụng + biến thể, hai bộ test, harness, module masking, số liệu thô và script phân tích. Các biện pháp cụ thể: phiên bản công cụ khóa bằng lockfile; model ID + bảng giá ghim trong tài liệu; app đóng băng bằng tag; các nhánh bằng chứng (</w:t>
-      </w:r>
-      <w:r>
-        <w:rPr>
-          <w:rFonts w:ascii="Consolas" w:hAnsi="Consolas"/>
-          <w:sz w:val="23"/>
-        </w:rPr>
-        <w:t>rq2-fix-*</w:t>
-      </w:r>
-      <w:r>
-        <w:t xml:space="preserve">, </w:t>
-      </w:r>
-      <w:r>
-        <w:rPr>
-          <w:rFonts w:ascii="Consolas" w:hAnsi="Consolas"/>
-          <w:sz w:val="23"/>
-        </w:rPr>
-        <w:t>rq2-agent-*</w:t>
-      </w:r>
-      <w:r>
-        <w:t xml:space="preserve">, </w:t>
-      </w:r>
-      <w:r>
-        <w:rPr>
-          <w:rFonts w:ascii="Consolas" w:hAnsi="Consolas"/>
-          <w:sz w:val="23"/>
-        </w:rPr>
-        <w:t>rq3-seeded-bugs</w:t>
-      </w:r>
-      <w:r>
-        <w:t xml:space="preserve">) giữ nguyên trên remote; toàn bộ hình và bảng của Chương 4 sinh lại bằng một lệnh </w:t>
-      </w:r>
-      <w:r>
-        <w:rPr>
-          <w:rFonts w:ascii="Consolas" w:hAnsi="Consolas"/>
-          <w:sz w:val="23"/>
-        </w:rPr>
-        <w:t>python3 harness/make-figures.py</w:t>
-      </w:r>
-      <w:r>
-        <w:t xml:space="preserve"> từ CSV đã commit. Hướng dẫn tái lập từng bước tại Phụ lục A.</w:t>
-      </w:r>
-    </w:p>
-    <w:p>
-      <w:r>
-        <w:rPr>
-          <w:i/>
-        </w:rPr>
-        <w:t>Chuyển tiếp:</w:t>
-      </w:r>
-      <w:r>
-        <w:t xml:space="preserve"> với thiết kế trên, Chương 4 trình bày kết quả định lượng của bốn câu hỏi nghiên cứu và thảo luận các đánh đổi quan sát được.</w:t>
-      </w:r>
-    </w:p>
-    <w:p>
-      <w:r>
-        <w:br w:type="page"/>
-      </w:r>
-    </w:p>
-    <w:p>
-      <w:pPr>
-        <w:pStyle w:val="Heading1"/>
-      </w:pPr>
-      <w:r>
-        <w:t>Chương 4 — Kết quả thực nghiệm và thảo luận</w:t>
-      </w:r>
-    </w:p>
-    <w:p>
-      <w:r>
-        <w:rPr>
-          <w:i/>
-          <w:color w:val="606060"/>
-          <w:sz w:val="22"/>
-        </w:rPr>
-        <w:t>Bản nháp sinh ngày 09/07/2026 từ số liệu chính thức trong repo. Mọi con số đều tái lập được: bảng tổng hợp `results/analysis-summary.md` và 5 hình `results/figures/` do `harness/make-figures.py` sinh từ `results/raw/matrix-runs.csv` + `masking/generated/grounding-results.csv`. Nội dung đã chốt đầy đủ (09/07/2026) — không còn TODO; chỉ còn việc định dạng theo template khoa khi ghép bản nộp (ghi chú cuối chương).</w:t>
-      </w:r>
-    </w:p>
-    <w:p>
-      <w:pPr>
-        <w:pStyle w:val="Heading2"/>
-      </w:pPr>
-      <w:r>
-        <w:t>4.1. Thiết lập thực nghiệm</w:t>
-      </w:r>
-    </w:p>
-    <w:p>
-      <w:pPr>
-        <w:pStyle w:val="ListBullet"/>
-      </w:pPr>
-      <w:r>
-        <w:rPr>
-          <w:b/>
-        </w:rPr>
-        <w:t>Ứng dụng đo:</w:t>
-      </w:r>
-      <w:r>
-        <w:t xml:space="preserve"> "Mini Shop Manager" (Vite + React + TS, mock data), 2 vai trò đăng nhập (admin/staff), trang hồ sơ khách hàng chứa PII giả. Ứng dụng đóng băng tại tag </w:t>
-      </w:r>
-      <w:r>
-        <w:rPr>
-          <w:rFonts w:ascii="Consolas" w:hAnsi="Consolas"/>
-          <w:sz w:val="23"/>
-        </w:rPr>
-        <w:t>app-v1.0</w:t>
-      </w:r>
-      <w:r>
-        <w:t xml:space="preserve">; 4 biến thể trình bày V0 (gốc), V1 (dark theme), V2 (topbar + đảo thứ tự cột/toolbar/icon hành động), V3 (đổi bộ icon + nhãn nút/placeholder) cấu hình tập trung tại </w:t>
-      </w:r>
-      <w:r>
-        <w:rPr>
-          <w:rFonts w:ascii="Consolas" w:hAnsi="Consolas"/>
-          <w:sz w:val="23"/>
-        </w:rPr>
-        <w:t>app/src/variants.ts</w:t>
-      </w:r>
-      <w:r>
-        <w:t xml:space="preserve"> — chỉ đổi trình bày, không đổi logic.</w:t>
-      </w:r>
-    </w:p>
-    <w:p>
-      <w:pPr>
-        <w:pStyle w:val="ListBullet"/>
-      </w:pPr>
-      <w:r>
-        <w:rPr>
-          <w:b/>
-        </w:rPr>
-        <w:t>Hai bộ test đối xứng 1–1, mỗi bộ 18 test</w:t>
-      </w:r>
-      <w:r>
-        <w:t xml:space="preserve"> chia 4 nhóm: A form nhập liệu (5), B danh sách/tìm kiếm (4), C CRUD (4), D thành phần tùy biến không nhãn ngữ nghĩa (5).</w:t>
-      </w:r>
-    </w:p>
-    <w:p>
-      <w:pPr>
-        <w:pStyle w:val="ListBullet"/>
-      </w:pPr>
-      <w:r>
-        <w:rPr>
-          <w:i/>
-        </w:rPr>
-        <w:t>Baseline (locator-based):</w:t>
-      </w:r>
-      <w:r>
-        <w:t xml:space="preserve"> Playwright, selector CSS/XPath cố định (nth-child, XPath neo text) — chủ ý đại diện cho lớp test giòn phổ biến trong thực tế.</w:t>
-      </w:r>
-    </w:p>
-    <w:p>
-      <w:pPr>
-        <w:pStyle w:val="ListBullet"/>
-      </w:pPr>
-      <w:r>
-        <w:rPr>
-          <w:i/>
-        </w:rPr>
-        <w:t>VLM-based:</w:t>
-      </w:r>
-      <w:r>
-        <w:t xml:space="preserve"> Midscene.js v1.10.3 + model ghim </w:t>
-      </w:r>
-      <w:r>
-        <w:rPr>
-          <w:rFonts w:ascii="Consolas" w:hAnsi="Consolas"/>
-          <w:sz w:val="23"/>
-        </w:rPr>
-        <w:t>qwen/qwen3-vl-235b-a22b-instruct</w:t>
-      </w:r>
-      <w:r>
-        <w:t xml:space="preserve"> (OpenRouter, </w:t>
-      </w:r>
-      <w:r>
-        <w:rPr>
-          <w:rFonts w:ascii="Consolas" w:hAnsi="Consolas"/>
-          <w:sz w:val="23"/>
-        </w:rPr>
-        <w:t>MIDSCENE_MODEL_FAMILY=qwen3-vl</w:t>
-      </w:r>
-      <w:r>
-        <w:t>), test viết bằng ngôn ngữ tự nhiên, temperature = 0, cache tắt, không huấn luyện/fine-tune.</w:t>
-      </w:r>
-    </w:p>
-    <w:p>
-      <w:pPr>
-        <w:pStyle w:val="ListBullet"/>
-      </w:pPr>
-      <w:r>
-        <w:rPr>
-          <w:b/>
-        </w:rPr>
-        <w:t>Quy trình đo:</w:t>
-      </w:r>
-      <w:r>
-        <w:t xml:space="preserve"> harness </w:t>
-      </w:r>
-      <w:r>
-        <w:rPr>
-          <w:rFonts w:ascii="Consolas" w:hAnsi="Consolas"/>
-          <w:sz w:val="23"/>
-        </w:rPr>
-        <w:t>harness/run-matrix.mjs</w:t>
-      </w:r>
-      <w:r>
-        <w:t xml:space="preserve"> chạy ma trận {phương pháp} × {biến thể} × {5 lần lặp}, ghi từng test-result kèm wall-clock, số AI call, token in/out và chi phí API (giá ghim $0.20/M in, $0.88/M out) vào </w:t>
-      </w:r>
-      <w:r>
-        <w:rPr>
-          <w:rFonts w:ascii="Consolas" w:hAnsi="Consolas"/>
-          <w:sz w:val="23"/>
-        </w:rPr>
-        <w:t>results/raw/matrix-runs.csv</w:t>
-      </w:r>
-      <w:r>
-        <w:t>. Viewport cố định 1280×1100 cho cả hai bộ (lý do: mục 4.7). Môi trường: Node 24 LTS, Playwright 1.61, Chromium.</w:t>
-      </w:r>
-    </w:p>
-    <w:p>
-      <w:pPr>
-        <w:pStyle w:val="Heading2"/>
-      </w:pPr>
-      <w:r>
         <w:t>4.2. RQ1 — Độ bền vững khi giao diện thay đổi</w:t>
-      </w:r>
-    </w:p>
-    <w:p>
-      <w:r>
-        <w:rPr>
-          <w:i/>
-        </w:rPr>
-        <w:t>Hình 4.1</w:t>
-      </w:r>
-      <w:r>
-        <w:t xml:space="preserve"> (</w:t>
-      </w:r>
-      <w:r>
-        <w:rPr>
-          <w:rFonts w:ascii="Consolas" w:hAnsi="Consolas"/>
-          <w:sz w:val="23"/>
-        </w:rPr>
-        <w:t>fig-rq1-passrate.png</w:t>
-      </w:r>
-      <w:r>
-        <w:t xml:space="preserve">) và </w:t>
-      </w:r>
-      <w:r>
-        <w:rPr>
-          <w:i/>
-        </w:rPr>
-        <w:t>Hình 4.2</w:t>
-      </w:r>
-      <w:r>
-        <w:t xml:space="preserve"> (</w:t>
-      </w:r>
-      <w:r>
-        <w:rPr>
-          <w:rFonts w:ascii="Consolas" w:hAnsi="Consolas"/>
-          <w:sz w:val="23"/>
-        </w:rPr>
-        <w:t>fig-rq1-time-cost.png</w:t>
-      </w:r>
-      <w:r>
-        <w:t xml:space="preserve">); số liệu: label </w:t>
-      </w:r>
-      <w:r>
-        <w:rPr>
-          <w:rFonts w:ascii="Consolas" w:hAnsi="Consolas"/>
-          <w:sz w:val="23"/>
-        </w:rPr>
-        <w:t>gd4-main</w:t>
-      </w:r>
-      <w:r>
-        <w:t>, 2×4×5 = 720 dòng.</w:t>
       </w:r>
     </w:p>
     <w:p>
@@ -6563,7 +6434,7 @@
                     <pic:cNvPicPr/>
                   </pic:nvPicPr>
                   <pic:blipFill>
-                    <a:blip r:embed="rId14"/>
+                    <a:blip r:embed="rId15"/>
                     <a:stretch>
                       <a:fillRect/>
                     </a:stretch>
@@ -6614,7 +6485,7 @@
                     <pic:cNvPicPr/>
                   </pic:nvPicPr>
                   <pic:blipFill>
-                    <a:blip r:embed="rId15"/>
+                    <a:blip r:embed="rId16"/>
                     <a:stretch>
                       <a:fillRect/>
                     </a:stretch>
@@ -6649,6 +6520,7 @@
       <w:tblPr>
         <w:tblStyle w:val="TableGrid"/>
         <w:tblW w:type="auto" w:w="0"/>
+        <w:tblLayout w:type="autofit"/>
         <w:tblLook w:firstColumn="1" w:firstRow="1" w:lastColumn="0" w:lastRow="0" w:noHBand="0" w:noVBand="1" w:val="04A0"/>
       </w:tblPr>
       <w:tblGrid>
@@ -7064,37 +6936,6 @@
       </w:r>
     </w:p>
     <w:p>
-      <w:r>
-        <w:rPr>
-          <w:i/>
-        </w:rPr>
-        <w:t>Hình 4.3</w:t>
-      </w:r>
-      <w:r>
-        <w:t xml:space="preserve"> (</w:t>
-      </w:r>
-      <w:r>
-        <w:rPr>
-          <w:rFonts w:ascii="Consolas" w:hAnsi="Consolas"/>
-          <w:sz w:val="23"/>
-        </w:rPr>
-        <w:t>fig-rq2-maintenance.png</w:t>
-      </w:r>
-      <w:r>
-        <w:t xml:space="preserve">); chi tiết: </w:t>
-      </w:r>
-      <w:r>
-        <w:rPr>
-          <w:rFonts w:ascii="Consolas" w:hAnsi="Consolas"/>
-          <w:sz w:val="23"/>
-        </w:rPr>
-        <w:t>results/rq2-maintenance.md</w:t>
-      </w:r>
-      <w:r>
-        <w:t>.</w:t>
-      </w:r>
-    </w:p>
-    <w:p>
       <w:pPr>
         <w:jc w:val="center"/>
       </w:pPr>
@@ -7114,7 +6955,7 @@
                     <pic:cNvPicPr/>
                   </pic:nvPicPr>
                   <pic:blipFill>
-                    <a:blip r:embed="rId16"/>
+                    <a:blip r:embed="rId17"/>
                     <a:stretch>
                       <a:fillRect/>
                     </a:stretch>
@@ -7204,6 +7045,7 @@
       <w:tblPr>
         <w:tblStyle w:val="TableGrid"/>
         <w:tblW w:type="auto" w:w="0"/>
+        <w:tblLayout w:type="autofit"/>
         <w:tblLook w:firstColumn="1" w:firstRow="1" w:lastColumn="0" w:lastRow="0" w:noHBand="0" w:noVBand="1" w:val="04A0"/>
       </w:tblPr>
       <w:tblGrid>
@@ -7894,47 +7736,6 @@
       </w:r>
     </w:p>
     <w:p>
-      <w:r>
-        <w:rPr>
-          <w:i/>
-        </w:rPr>
-        <w:t>Hình 4.4</w:t>
-      </w:r>
-      <w:r>
-        <w:t xml:space="preserve"> (</w:t>
-      </w:r>
-      <w:r>
-        <w:rPr>
-          <w:rFonts w:ascii="Consolas" w:hAnsi="Consolas"/>
-          <w:sz w:val="23"/>
-        </w:rPr>
-        <w:t>fig-rq3-detection.png</w:t>
-      </w:r>
-      <w:r>
-        <w:t xml:space="preserve">); số liệu: label </w:t>
-      </w:r>
-      <w:r>
-        <w:rPr>
-          <w:rFonts w:ascii="Consolas" w:hAnsi="Consolas"/>
-          <w:sz w:val="23"/>
-        </w:rPr>
-        <w:t>gd4-rbac-clean</w:t>
-      </w:r>
-      <w:r>
-        <w:t xml:space="preserve">, </w:t>
-      </w:r>
-      <w:r>
-        <w:rPr>
-          <w:rFonts w:ascii="Consolas" w:hAnsi="Consolas"/>
-          <w:sz w:val="23"/>
-        </w:rPr>
-        <w:t>gd4-rbac-seeded</w:t>
-      </w:r>
-      <w:r>
-        <w:t>.</w:t>
-      </w:r>
-    </w:p>
-    <w:p>
       <w:pPr>
         <w:jc w:val="center"/>
       </w:pPr>
@@ -7954,7 +7755,7 @@
                     <pic:cNvPicPr/>
                   </pic:nvPicPr>
                   <pic:blipFill>
-                    <a:blip r:embed="rId17"/>
+                    <a:blip r:embed="rId18"/>
                     <a:stretch>
                       <a:fillRect/>
                     </a:stretch>
@@ -8014,6 +7815,7 @@
       <w:tblPr>
         <w:tblStyle w:val="TableGrid"/>
         <w:tblW w:type="auto" w:w="0"/>
+        <w:tblLayout w:type="autofit"/>
         <w:tblLook w:firstColumn="1" w:firstRow="1" w:lastColumn="0" w:lastRow="0" w:noHBand="0" w:noVBand="1" w:val="04A0"/>
       </w:tblPr>
       <w:tblGrid>
@@ -8336,37 +8138,6 @@
       </w:r>
     </w:p>
     <w:p>
-      <w:r>
-        <w:rPr>
-          <w:i/>
-        </w:rPr>
-        <w:t>Hình 4.5</w:t>
-      </w:r>
-      <w:r>
-        <w:t xml:space="preserve"> (</w:t>
-      </w:r>
-      <w:r>
-        <w:rPr>
-          <w:rFonts w:ascii="Consolas" w:hAnsi="Consolas"/>
-          <w:sz w:val="23"/>
-        </w:rPr>
-        <w:t>fig-rq4-hitrate-iou.png</w:t>
-      </w:r>
-      <w:r>
-        <w:t xml:space="preserve">); số liệu: </w:t>
-      </w:r>
-      <w:r>
-        <w:rPr>
-          <w:rFonts w:ascii="Consolas" w:hAnsi="Consolas"/>
-          <w:sz w:val="23"/>
-        </w:rPr>
-        <w:t>masking/generated/grounding-results.csv</w:t>
-      </w:r>
-      <w:r>
-        <w:t xml:space="preserve"> (360 call = 40 item × 3 điều kiện × 3 lặp, $0.112).</w:t>
-      </w:r>
-    </w:p>
-    <w:p>
       <w:pPr>
         <w:jc w:val="center"/>
       </w:pPr>
@@ -8386,7 +8157,7 @@
                     <pic:cNvPicPr/>
                   </pic:nvPicPr>
                   <pic:blipFill>
-                    <a:blip r:embed="rId18"/>
+                    <a:blip r:embed="rId19"/>
                     <a:stretch>
                       <a:fillRect/>
                     </a:stretch>
@@ -8426,6 +8197,7 @@
       <w:tblPr>
         <w:tblStyle w:val="TableGrid"/>
         <w:tblW w:type="auto" w:w="0"/>
+        <w:tblLayout w:type="autofit"/>
         <w:tblLook w:firstColumn="1" w:firstRow="1" w:lastColumn="0" w:lastRow="0" w:noHBand="0" w:noVBand="1" w:val="04A0"/>
       </w:tblPr>
       <w:tblGrid>
@@ -8931,7 +8703,7 @@
     </w:p>
     <w:p>
       <w:pPr>
-        <w:pStyle w:val="ListBullet"/>
+        <w:ind w:left="357"/>
       </w:pPr>
       <w:r>
         <w:t xml:space="preserve">1. </w:t>
@@ -8948,7 +8720,7 @@
     </w:p>
     <w:p>
       <w:pPr>
-        <w:pStyle w:val="ListBullet"/>
+        <w:ind w:left="357"/>
       </w:pPr>
       <w:r>
         <w:t xml:space="preserve">2. </w:t>
@@ -8965,7 +8737,7 @@
     </w:p>
     <w:p>
       <w:pPr>
-        <w:pStyle w:val="ListBullet"/>
+        <w:ind w:left="357"/>
       </w:pPr>
       <w:r>
         <w:t xml:space="preserve">3. </w:t>
@@ -8982,7 +8754,7 @@
     </w:p>
     <w:p>
       <w:pPr>
-        <w:pStyle w:val="ListBullet"/>
+        <w:ind w:left="357"/>
       </w:pPr>
       <w:r>
         <w:t xml:space="preserve">4. </w:t>
@@ -9017,7 +8789,7 @@
     </w:p>
     <w:p>
       <w:pPr>
-        <w:pStyle w:val="ListBullet"/>
+        <w:ind w:left="357"/>
       </w:pPr>
       <w:r>
         <w:t xml:space="preserve">1. </w:t>
@@ -9034,7 +8806,7 @@
     </w:p>
     <w:p>
       <w:pPr>
-        <w:pStyle w:val="ListBullet"/>
+        <w:ind w:left="357"/>
       </w:pPr>
       <w:r>
         <w:t xml:space="preserve">2. </w:t>
@@ -9061,7 +8833,7 @@
     </w:p>
     <w:p>
       <w:pPr>
-        <w:pStyle w:val="ListBullet"/>
+        <w:ind w:left="357"/>
       </w:pPr>
       <w:r>
         <w:t xml:space="preserve">3. </w:t>
@@ -9108,7 +8880,7 @@
     </w:p>
     <w:p>
       <w:pPr>
-        <w:pStyle w:val="ListBullet"/>
+        <w:ind w:left="357"/>
       </w:pPr>
       <w:r>
         <w:t xml:space="preserve">4. </w:t>
@@ -9125,7 +8897,7 @@
     </w:p>
     <w:p>
       <w:pPr>
-        <w:pStyle w:val="ListBullet"/>
+        <w:ind w:left="357"/>
       </w:pPr>
       <w:r>
         <w:t xml:space="preserve">5. </w:t>
@@ -9151,7 +8923,7 @@
     </w:p>
     <w:p>
       <w:pPr>
-        <w:pStyle w:val="ListBullet"/>
+        <w:ind w:left="357"/>
       </w:pPr>
       <w:r>
         <w:t xml:space="preserve">6. </w:t>
@@ -9164,11 +8936,6 @@
       </w:r>
       <w:r>
         <w:t xml:space="preserve"> flakiness = 0 đo được ở temperature = 0 với input tĩnh; thay đổi nhỏ về render (font, AA, độ phân giải) hoặc provider routing có thể tạo phương sai chưa quan sát được.</w:t>
-      </w:r>
-    </w:p>
-    <w:p>
-      <w:r>
-        <w:t>Ghi chú khi chuyển vào báo cáo chính thức: (1) đánh số lại hình/bảng theo template của khoa (bản DOCX sinh tự động đã nhúng đủ hình); (2) khi rà Chương 2 lần cuối, thêm trích dẫn chéo tại 4.6 (GPTDroid [2], VETL [3], VisionDroid/Trident [4], ITeM [13] cho luận điểm "test theo ý định", NaviQAte [10] cho mức trần độ tin cậy agent).</w:t>
       </w:r>
     </w:p>
     <w:p>
@@ -9186,16 +8953,6 @@
     </w:p>
     <w:p>
       <w:r>
-        <w:rPr>
-          <w:i/>
-          <w:color w:val="606060"/>
-          <w:sz w:val="22"/>
-        </w:rPr>
-        <w:t>Nháp hoàn chỉnh 09/07/2026. Số liệu lấy từ Chương 4; đối chiếu contribution theo Step 4 của hướng dẫn GVHD.</w:t>
-      </w:r>
-    </w:p>
-    <w:p>
-      <w:r>
         <w:t>Đồ án đã thực hiện một nghiên cứu thực nghiệm so sánh định lượng giữa kiểm thử GUI dựa trên locator truyền thống (Playwright) và kiểm thử dựa trên VLM (Midscene.js + Qwen3-VL) trên cùng một ứng dụng web mẫu, cùng một bộ 18 kịch bản, với 4 biến thể giao diện được kiểm soát chủ động và mỗi phép đo lặp 5 lần. Chương này tổng kết câu trả lời cho bốn câu hỏi nghiên cứu (5.1), đối chiếu các đóng góp cam kết với sản phẩm thực tế (5.2), thừa nhận các hạn chế (5.3) và đề xuất hướng phát triển (5.4).</w:t>
       </w:r>
     </w:p>
@@ -9364,6 +9121,7 @@
       <w:tblPr>
         <w:tblStyle w:val="TableGrid"/>
         <w:tblW w:type="auto" w:w="0"/>
+        <w:tblLayout w:type="autofit"/>
         <w:tblLook w:firstColumn="1" w:firstRow="1" w:lastColumn="0" w:lastRow="0" w:noHBand="0" w:noVBand="1" w:val="04A0"/>
       </w:tblPr>
       <w:tblGrid>
@@ -9859,7 +9617,7 @@
     </w:p>
     <w:p>
       <w:pPr>
-        <w:pStyle w:val="ListBullet"/>
+        <w:ind w:left="357"/>
       </w:pPr>
       <w:r>
         <w:t xml:space="preserve">1. </w:t>
@@ -9876,7 +9634,7 @@
     </w:p>
     <w:p>
       <w:pPr>
-        <w:pStyle w:val="ListBullet"/>
+        <w:ind w:left="357"/>
       </w:pPr>
       <w:r>
         <w:t xml:space="preserve">2. </w:t>
@@ -9913,7 +9671,7 @@
     </w:p>
     <w:p>
       <w:pPr>
-        <w:pStyle w:val="ListBullet"/>
+        <w:ind w:left="357"/>
       </w:pPr>
       <w:r>
         <w:t xml:space="preserve">3. </w:t>
@@ -9930,7 +9688,7 @@
     </w:p>
     <w:p>
       <w:pPr>
-        <w:pStyle w:val="ListBullet"/>
+        <w:ind w:left="357"/>
       </w:pPr>
       <w:r>
         <w:t xml:space="preserve">4. </w:t>
@@ -9973,16 +9731,6 @@
     </w:p>
     <w:p>
       <w:r>
-        <w:rPr>
-          <w:i/>
-          <w:color w:val="606060"/>
-          <w:sz w:val="22"/>
-        </w:rPr>
-        <w:t>Thứ tự [1]–[15] khớp `docs/notes-papers.md` và các trích dẫn trong Chương 2/4. Nguồn đã xác minh qua arXiv/ACM DL/IEEE (07/2026); kiểm tra lại DOI khi nộp.</w:t>
-      </w:r>
-    </w:p>
-    <w:p>
-      <w:r>
         <w:t>[1] J. Wang et al., "Software Testing with Large Language Models: Survey, Landscape, and Vision," IEEE Transactions on Software Engineering, vol. 50, no. 4, pp. 911–936, 2024. DOI: 10.1109/TSE.2024.3368208.</w:t>
       </w:r>
     </w:p>
@@ -10127,16 +9875,6 @@
       </w:r>
       <w:r>
         <w:t>).</w:t>
-      </w:r>
-    </w:p>
-    <w:p>
-      <w:r>
-        <w:rPr>
-          <w:i/>
-          <w:color w:val="606060"/>
-          <w:sz w:val="22"/>
-        </w:rPr>
-        <w:t>Ghi chú khi hoàn thiện: các bài AppAgent, Mobile-Agent, CogAgent, Ferret-UI, SeeClick, WebVoyager, UI-TARS được nhắc mức khái quát ở mục 2.1.2 — nếu quy định khoa yêu cầu trích dẫn đầy đủ mọi tên riêng, bổ sung mục cho từng bài (đều có trên arXiv).</w:t>
       </w:r>
     </w:p>
     <w:p>
@@ -10569,6 +10307,7 @@
       <w:tblPr>
         <w:tblStyle w:val="TableGrid"/>
         <w:tblW w:type="auto" w:w="0"/>
+        <w:tblLayout w:type="autofit"/>
         <w:tblLook w:firstColumn="1" w:firstRow="1" w:lastColumn="0" w:lastRow="0" w:noHBand="0" w:noVBand="1" w:val="04A0"/>
       </w:tblPr>
       <w:tblGrid>
@@ -12808,6 +12547,7 @@
       <w:tblPr>
         <w:tblStyle w:val="TableGrid"/>
         <w:tblW w:type="auto" w:w="0"/>
+        <w:tblLayout w:type="autofit"/>
         <w:tblLook w:firstColumn="1" w:firstRow="1" w:lastColumn="0" w:lastRow="0" w:noHBand="0" w:noVBand="1" w:val="04A0"/>
       </w:tblPr>
       <w:tblGrid>
@@ -13433,6 +13173,7 @@
       <w:tblPr>
         <w:tblStyle w:val="TableGrid"/>
         <w:tblW w:type="auto" w:w="0"/>
+        <w:tblLayout w:type="autofit"/>
         <w:tblLook w:firstColumn="1" w:firstRow="1" w:lastColumn="0" w:lastRow="0" w:noHBand="0" w:noVBand="1" w:val="04A0"/>
       </w:tblPr>
       <w:tblGrid>
@@ -14116,13 +13857,28 @@
       </w:r>
     </w:p>
     <w:p>
+      <w:pPr>
+        <w:ind w:left="567"/>
+      </w:pPr>
       <w:r>
         <w:rPr>
           <w:i/>
-          <w:color w:val="606060"/>
-          <w:sz w:val="22"/>
         </w:rPr>
-        <w:t>Bạn là tác nhân sửa chữa chuẩn hóa trong một thực nghiệm đo chi phí bảo trì bộ test. Giao thức, thực hiện đúng thứ tự: (1) ghi mốc thời gian T0; (2) chạy bộ test một lần để lấy danh sách test hỏng; (3) ghi mốc T1; (4) sửa các test hỏng theo quy tắc SỬA TỐI THIỂU: chỉ thay đổi selector/assertion trong các file test; KHÔNG tái cấu trúc, KHÔNG đổi cấu trúc test hay thêm helper, KHÔNG sửa ứng dụng hay cấu hình; ĐƯỢC đọc mã nguồn ứng dụng để chẩn đoán; KHÔNG đọc thư mục kết quả/tài liệu và KHÔNG xem các nhánh sửa khác — chỉ chẩn đoán từ output test và mã nguồn ứng dụng; (5) chạy lại đến khi toàn bộ 18 test pass, ghi mốc T2 ngay sau lần chạy xanh; (6) commit trên nhánh riêng; (7) báo cáo T0/T1/T2, số lần chạy suite, danh sách test đã sửa, và `git diff --stat`.</w:t>
+        <w:t xml:space="preserve">Bạn là tác nhân sửa chữa chuẩn hóa trong một thực nghiệm đo chi phí bảo trì bộ test. Giao thức, thực hiện đúng thứ tự: (1) ghi mốc thời gian T0; (2) chạy bộ test một lần để lấy danh sách test hỏng; (3) ghi mốc T1; (4) sửa các test hỏng theo quy tắc SỬA TỐI THIỂU: chỉ thay đổi selector/assertion trong các file test; KHÔNG tái cấu trúc, KHÔNG đổi cấu trúc test hay thêm helper, KHÔNG sửa ứng dụng hay cấu hình; ĐƯỢC đọc mã nguồn ứng dụng để chẩn đoán; KHÔNG đọc thư mục kết quả/tài liệu và KHÔNG xem các nhánh sửa khác — chỉ chẩn đoán từ output test và mã nguồn ứng dụng; (5) chạy lại đến khi toàn bộ 18 test pass, ghi mốc T2 ngay sau lần chạy xanh; (6) commit trên nhánh riêng; (7) báo cáo T0/T1/T2, số lần chạy suite, danh sách test đã sửa, và </w:t>
+      </w:r>
+      <w:r>
+        <w:rPr>
+          <w:rFonts w:ascii="Consolas" w:hAnsi="Consolas"/>
+          <w:i/>
+          <w:sz w:val="23"/>
+        </w:rPr>
+        <w:t>git diff --stat</w:t>
+      </w:r>
+      <w:r>
+        <w:rPr>
+          <w:i/>
+        </w:rPr>
+        <w:t>.</w:t>
       </w:r>
     </w:p>
     <w:p>
@@ -14181,6 +13937,7 @@
       </w:r>
     </w:p>
     <w:sectPr>
+      <w:footerReference w:type="default" r:id="rId9"/>
       <w:pgSz w:w="12240" w:h="15840"/>
       <w:pgMar w:top="1134" w:right="1134" w:bottom="1134" w:left="1701" w:header="720" w:footer="720" w:gutter="0"/>
       <w:cols w:space="720"/>
@@ -14188,6 +13945,22 @@
     </w:sectPr>
   </w:body>
 </w:document>
+</file>
+
+<file path=word/footer1.xml><?xml version="1.0" encoding="utf-8"?>
+<w:ftr xmlns:m="http://schemas.openxmlformats.org/officeDocument/2006/math" xmlns:mc="http://schemas.openxmlformats.org/markup-compatibility/2006" xmlns:mo="http://schemas.microsoft.com/office/mac/office/2008/main" xmlns:mv="urn:schemas-microsoft-com:mac:vml" xmlns:o="urn:schemas-microsoft-com:office:office" xmlns:r="http://schemas.openxmlformats.org/officeDocument/2006/relationships" xmlns:v="urn:schemas-microsoft-com:vml" xmlns:w10="urn:schemas-microsoft-com:office:word" xmlns:w14="http://schemas.microsoft.com/office/word/2010/wordml" xmlns:w="http://schemas.openxmlformats.org/wordprocessingml/2006/main" xmlns:wne="http://schemas.microsoft.com/office/word/2006/wordml" xmlns:wp14="http://schemas.microsoft.com/office/word/2010/wordprocessingDrawing" xmlns:wp="http://schemas.openxmlformats.org/drawingml/2006/wordprocessingDrawing" xmlns:wpc="http://schemas.microsoft.com/office/word/2010/wordprocessingCanvas" xmlns:wpg="http://schemas.microsoft.com/office/word/2010/wordprocessingGroup" xmlns:wpi="http://schemas.microsoft.com/office/word/2010/wordprocessingInk" xmlns:wps="http://schemas.microsoft.com/office/word/2010/wordprocessingShape" mc:Ignorable="w14 wp14">
+  <w:p>
+    <w:pPr>
+      <w:pStyle w:val="Footer"/>
+      <w:jc w:val="center"/>
+    </w:pPr>
+    <w:fldSimple w:instr="PAGE">
+      <w:r>
+        <w:t>1</w:t>
+      </w:r>
+    </w:fldSimple>
+  </w:p>
+</w:ftr>
 </file>
 
 <file path=word/numbering.xml><?xml version="1.0" encoding="utf-8"?>
@@ -14616,7 +14389,7 @@
     <w:pPr>
       <w:keepNext/>
       <w:keepLines/>
-      <w:spacing w:before="480" w:after="0"/>
+      <w:spacing w:before="360" w:after="160"/>
       <w:outlineLvl w:val="0"/>
     </w:pPr>
     <w:rPr>
@@ -14640,7 +14413,7 @@
     <w:pPr>
       <w:keepNext/>
       <w:keepLines/>
-      <w:spacing w:before="200" w:after="0"/>
+      <w:spacing w:before="280" w:after="160"/>
       <w:outlineLvl w:val="1"/>
     </w:pPr>
     <w:rPr>
@@ -14664,7 +14437,7 @@
     <w:pPr>
       <w:keepNext/>
       <w:keepLines/>
-      <w:spacing w:before="200" w:after="0"/>
+      <w:spacing w:before="200" w:after="160"/>
       <w:outlineLvl w:val="2"/>
     </w:pPr>
     <w:rPr>
